--- a/Экзамен_тест(вопросы).docx
+++ b/Экзамен_тест(вопросы).docx
@@ -12,13 +12,6 @@
         </w:rPr>
       </w:pPr>
       <w:bookmarkStart w:id="0" w:name="X02a9204101f7af836a6fc31572cb22bcc673f5e"/>
-      <w:r>
-        <w:rPr>
-          <w:rFonts w:ascii="Times New Roman" w:hAnsi="Times New Roman" w:cs="Times New Roman"/>
-          <w:lang w:val="ru-RU"/>
-        </w:rPr>
-        <w:t xml:space="preserve">Список вопросов для подготовки к экзаменационному тесту по </w:t>
-      </w:r>
       <w:bookmarkStart w:id="1" w:name="_GoBack"/>
       <w:bookmarkEnd w:id="1"/>
       <w:r>
@@ -26,7 +19,7 @@
           <w:rFonts w:ascii="Times New Roman" w:hAnsi="Times New Roman" w:cs="Times New Roman"/>
           <w:lang w:val="ru-RU"/>
         </w:rPr>
-        <w:t>инженерной геодезии</w:t>
+        <w:t>Список вопросов для подготовки к экзаменационному тесту по инженерной геодезии</w:t>
       </w:r>
     </w:p>
     <w:p>
@@ -43,6 +36,10 @@
     <w:sdt>
       <w:sdtPr>
         <w:rPr>
+          <w:rFonts w:asciiTheme="minorHAnsi" w:eastAsiaTheme="minorEastAsia" w:hAnsiTheme="minorHAnsi" w:cstheme="minorBidi"/>
+          <w:color w:val="auto"/>
+          <w:sz w:val="24"/>
+          <w:szCs w:val="24"/>
           <w:lang w:val="ru-RU"/>
         </w:rPr>
         <w:id w:val="869493326"/>
@@ -53,12 +50,8 @@
       </w:sdtPr>
       <w:sdtEndPr>
         <w:rPr>
-          <w:rFonts w:asciiTheme="minorHAnsi" w:eastAsiaTheme="minorEastAsia" w:hAnsiTheme="minorHAnsi" w:cstheme="minorBidi"/>
           <w:b/>
           <w:bCs/>
-          <w:color w:val="auto"/>
-          <w:sz w:val="24"/>
-          <w:szCs w:val="24"/>
           <w:lang w:val="en-US"/>
         </w:rPr>
       </w:sdtEndPr>
@@ -1113,8 +1106,8 @@
           <w:lang w:val="ru-RU"/>
         </w:rPr>
       </w:pPr>
-      <w:bookmarkStart w:id="3" w:name="раздел-1.-основные-понятия-геодезии"/>
-      <w:bookmarkStart w:id="4" w:name="_Toc229907033"/>
+      <w:bookmarkStart w:id="3" w:name="_Toc229907033"/>
+      <w:bookmarkStart w:id="4" w:name="раздел-1.-основные-понятия-геодезии"/>
       <w:bookmarkEnd w:id="2"/>
     </w:p>
     <w:p>
@@ -1134,341 +1127,604 @@
         </w:rPr>
         <w:t>Раздел 1. Основные понятия геодезии</w:t>
       </w:r>
+      <w:bookmarkEnd w:id="3"/>
+    </w:p>
+    <w:p>
+      <w:pPr>
+        <w:numPr>
+          <w:ilvl w:val="0"/>
+          <w:numId w:val="2"/>
+        </w:numPr>
+        <w:rPr>
+          <w:rFonts w:ascii="Times New Roman" w:hAnsi="Times New Roman" w:cs="Times New Roman"/>
+          <w:sz w:val="28"/>
+          <w:szCs w:val="28"/>
+          <w:lang w:val="ru-RU"/>
+        </w:rPr>
+      </w:pPr>
+      <w:r>
+        <w:rPr>
+          <w:rFonts w:ascii="Times New Roman" w:hAnsi="Times New Roman" w:cs="Times New Roman"/>
+          <w:sz w:val="28"/>
+          <w:szCs w:val="28"/>
+          <w:lang w:val="ru-RU"/>
+        </w:rPr>
+        <w:t xml:space="preserve">Наука, определяющая форму и размеры Земли и разрабатывающая методы измерений на земной поверхности в целях создания топографических карт и планов </w:t>
+      </w:r>
+      <w:r>
+        <w:rPr>
+          <w:rFonts w:ascii="Times New Roman" w:hAnsi="Times New Roman" w:cs="Times New Roman"/>
+          <w:sz w:val="28"/>
+          <w:szCs w:val="28"/>
+          <w:lang w:val="ru-RU"/>
+        </w:rPr>
+        <w:t>–</w:t>
+      </w:r>
+      <w:r>
+        <w:rPr>
+          <w:rFonts w:ascii="Times New Roman" w:hAnsi="Times New Roman" w:cs="Times New Roman"/>
+          <w:sz w:val="28"/>
+          <w:szCs w:val="28"/>
+          <w:lang w:val="ru-RU"/>
+        </w:rPr>
+        <w:t xml:space="preserve"> это:</w:t>
+      </w:r>
+    </w:p>
+    <w:p>
+      <w:pPr>
+        <w:numPr>
+          <w:ilvl w:val="0"/>
+          <w:numId w:val="2"/>
+        </w:numPr>
+        <w:rPr>
+          <w:rFonts w:ascii="Times New Roman" w:hAnsi="Times New Roman" w:cs="Times New Roman"/>
+          <w:sz w:val="28"/>
+          <w:szCs w:val="28"/>
+          <w:lang w:val="ru-RU"/>
+        </w:rPr>
+      </w:pPr>
+      <w:r>
+        <w:rPr>
+          <w:rFonts w:ascii="Times New Roman" w:hAnsi="Times New Roman" w:cs="Times New Roman"/>
+          <w:sz w:val="28"/>
+          <w:szCs w:val="28"/>
+          <w:lang w:val="ru-RU"/>
+        </w:rPr>
+        <w:t>Процесс определения направления относительно некоторой линии, положение которой известно, называют:</w:t>
+      </w:r>
+    </w:p>
+    <w:p>
+      <w:pPr>
+        <w:numPr>
+          <w:ilvl w:val="0"/>
+          <w:numId w:val="2"/>
+        </w:numPr>
+        <w:rPr>
+          <w:rFonts w:ascii="Times New Roman" w:hAnsi="Times New Roman" w:cs="Times New Roman"/>
+          <w:sz w:val="28"/>
+          <w:szCs w:val="28"/>
+        </w:rPr>
+      </w:pPr>
+      <w:r>
+        <w:rPr>
+          <w:rFonts w:ascii="Times New Roman" w:hAnsi="Times New Roman" w:cs="Times New Roman"/>
+          <w:sz w:val="28"/>
+          <w:szCs w:val="28"/>
+          <w:lang w:val="ru-RU"/>
+        </w:rPr>
+        <w:t xml:space="preserve">В обратной геодезической задаче известны координаты начальной точки и дирекционный угол. </w:t>
+      </w:r>
+      <w:r>
+        <w:rPr>
+          <w:rFonts w:ascii="Times New Roman" w:hAnsi="Times New Roman" w:cs="Times New Roman"/>
+          <w:sz w:val="28"/>
+          <w:szCs w:val="28"/>
+        </w:rPr>
+        <w:t>По формуле можно определить:</w:t>
+      </w:r>
+    </w:p>
+    <w:p>
+      <w:pPr>
+        <w:numPr>
+          <w:ilvl w:val="0"/>
+          <w:numId w:val="2"/>
+        </w:numPr>
+        <w:rPr>
+          <w:rFonts w:ascii="Times New Roman" w:hAnsi="Times New Roman" w:cs="Times New Roman"/>
+          <w:sz w:val="28"/>
+          <w:szCs w:val="28"/>
+          <w:lang w:val="ru-RU"/>
+        </w:rPr>
+      </w:pPr>
+      <w:r>
+        <w:rPr>
+          <w:rFonts w:ascii="Times New Roman" w:hAnsi="Times New Roman" w:cs="Times New Roman"/>
+          <w:sz w:val="28"/>
+          <w:szCs w:val="28"/>
+          <w:lang w:val="ru-RU"/>
+        </w:rPr>
+        <w:t>Построенное по определённым математическим законам, уменьшенное и обобщённое изображение поверхности Земли на плоскости называют:</w:t>
+      </w:r>
+    </w:p>
+    <w:p>
+      <w:pPr>
+        <w:numPr>
+          <w:ilvl w:val="0"/>
+          <w:numId w:val="2"/>
+        </w:numPr>
+        <w:rPr>
+          <w:rFonts w:ascii="Times New Roman" w:hAnsi="Times New Roman" w:cs="Times New Roman"/>
+          <w:sz w:val="28"/>
+          <w:szCs w:val="28"/>
+          <w:lang w:val="ru-RU"/>
+        </w:rPr>
+      </w:pPr>
+      <w:r>
+        <w:rPr>
+          <w:rFonts w:ascii="Times New Roman" w:hAnsi="Times New Roman" w:cs="Times New Roman"/>
+          <w:sz w:val="28"/>
+          <w:szCs w:val="28"/>
+          <w:lang w:val="ru-RU"/>
+        </w:rPr>
+        <w:t>Основным прибором для измерения превышений способом тригонометрического нивелирования является:</w:t>
+      </w:r>
+    </w:p>
+    <w:p>
+      <w:pPr>
+        <w:numPr>
+          <w:ilvl w:val="0"/>
+          <w:numId w:val="2"/>
+        </w:numPr>
+        <w:rPr>
+          <w:rFonts w:ascii="Times New Roman" w:hAnsi="Times New Roman" w:cs="Times New Roman"/>
+          <w:sz w:val="28"/>
+          <w:szCs w:val="28"/>
+        </w:rPr>
+      </w:pPr>
+      <w:r>
+        <w:rPr>
+          <w:rFonts w:ascii="Times New Roman" w:hAnsi="Times New Roman" w:cs="Times New Roman"/>
+          <w:sz w:val="28"/>
+          <w:szCs w:val="28"/>
+        </w:rPr>
+        <w:t>Рельефом земной поверхности называется:</w:t>
+      </w:r>
+    </w:p>
+    <w:p>
+      <w:pPr>
+        <w:numPr>
+          <w:ilvl w:val="0"/>
+          <w:numId w:val="2"/>
+        </w:numPr>
+        <w:rPr>
+          <w:rFonts w:ascii="Times New Roman" w:hAnsi="Times New Roman" w:cs="Times New Roman"/>
+          <w:sz w:val="28"/>
+          <w:szCs w:val="28"/>
+          <w:lang w:val="ru-RU"/>
+        </w:rPr>
+      </w:pPr>
+      <w:r>
+        <w:rPr>
+          <w:rFonts w:ascii="Times New Roman" w:hAnsi="Times New Roman" w:cs="Times New Roman"/>
+          <w:sz w:val="28"/>
+          <w:szCs w:val="28"/>
+          <w:lang w:val="ru-RU"/>
+        </w:rPr>
+        <w:t>С помощью чего в теодолите настраивается резкость изображения сетки нитей?</w:t>
+      </w:r>
+    </w:p>
+    <w:p>
+      <w:pPr>
+        <w:numPr>
+          <w:ilvl w:val="0"/>
+          <w:numId w:val="2"/>
+        </w:numPr>
+        <w:rPr>
+          <w:rFonts w:ascii="Times New Roman" w:hAnsi="Times New Roman" w:cs="Times New Roman"/>
+          <w:sz w:val="28"/>
+          <w:szCs w:val="28"/>
+          <w:lang w:val="ru-RU"/>
+        </w:rPr>
+      </w:pPr>
+      <w:r>
+        <w:rPr>
+          <w:rFonts w:ascii="Times New Roman" w:hAnsi="Times New Roman" w:cs="Times New Roman"/>
+          <w:sz w:val="28"/>
+          <w:szCs w:val="28"/>
+          <w:lang w:val="ru-RU"/>
+        </w:rPr>
+        <w:t>Чему равен отсчёт по горизонтальному кругу на рисунке?</w:t>
+      </w:r>
+    </w:p>
+    <w:p>
+      <w:pPr>
+        <w:numPr>
+          <w:ilvl w:val="0"/>
+          <w:numId w:val="2"/>
+        </w:numPr>
+        <w:rPr>
+          <w:rFonts w:ascii="Times New Roman" w:hAnsi="Times New Roman" w:cs="Times New Roman"/>
+          <w:sz w:val="28"/>
+          <w:szCs w:val="28"/>
+          <w:lang w:val="ru-RU"/>
+        </w:rPr>
+      </w:pPr>
+      <w:r>
+        <w:rPr>
+          <w:rFonts w:ascii="Times New Roman" w:hAnsi="Times New Roman" w:cs="Times New Roman"/>
+          <w:sz w:val="28"/>
+          <w:szCs w:val="28"/>
+          <w:lang w:val="ru-RU"/>
+        </w:rPr>
+        <w:t>Ось цилиндрического уровня при алидаде горизонтального круга в теодолите должна быть:</w:t>
+      </w:r>
+    </w:p>
+    <w:p>
+      <w:pPr>
+        <w:numPr>
+          <w:ilvl w:val="0"/>
+          <w:numId w:val="2"/>
+        </w:numPr>
+        <w:rPr>
+          <w:rFonts w:ascii="Times New Roman" w:hAnsi="Times New Roman" w:cs="Times New Roman"/>
+          <w:sz w:val="28"/>
+          <w:szCs w:val="28"/>
+          <w:lang w:val="ru-RU"/>
+        </w:rPr>
+      </w:pPr>
+      <w:r>
+        <w:rPr>
+          <w:rFonts w:ascii="Times New Roman" w:hAnsi="Times New Roman" w:cs="Times New Roman"/>
+          <w:sz w:val="28"/>
+          <w:szCs w:val="28"/>
+          <w:lang w:val="ru-RU"/>
+        </w:rPr>
+        <w:t>При средних условиях допустимая относительная погрешность измерения расстояний составляет:</w:t>
+      </w:r>
+    </w:p>
+    <w:p>
+      <w:pPr>
+        <w:numPr>
+          <w:ilvl w:val="0"/>
+          <w:numId w:val="2"/>
+        </w:numPr>
+        <w:rPr>
+          <w:rFonts w:ascii="Times New Roman" w:hAnsi="Times New Roman" w:cs="Times New Roman"/>
+          <w:sz w:val="28"/>
+          <w:szCs w:val="28"/>
+          <w:lang w:val="ru-RU"/>
+        </w:rPr>
+      </w:pPr>
+      <w:r>
+        <w:rPr>
+          <w:rFonts w:ascii="Times New Roman" w:hAnsi="Times New Roman" w:cs="Times New Roman"/>
+          <w:sz w:val="28"/>
+          <w:szCs w:val="28"/>
+          <w:lang w:val="ru-RU"/>
+        </w:rPr>
+        <w:t>Вид геодезических измерений, в результате которых определяются превышения точек, называется:</w:t>
+      </w:r>
+    </w:p>
+    <w:p>
+      <w:pPr>
+        <w:numPr>
+          <w:ilvl w:val="0"/>
+          <w:numId w:val="2"/>
+        </w:numPr>
+        <w:rPr>
+          <w:rFonts w:ascii="Times New Roman" w:hAnsi="Times New Roman" w:cs="Times New Roman"/>
+          <w:sz w:val="28"/>
+          <w:szCs w:val="28"/>
+          <w:lang w:val="ru-RU"/>
+        </w:rPr>
+      </w:pPr>
+      <w:r>
+        <w:rPr>
+          <w:rFonts w:ascii="Times New Roman" w:hAnsi="Times New Roman" w:cs="Times New Roman"/>
+          <w:sz w:val="28"/>
+          <w:szCs w:val="28"/>
+          <w:lang w:val="ru-RU"/>
+        </w:rPr>
+        <w:t>Горизонтальный штрих сетки нитей нивелира должен быть:</w:t>
+      </w:r>
+    </w:p>
+    <w:p>
+      <w:pPr>
+        <w:pStyle w:val="2"/>
+        <w:rPr>
+          <w:rFonts w:ascii="Times New Roman" w:hAnsi="Times New Roman" w:cs="Times New Roman"/>
+          <w:sz w:val="28"/>
+          <w:szCs w:val="28"/>
+        </w:rPr>
+      </w:pPr>
+      <w:bookmarkStart w:id="5" w:name="_Toc229907034"/>
+      <w:bookmarkStart w:id="6" w:name="раздел-2.-теодолитный-ход"/>
       <w:bookmarkEnd w:id="4"/>
-    </w:p>
-    <w:p>
-      <w:pPr>
-        <w:numPr>
-          <w:ilvl w:val="0"/>
-          <w:numId w:val="2"/>
-        </w:numPr>
-        <w:rPr>
-          <w:rFonts w:ascii="Times New Roman" w:hAnsi="Times New Roman" w:cs="Times New Roman"/>
-          <w:sz w:val="28"/>
-          <w:szCs w:val="28"/>
-          <w:lang w:val="ru-RU"/>
-        </w:rPr>
-      </w:pPr>
-      <w:r>
-        <w:rPr>
-          <w:rFonts w:ascii="Times New Roman" w:hAnsi="Times New Roman" w:cs="Times New Roman"/>
-          <w:sz w:val="28"/>
-          <w:szCs w:val="28"/>
-          <w:lang w:val="ru-RU"/>
-        </w:rPr>
-        <w:t xml:space="preserve">Наука, определяющая форму и размеры Земли и разрабатывающая методы измерений на земной поверхности в целях создания топографических карт и планов </w:t>
-      </w:r>
-      <w:r>
-        <w:rPr>
-          <w:rFonts w:ascii="Times New Roman" w:hAnsi="Times New Roman" w:cs="Times New Roman"/>
-          <w:sz w:val="28"/>
-          <w:szCs w:val="28"/>
-          <w:lang w:val="ru-RU"/>
-        </w:rPr>
-        <w:t>–</w:t>
-      </w:r>
-      <w:r>
-        <w:rPr>
-          <w:rFonts w:ascii="Times New Roman" w:hAnsi="Times New Roman" w:cs="Times New Roman"/>
-          <w:sz w:val="28"/>
-          <w:szCs w:val="28"/>
-          <w:lang w:val="ru-RU"/>
-        </w:rPr>
-        <w:t xml:space="preserve"> это:</w:t>
-      </w:r>
-    </w:p>
-    <w:p>
-      <w:pPr>
-        <w:numPr>
-          <w:ilvl w:val="0"/>
-          <w:numId w:val="2"/>
-        </w:numPr>
-        <w:rPr>
-          <w:rFonts w:ascii="Times New Roman" w:hAnsi="Times New Roman" w:cs="Times New Roman"/>
-          <w:sz w:val="28"/>
-          <w:szCs w:val="28"/>
-          <w:lang w:val="ru-RU"/>
-        </w:rPr>
-      </w:pPr>
-      <w:r>
-        <w:rPr>
-          <w:rFonts w:ascii="Times New Roman" w:hAnsi="Times New Roman" w:cs="Times New Roman"/>
-          <w:sz w:val="28"/>
-          <w:szCs w:val="28"/>
-          <w:lang w:val="ru-RU"/>
-        </w:rPr>
-        <w:t>Процесс определения направления относительно некоторой линии, положение которой известно, называют:</w:t>
-      </w:r>
-    </w:p>
-    <w:p>
-      <w:pPr>
-        <w:numPr>
-          <w:ilvl w:val="0"/>
-          <w:numId w:val="2"/>
-        </w:numPr>
-        <w:rPr>
-          <w:rFonts w:ascii="Times New Roman" w:hAnsi="Times New Roman" w:cs="Times New Roman"/>
-          <w:sz w:val="28"/>
-          <w:szCs w:val="28"/>
-        </w:rPr>
-      </w:pPr>
-      <w:r>
-        <w:rPr>
-          <w:rFonts w:ascii="Times New Roman" w:hAnsi="Times New Roman" w:cs="Times New Roman"/>
-          <w:sz w:val="28"/>
-          <w:szCs w:val="28"/>
-          <w:lang w:val="ru-RU"/>
-        </w:rPr>
-        <w:t>В о</w:t>
-      </w:r>
-      <w:r>
-        <w:rPr>
-          <w:rFonts w:ascii="Times New Roman" w:hAnsi="Times New Roman" w:cs="Times New Roman"/>
-          <w:sz w:val="28"/>
-          <w:szCs w:val="28"/>
-          <w:lang w:val="ru-RU"/>
-        </w:rPr>
-        <w:t xml:space="preserve">братной геодезической задаче известны координаты начальной точки и дирекционный угол. </w:t>
-      </w:r>
-      <w:r>
-        <w:rPr>
-          <w:rFonts w:ascii="Times New Roman" w:hAnsi="Times New Roman" w:cs="Times New Roman"/>
-          <w:sz w:val="28"/>
-          <w:szCs w:val="28"/>
-        </w:rPr>
-        <w:t>По формуле можно определить:</w:t>
-      </w:r>
-    </w:p>
-    <w:p>
-      <w:pPr>
-        <w:numPr>
-          <w:ilvl w:val="0"/>
-          <w:numId w:val="2"/>
-        </w:numPr>
-        <w:rPr>
-          <w:rFonts w:ascii="Times New Roman" w:hAnsi="Times New Roman" w:cs="Times New Roman"/>
-          <w:sz w:val="28"/>
-          <w:szCs w:val="28"/>
-          <w:lang w:val="ru-RU"/>
-        </w:rPr>
-      </w:pPr>
-      <w:r>
-        <w:rPr>
-          <w:rFonts w:ascii="Times New Roman" w:hAnsi="Times New Roman" w:cs="Times New Roman"/>
-          <w:sz w:val="28"/>
-          <w:szCs w:val="28"/>
-          <w:lang w:val="ru-RU"/>
-        </w:rPr>
-        <w:t>Построенное по определённым математическим законам, уменьшенное и обобщённое изображение поверхности Земли на плоскости называют:</w:t>
-      </w:r>
-    </w:p>
-    <w:p>
-      <w:pPr>
-        <w:numPr>
-          <w:ilvl w:val="0"/>
-          <w:numId w:val="2"/>
-        </w:numPr>
-        <w:rPr>
-          <w:rFonts w:ascii="Times New Roman" w:hAnsi="Times New Roman" w:cs="Times New Roman"/>
-          <w:sz w:val="28"/>
-          <w:szCs w:val="28"/>
-          <w:lang w:val="ru-RU"/>
-        </w:rPr>
-      </w:pPr>
-      <w:r>
-        <w:rPr>
-          <w:rFonts w:ascii="Times New Roman" w:hAnsi="Times New Roman" w:cs="Times New Roman"/>
-          <w:sz w:val="28"/>
-          <w:szCs w:val="28"/>
-          <w:lang w:val="ru-RU"/>
-        </w:rPr>
-        <w:t>Основным пр</w:t>
-      </w:r>
-      <w:r>
-        <w:rPr>
-          <w:rFonts w:ascii="Times New Roman" w:hAnsi="Times New Roman" w:cs="Times New Roman"/>
-          <w:sz w:val="28"/>
-          <w:szCs w:val="28"/>
-          <w:lang w:val="ru-RU"/>
-        </w:rPr>
-        <w:t>ибором для измерения превышений способом тригонометрического нивелирования является:</w:t>
-      </w:r>
-    </w:p>
-    <w:p>
-      <w:pPr>
-        <w:numPr>
-          <w:ilvl w:val="0"/>
-          <w:numId w:val="2"/>
-        </w:numPr>
-        <w:rPr>
-          <w:rFonts w:ascii="Times New Roman" w:hAnsi="Times New Roman" w:cs="Times New Roman"/>
-          <w:sz w:val="28"/>
-          <w:szCs w:val="28"/>
-        </w:rPr>
-      </w:pPr>
-      <w:r>
-        <w:rPr>
-          <w:rFonts w:ascii="Times New Roman" w:hAnsi="Times New Roman" w:cs="Times New Roman"/>
-          <w:sz w:val="28"/>
-          <w:szCs w:val="28"/>
-        </w:rPr>
-        <w:t>Рельефом земной поверхности называется:</w:t>
-      </w:r>
-    </w:p>
-    <w:p>
-      <w:pPr>
-        <w:numPr>
-          <w:ilvl w:val="0"/>
-          <w:numId w:val="2"/>
-        </w:numPr>
-        <w:rPr>
-          <w:rFonts w:ascii="Times New Roman" w:hAnsi="Times New Roman" w:cs="Times New Roman"/>
-          <w:sz w:val="28"/>
-          <w:szCs w:val="28"/>
-          <w:lang w:val="ru-RU"/>
-        </w:rPr>
-      </w:pPr>
-      <w:r>
-        <w:rPr>
-          <w:rFonts w:ascii="Times New Roman" w:hAnsi="Times New Roman" w:cs="Times New Roman"/>
-          <w:sz w:val="28"/>
-          <w:szCs w:val="28"/>
-          <w:lang w:val="ru-RU"/>
-        </w:rPr>
-        <w:t>С помощью чего в теодолите настраивается резкость изображения сетки нитей?</w:t>
-      </w:r>
-    </w:p>
-    <w:p>
-      <w:pPr>
-        <w:numPr>
-          <w:ilvl w:val="0"/>
-          <w:numId w:val="2"/>
-        </w:numPr>
-        <w:rPr>
-          <w:rFonts w:ascii="Times New Roman" w:hAnsi="Times New Roman" w:cs="Times New Roman"/>
-          <w:sz w:val="28"/>
-          <w:szCs w:val="28"/>
-          <w:lang w:val="ru-RU"/>
-        </w:rPr>
-      </w:pPr>
-      <w:r>
-        <w:rPr>
-          <w:rFonts w:ascii="Times New Roman" w:hAnsi="Times New Roman" w:cs="Times New Roman"/>
-          <w:sz w:val="28"/>
-          <w:szCs w:val="28"/>
-          <w:lang w:val="ru-RU"/>
-        </w:rPr>
-        <w:t>Чему равен отсчёт по горизонтальному кругу на рисунке?</w:t>
-      </w:r>
-    </w:p>
-    <w:p>
-      <w:pPr>
-        <w:numPr>
-          <w:ilvl w:val="0"/>
-          <w:numId w:val="2"/>
-        </w:numPr>
-        <w:rPr>
-          <w:rFonts w:ascii="Times New Roman" w:hAnsi="Times New Roman" w:cs="Times New Roman"/>
-          <w:sz w:val="28"/>
-          <w:szCs w:val="28"/>
-          <w:lang w:val="ru-RU"/>
-        </w:rPr>
-      </w:pPr>
-      <w:r>
-        <w:rPr>
-          <w:rFonts w:ascii="Times New Roman" w:hAnsi="Times New Roman" w:cs="Times New Roman"/>
-          <w:sz w:val="28"/>
-          <w:szCs w:val="28"/>
-          <w:lang w:val="ru-RU"/>
-        </w:rPr>
-        <w:t>О</w:t>
-      </w:r>
-      <w:r>
-        <w:rPr>
-          <w:rFonts w:ascii="Times New Roman" w:hAnsi="Times New Roman" w:cs="Times New Roman"/>
-          <w:sz w:val="28"/>
-          <w:szCs w:val="28"/>
-          <w:lang w:val="ru-RU"/>
-        </w:rPr>
-        <w:t>сь цилиндрического уровня при алидаде горизонтального круга в теодолите должна быть:</w:t>
-      </w:r>
-    </w:p>
-    <w:p>
-      <w:pPr>
-        <w:numPr>
-          <w:ilvl w:val="0"/>
-          <w:numId w:val="2"/>
-        </w:numPr>
-        <w:rPr>
-          <w:rFonts w:ascii="Times New Roman" w:hAnsi="Times New Roman" w:cs="Times New Roman"/>
-          <w:sz w:val="28"/>
-          <w:szCs w:val="28"/>
-          <w:lang w:val="ru-RU"/>
-        </w:rPr>
-      </w:pPr>
-      <w:r>
-        <w:rPr>
-          <w:rFonts w:ascii="Times New Roman" w:hAnsi="Times New Roman" w:cs="Times New Roman"/>
-          <w:sz w:val="28"/>
-          <w:szCs w:val="28"/>
-          <w:lang w:val="ru-RU"/>
-        </w:rPr>
-        <w:t>При средних условиях допустимая относительная погрешность измерения расстояний составляет:</w:t>
-      </w:r>
-    </w:p>
-    <w:p>
-      <w:pPr>
-        <w:numPr>
-          <w:ilvl w:val="0"/>
-          <w:numId w:val="2"/>
-        </w:numPr>
-        <w:rPr>
-          <w:rFonts w:ascii="Times New Roman" w:hAnsi="Times New Roman" w:cs="Times New Roman"/>
-          <w:sz w:val="28"/>
-          <w:szCs w:val="28"/>
-          <w:lang w:val="ru-RU"/>
-        </w:rPr>
-      </w:pPr>
-      <w:r>
-        <w:rPr>
-          <w:rFonts w:ascii="Times New Roman" w:hAnsi="Times New Roman" w:cs="Times New Roman"/>
-          <w:sz w:val="28"/>
-          <w:szCs w:val="28"/>
-          <w:lang w:val="ru-RU"/>
-        </w:rPr>
-        <w:t>Вид геодезических измерений, в результате которых определяются превышения точек,</w:t>
-      </w:r>
-      <w:r>
-        <w:rPr>
-          <w:rFonts w:ascii="Times New Roman" w:hAnsi="Times New Roman" w:cs="Times New Roman"/>
-          <w:sz w:val="28"/>
-          <w:szCs w:val="28"/>
-          <w:lang w:val="ru-RU"/>
-        </w:rPr>
-        <w:t xml:space="preserve"> называется:</w:t>
-      </w:r>
-    </w:p>
-    <w:p>
-      <w:pPr>
-        <w:numPr>
-          <w:ilvl w:val="0"/>
-          <w:numId w:val="2"/>
-        </w:numPr>
-        <w:rPr>
-          <w:rFonts w:ascii="Times New Roman" w:hAnsi="Times New Roman" w:cs="Times New Roman"/>
-          <w:sz w:val="28"/>
-          <w:szCs w:val="28"/>
-          <w:lang w:val="ru-RU"/>
-        </w:rPr>
-      </w:pPr>
-      <w:r>
-        <w:rPr>
-          <w:rFonts w:ascii="Times New Roman" w:hAnsi="Times New Roman" w:cs="Times New Roman"/>
-          <w:sz w:val="28"/>
-          <w:szCs w:val="28"/>
-          <w:lang w:val="ru-RU"/>
-        </w:rPr>
-        <w:t>Горизонтальный штрих сетки нитей нивелира должен быть:</w:t>
+      <w:r>
+        <w:rPr>
+          <w:rFonts w:ascii="Times New Roman" w:hAnsi="Times New Roman" w:cs="Times New Roman"/>
+          <w:sz w:val="28"/>
+          <w:szCs w:val="28"/>
+        </w:rPr>
+        <w:t>Раздел 2. Теодолитный ход</w:t>
+      </w:r>
+      <w:bookmarkEnd w:id="5"/>
+    </w:p>
+    <w:p>
+      <w:pPr>
+        <w:numPr>
+          <w:ilvl w:val="0"/>
+          <w:numId w:val="3"/>
+        </w:numPr>
+        <w:rPr>
+          <w:rFonts w:ascii="Times New Roman" w:hAnsi="Times New Roman" w:cs="Times New Roman"/>
+          <w:sz w:val="28"/>
+          <w:szCs w:val="28"/>
+          <w:lang w:val="ru-RU"/>
+        </w:rPr>
+      </w:pPr>
+      <w:r>
+        <w:rPr>
+          <w:rFonts w:ascii="Times New Roman" w:hAnsi="Times New Roman" w:cs="Times New Roman"/>
+          <w:sz w:val="28"/>
+          <w:szCs w:val="28"/>
+          <w:lang w:val="ru-RU"/>
+        </w:rPr>
+        <w:t>Теоретическая сумма приращений координат в разомкнутом теодолитном ходе равна:</w:t>
+      </w:r>
+    </w:p>
+    <w:p>
+      <w:pPr>
+        <w:numPr>
+          <w:ilvl w:val="0"/>
+          <w:numId w:val="3"/>
+        </w:numPr>
+        <w:rPr>
+          <w:rFonts w:ascii="Times New Roman" w:hAnsi="Times New Roman" w:cs="Times New Roman"/>
+          <w:sz w:val="28"/>
+          <w:szCs w:val="28"/>
+          <w:lang w:val="ru-RU"/>
+        </w:rPr>
+      </w:pPr>
+      <w:r>
+        <w:rPr>
+          <w:rFonts w:ascii="Times New Roman" w:hAnsi="Times New Roman" w:cs="Times New Roman"/>
+          <w:sz w:val="28"/>
+          <w:szCs w:val="28"/>
+          <w:lang w:val="ru-RU"/>
+        </w:rPr>
+        <w:t>Контурная съёмка участка земной поверхности, выполняемая при помощи теодолита и рулетки, называется:</w:t>
+      </w:r>
+    </w:p>
+    <w:p>
+      <w:pPr>
+        <w:numPr>
+          <w:ilvl w:val="0"/>
+          <w:numId w:val="3"/>
+        </w:numPr>
+        <w:rPr>
+          <w:rFonts w:ascii="Times New Roman" w:hAnsi="Times New Roman" w:cs="Times New Roman"/>
+          <w:sz w:val="28"/>
+          <w:szCs w:val="28"/>
+          <w:lang w:val="ru-RU"/>
+        </w:rPr>
+      </w:pPr>
+      <w:r>
+        <w:rPr>
+          <w:rFonts w:ascii="Times New Roman" w:hAnsi="Times New Roman" w:cs="Times New Roman"/>
+          <w:sz w:val="28"/>
+          <w:szCs w:val="28"/>
+          <w:lang w:val="ru-RU"/>
+        </w:rPr>
+        <w:t>В географической системе координат положение точек земной поверхности определяется:</w:t>
+      </w:r>
+    </w:p>
+    <w:p>
+      <w:pPr>
+        <w:numPr>
+          <w:ilvl w:val="0"/>
+          <w:numId w:val="3"/>
+        </w:numPr>
+        <w:rPr>
+          <w:rFonts w:ascii="Times New Roman" w:hAnsi="Times New Roman" w:cs="Times New Roman"/>
+          <w:sz w:val="28"/>
+          <w:szCs w:val="28"/>
+          <w:lang w:val="ru-RU"/>
+        </w:rPr>
+      </w:pPr>
+      <w:r>
+        <w:rPr>
+          <w:rFonts w:ascii="Times New Roman" w:hAnsi="Times New Roman" w:cs="Times New Roman"/>
+          <w:sz w:val="28"/>
+          <w:szCs w:val="28"/>
+          <w:lang w:val="ru-RU"/>
+        </w:rPr>
+        <w:t>В обратной геодезической задаче по известным координатам начальной точки и горизонтальному проложению можно определить:</w:t>
+      </w:r>
+    </w:p>
+    <w:p>
+      <w:pPr>
+        <w:numPr>
+          <w:ilvl w:val="0"/>
+          <w:numId w:val="3"/>
+        </w:numPr>
+        <w:rPr>
+          <w:rFonts w:ascii="Times New Roman" w:hAnsi="Times New Roman" w:cs="Times New Roman"/>
+          <w:sz w:val="28"/>
+          <w:szCs w:val="28"/>
+          <w:lang w:val="ru-RU"/>
+        </w:rPr>
+      </w:pPr>
+      <w:r>
+        <w:rPr>
+          <w:rFonts w:ascii="Times New Roman" w:hAnsi="Times New Roman" w:cs="Times New Roman"/>
+          <w:sz w:val="28"/>
+          <w:szCs w:val="28"/>
+          <w:lang w:val="ru-RU"/>
+        </w:rPr>
+        <w:lastRenderedPageBreak/>
+        <w:t>Уменьшенное и подобное изображение на плоскости горизонтальной проекции небольшого участка земной поверхности без учёта кривизны Земли называют:</w:t>
+      </w:r>
+    </w:p>
+    <w:p>
+      <w:pPr>
+        <w:numPr>
+          <w:ilvl w:val="0"/>
+          <w:numId w:val="3"/>
+        </w:numPr>
+        <w:rPr>
+          <w:rFonts w:ascii="Times New Roman" w:hAnsi="Times New Roman" w:cs="Times New Roman"/>
+          <w:sz w:val="28"/>
+          <w:szCs w:val="28"/>
+          <w:lang w:val="ru-RU"/>
+        </w:rPr>
+      </w:pPr>
+      <w:r>
+        <w:rPr>
+          <w:rFonts w:ascii="Times New Roman" w:hAnsi="Times New Roman" w:cs="Times New Roman"/>
+          <w:sz w:val="28"/>
+          <w:szCs w:val="28"/>
+          <w:lang w:val="ru-RU"/>
+        </w:rPr>
+        <w:t>Расстояние между горизонталями на карте или плане называют:</w:t>
+      </w:r>
+    </w:p>
+    <w:p>
+      <w:pPr>
+        <w:numPr>
+          <w:ilvl w:val="0"/>
+          <w:numId w:val="3"/>
+        </w:numPr>
+        <w:rPr>
+          <w:rFonts w:ascii="Times New Roman" w:hAnsi="Times New Roman" w:cs="Times New Roman"/>
+          <w:sz w:val="28"/>
+          <w:szCs w:val="28"/>
+          <w:lang w:val="ru-RU"/>
+        </w:rPr>
+      </w:pPr>
+      <w:r>
+        <w:rPr>
+          <w:rFonts w:ascii="Times New Roman" w:hAnsi="Times New Roman" w:cs="Times New Roman"/>
+          <w:sz w:val="28"/>
+          <w:szCs w:val="28"/>
+          <w:lang w:val="ru-RU"/>
+        </w:rPr>
+        <w:t>С помощью чего в теодолите производится предварительное наведение на цель?</w:t>
+      </w:r>
+    </w:p>
+    <w:p>
+      <w:pPr>
+        <w:numPr>
+          <w:ilvl w:val="0"/>
+          <w:numId w:val="3"/>
+        </w:numPr>
+        <w:rPr>
+          <w:rFonts w:ascii="Times New Roman" w:hAnsi="Times New Roman" w:cs="Times New Roman"/>
+          <w:sz w:val="28"/>
+          <w:szCs w:val="28"/>
+          <w:lang w:val="ru-RU"/>
+        </w:rPr>
+      </w:pPr>
+      <w:r>
+        <w:rPr>
+          <w:rFonts w:ascii="Times New Roman" w:hAnsi="Times New Roman" w:cs="Times New Roman"/>
+          <w:sz w:val="28"/>
+          <w:szCs w:val="28"/>
+          <w:lang w:val="ru-RU"/>
+        </w:rPr>
+        <w:t>Визирная ось зрительной трубы теодолита должна быть:</w:t>
+      </w:r>
+    </w:p>
+    <w:p>
+      <w:pPr>
+        <w:numPr>
+          <w:ilvl w:val="0"/>
+          <w:numId w:val="3"/>
+        </w:numPr>
+        <w:rPr>
+          <w:rFonts w:ascii="Times New Roman" w:hAnsi="Times New Roman" w:cs="Times New Roman"/>
+          <w:sz w:val="28"/>
+          <w:szCs w:val="28"/>
+          <w:lang w:val="ru-RU"/>
+        </w:rPr>
+      </w:pPr>
+      <w:r>
+        <w:rPr>
+          <w:rFonts w:ascii="Times New Roman" w:hAnsi="Times New Roman" w:cs="Times New Roman"/>
+          <w:sz w:val="28"/>
+          <w:szCs w:val="28"/>
+          <w:lang w:val="ru-RU"/>
+        </w:rPr>
+        <w:t>В современных зрительных трубах геодезических приборов коэффициент нитяного дальномера близок к:</w:t>
+      </w:r>
+    </w:p>
+    <w:p>
+      <w:pPr>
+        <w:numPr>
+          <w:ilvl w:val="0"/>
+          <w:numId w:val="3"/>
+        </w:numPr>
+        <w:rPr>
+          <w:rFonts w:ascii="Times New Roman" w:hAnsi="Times New Roman" w:cs="Times New Roman"/>
+          <w:sz w:val="28"/>
+          <w:szCs w:val="28"/>
+          <w:lang w:val="ru-RU"/>
+        </w:rPr>
+      </w:pPr>
+      <w:r>
+        <w:rPr>
+          <w:rFonts w:ascii="Times New Roman" w:hAnsi="Times New Roman" w:cs="Times New Roman"/>
+          <w:sz w:val="28"/>
+          <w:szCs w:val="28"/>
+          <w:lang w:val="ru-RU"/>
+        </w:rPr>
+        <w:t>Ось круглого уровня нивелира должна быть:</w:t>
+      </w:r>
+    </w:p>
+    <w:p>
+      <w:pPr>
+        <w:numPr>
+          <w:ilvl w:val="0"/>
+          <w:numId w:val="3"/>
+        </w:numPr>
+        <w:rPr>
+          <w:rFonts w:ascii="Times New Roman" w:hAnsi="Times New Roman" w:cs="Times New Roman"/>
+          <w:sz w:val="28"/>
+          <w:szCs w:val="28"/>
+          <w:lang w:val="ru-RU"/>
+        </w:rPr>
+      </w:pPr>
+      <w:r>
+        <w:rPr>
+          <w:rFonts w:ascii="Times New Roman" w:hAnsi="Times New Roman" w:cs="Times New Roman"/>
+          <w:sz w:val="28"/>
+          <w:szCs w:val="28"/>
+          <w:lang w:val="ru-RU"/>
+        </w:rPr>
+        <w:t>Основной принцип построения геодезической сети:</w:t>
+      </w:r>
+    </w:p>
+    <w:p>
+      <w:pPr>
+        <w:numPr>
+          <w:ilvl w:val="0"/>
+          <w:numId w:val="3"/>
+        </w:numPr>
+        <w:rPr>
+          <w:rFonts w:ascii="Times New Roman" w:hAnsi="Times New Roman" w:cs="Times New Roman"/>
+          <w:sz w:val="28"/>
+          <w:szCs w:val="28"/>
+          <w:lang w:val="ru-RU"/>
+        </w:rPr>
+      </w:pPr>
+      <w:r>
+        <w:rPr>
+          <w:rFonts w:ascii="Times New Roman" w:hAnsi="Times New Roman" w:cs="Times New Roman"/>
+          <w:sz w:val="28"/>
+          <w:szCs w:val="28"/>
+          <w:lang w:val="ru-RU"/>
+        </w:rPr>
+        <w:t>Теоретическая сумма приращений координат в замкнутом теодолитном ходе равна:</w:t>
       </w:r>
     </w:p>
     <w:p>
@@ -1480,330 +1736,224 @@
           <w:szCs w:val="28"/>
         </w:rPr>
       </w:pPr>
-      <w:bookmarkStart w:id="5" w:name="раздел-2.-теодолитный-ход"/>
-      <w:bookmarkStart w:id="6" w:name="_Toc229907034"/>
-      <w:bookmarkEnd w:id="3"/>
-      <w:r>
-        <w:rPr>
-          <w:rFonts w:ascii="Times New Roman" w:hAnsi="Times New Roman" w:cs="Times New Roman"/>
-          <w:sz w:val="28"/>
-          <w:szCs w:val="28"/>
-        </w:rPr>
-        <w:t>Раздел 2. Теодолитный ход</w:t>
-      </w:r>
+      <w:bookmarkStart w:id="7" w:name="_Toc229907035"/>
+      <w:bookmarkStart w:id="8" w:name="раздел-3.-разделы-геодезии"/>
       <w:bookmarkEnd w:id="6"/>
-    </w:p>
-    <w:p>
-      <w:pPr>
-        <w:numPr>
-          <w:ilvl w:val="0"/>
-          <w:numId w:val="3"/>
-        </w:numPr>
-        <w:rPr>
-          <w:rFonts w:ascii="Times New Roman" w:hAnsi="Times New Roman" w:cs="Times New Roman"/>
-          <w:sz w:val="28"/>
-          <w:szCs w:val="28"/>
-          <w:lang w:val="ru-RU"/>
-        </w:rPr>
-      </w:pPr>
-      <w:r>
-        <w:rPr>
-          <w:rFonts w:ascii="Times New Roman" w:hAnsi="Times New Roman" w:cs="Times New Roman"/>
-          <w:sz w:val="28"/>
-          <w:szCs w:val="28"/>
-          <w:lang w:val="ru-RU"/>
-        </w:rPr>
-        <w:t>Теоретическая сумма приращений координат в разомкнутом теодолитном ходе равна:</w:t>
-      </w:r>
-    </w:p>
-    <w:p>
-      <w:pPr>
-        <w:numPr>
-          <w:ilvl w:val="0"/>
-          <w:numId w:val="3"/>
-        </w:numPr>
-        <w:rPr>
-          <w:rFonts w:ascii="Times New Roman" w:hAnsi="Times New Roman" w:cs="Times New Roman"/>
-          <w:sz w:val="28"/>
-          <w:szCs w:val="28"/>
-          <w:lang w:val="ru-RU"/>
-        </w:rPr>
-      </w:pPr>
-      <w:r>
-        <w:rPr>
-          <w:rFonts w:ascii="Times New Roman" w:hAnsi="Times New Roman" w:cs="Times New Roman"/>
-          <w:sz w:val="28"/>
-          <w:szCs w:val="28"/>
-          <w:lang w:val="ru-RU"/>
-        </w:rPr>
-        <w:t>Контурная съёмка участка земной поверхности, выполняемая при помощи теодолита и рул</w:t>
-      </w:r>
-      <w:r>
-        <w:rPr>
-          <w:rFonts w:ascii="Times New Roman" w:hAnsi="Times New Roman" w:cs="Times New Roman"/>
-          <w:sz w:val="28"/>
-          <w:szCs w:val="28"/>
-          <w:lang w:val="ru-RU"/>
-        </w:rPr>
-        <w:t>етки, называется:</w:t>
-      </w:r>
-    </w:p>
-    <w:p>
-      <w:pPr>
-        <w:numPr>
-          <w:ilvl w:val="0"/>
-          <w:numId w:val="3"/>
-        </w:numPr>
-        <w:rPr>
-          <w:rFonts w:ascii="Times New Roman" w:hAnsi="Times New Roman" w:cs="Times New Roman"/>
-          <w:sz w:val="28"/>
-          <w:szCs w:val="28"/>
-          <w:lang w:val="ru-RU"/>
-        </w:rPr>
-      </w:pPr>
-      <w:r>
-        <w:rPr>
-          <w:rFonts w:ascii="Times New Roman" w:hAnsi="Times New Roman" w:cs="Times New Roman"/>
-          <w:sz w:val="28"/>
-          <w:szCs w:val="28"/>
-          <w:lang w:val="ru-RU"/>
-        </w:rPr>
-        <w:t>В географической системе координат положение точек земной поверхности определяется:</w:t>
-      </w:r>
-    </w:p>
-    <w:p>
-      <w:pPr>
-        <w:numPr>
-          <w:ilvl w:val="0"/>
-          <w:numId w:val="3"/>
-        </w:numPr>
-        <w:rPr>
-          <w:rFonts w:ascii="Times New Roman" w:hAnsi="Times New Roman" w:cs="Times New Roman"/>
-          <w:sz w:val="28"/>
-          <w:szCs w:val="28"/>
-          <w:lang w:val="ru-RU"/>
-        </w:rPr>
-      </w:pPr>
-      <w:r>
-        <w:rPr>
-          <w:rFonts w:ascii="Times New Roman" w:hAnsi="Times New Roman" w:cs="Times New Roman"/>
-          <w:sz w:val="28"/>
-          <w:szCs w:val="28"/>
-          <w:lang w:val="ru-RU"/>
-        </w:rPr>
-        <w:t>В обратной геодезической задаче по известным координатам начальной точки и горизонтальному проложению можно определить:</w:t>
-      </w:r>
-    </w:p>
-    <w:p>
-      <w:pPr>
-        <w:numPr>
-          <w:ilvl w:val="0"/>
-          <w:numId w:val="3"/>
-        </w:numPr>
-        <w:rPr>
-          <w:rFonts w:ascii="Times New Roman" w:hAnsi="Times New Roman" w:cs="Times New Roman"/>
-          <w:sz w:val="28"/>
-          <w:szCs w:val="28"/>
-          <w:lang w:val="ru-RU"/>
-        </w:rPr>
-      </w:pPr>
-      <w:r>
-        <w:rPr>
-          <w:rFonts w:ascii="Times New Roman" w:hAnsi="Times New Roman" w:cs="Times New Roman"/>
-          <w:sz w:val="28"/>
-          <w:szCs w:val="28"/>
-          <w:lang w:val="ru-RU"/>
-        </w:rPr>
-        <w:lastRenderedPageBreak/>
-        <w:t>Уменьшенное и подобное изображение</w:t>
-      </w:r>
-      <w:r>
-        <w:rPr>
-          <w:rFonts w:ascii="Times New Roman" w:hAnsi="Times New Roman" w:cs="Times New Roman"/>
-          <w:sz w:val="28"/>
-          <w:szCs w:val="28"/>
-          <w:lang w:val="ru-RU"/>
-        </w:rPr>
-        <w:t xml:space="preserve"> на плоскости горизонтальной проекции небольшого участка земной поверхности без учёта кривизны Земли называют:</w:t>
-      </w:r>
-    </w:p>
-    <w:p>
-      <w:pPr>
-        <w:numPr>
-          <w:ilvl w:val="0"/>
-          <w:numId w:val="3"/>
-        </w:numPr>
-        <w:rPr>
-          <w:rFonts w:ascii="Times New Roman" w:hAnsi="Times New Roman" w:cs="Times New Roman"/>
-          <w:sz w:val="28"/>
-          <w:szCs w:val="28"/>
-          <w:lang w:val="ru-RU"/>
-        </w:rPr>
-      </w:pPr>
-      <w:r>
-        <w:rPr>
-          <w:rFonts w:ascii="Times New Roman" w:hAnsi="Times New Roman" w:cs="Times New Roman"/>
-          <w:sz w:val="28"/>
-          <w:szCs w:val="28"/>
-          <w:lang w:val="ru-RU"/>
-        </w:rPr>
-        <w:t>Расстояние между горизонталями на карте или плане называют:</w:t>
-      </w:r>
-    </w:p>
-    <w:p>
-      <w:pPr>
-        <w:numPr>
-          <w:ilvl w:val="0"/>
-          <w:numId w:val="3"/>
-        </w:numPr>
-        <w:rPr>
-          <w:rFonts w:ascii="Times New Roman" w:hAnsi="Times New Roman" w:cs="Times New Roman"/>
-          <w:sz w:val="28"/>
-          <w:szCs w:val="28"/>
-          <w:lang w:val="ru-RU"/>
-        </w:rPr>
-      </w:pPr>
-      <w:r>
-        <w:rPr>
-          <w:rFonts w:ascii="Times New Roman" w:hAnsi="Times New Roman" w:cs="Times New Roman"/>
-          <w:sz w:val="28"/>
-          <w:szCs w:val="28"/>
-          <w:lang w:val="ru-RU"/>
-        </w:rPr>
-        <w:t>С помощью чего в теодолите производится предварительное наведение на цель?</w:t>
-      </w:r>
-    </w:p>
-    <w:p>
-      <w:pPr>
-        <w:numPr>
-          <w:ilvl w:val="0"/>
-          <w:numId w:val="3"/>
-        </w:numPr>
-        <w:rPr>
-          <w:rFonts w:ascii="Times New Roman" w:hAnsi="Times New Roman" w:cs="Times New Roman"/>
-          <w:sz w:val="28"/>
-          <w:szCs w:val="28"/>
-          <w:lang w:val="ru-RU"/>
-        </w:rPr>
-      </w:pPr>
-      <w:r>
-        <w:rPr>
-          <w:rFonts w:ascii="Times New Roman" w:hAnsi="Times New Roman" w:cs="Times New Roman"/>
-          <w:sz w:val="28"/>
-          <w:szCs w:val="28"/>
-          <w:lang w:val="ru-RU"/>
-        </w:rPr>
-        <w:t>Визирная о</w:t>
-      </w:r>
-      <w:r>
-        <w:rPr>
-          <w:rFonts w:ascii="Times New Roman" w:hAnsi="Times New Roman" w:cs="Times New Roman"/>
-          <w:sz w:val="28"/>
-          <w:szCs w:val="28"/>
-          <w:lang w:val="ru-RU"/>
-        </w:rPr>
-        <w:t>сь зрительной трубы теодолита должна быть:</w:t>
-      </w:r>
-    </w:p>
-    <w:p>
-      <w:pPr>
-        <w:numPr>
-          <w:ilvl w:val="0"/>
-          <w:numId w:val="3"/>
-        </w:numPr>
-        <w:rPr>
-          <w:rFonts w:ascii="Times New Roman" w:hAnsi="Times New Roman" w:cs="Times New Roman"/>
-          <w:sz w:val="28"/>
-          <w:szCs w:val="28"/>
-          <w:lang w:val="ru-RU"/>
-        </w:rPr>
-      </w:pPr>
-      <w:r>
-        <w:rPr>
-          <w:rFonts w:ascii="Times New Roman" w:hAnsi="Times New Roman" w:cs="Times New Roman"/>
-          <w:sz w:val="28"/>
-          <w:szCs w:val="28"/>
-          <w:lang w:val="ru-RU"/>
-        </w:rPr>
-        <w:t>В современных зрительных трубах геодезических приборов коэффициент нитяного дальномера близок к:</w:t>
-      </w:r>
-    </w:p>
-    <w:p>
-      <w:pPr>
-        <w:numPr>
-          <w:ilvl w:val="0"/>
-          <w:numId w:val="3"/>
-        </w:numPr>
-        <w:rPr>
-          <w:rFonts w:ascii="Times New Roman" w:hAnsi="Times New Roman" w:cs="Times New Roman"/>
-          <w:sz w:val="28"/>
-          <w:szCs w:val="28"/>
-          <w:lang w:val="ru-RU"/>
-        </w:rPr>
-      </w:pPr>
-      <w:r>
-        <w:rPr>
-          <w:rFonts w:ascii="Times New Roman" w:hAnsi="Times New Roman" w:cs="Times New Roman"/>
-          <w:sz w:val="28"/>
-          <w:szCs w:val="28"/>
-          <w:lang w:val="ru-RU"/>
-        </w:rPr>
-        <w:t>Ось круглого уровня нивелира должна быть:</w:t>
-      </w:r>
-    </w:p>
-    <w:p>
-      <w:pPr>
-        <w:numPr>
-          <w:ilvl w:val="0"/>
-          <w:numId w:val="3"/>
-        </w:numPr>
-        <w:rPr>
-          <w:rFonts w:ascii="Times New Roman" w:hAnsi="Times New Roman" w:cs="Times New Roman"/>
-          <w:sz w:val="28"/>
-          <w:szCs w:val="28"/>
-          <w:lang w:val="ru-RU"/>
-        </w:rPr>
-      </w:pPr>
-      <w:r>
-        <w:rPr>
-          <w:rFonts w:ascii="Times New Roman" w:hAnsi="Times New Roman" w:cs="Times New Roman"/>
-          <w:sz w:val="28"/>
-          <w:szCs w:val="28"/>
-          <w:lang w:val="ru-RU"/>
-        </w:rPr>
-        <w:t>Основной принцип построения геодезической сети:</w:t>
-      </w:r>
-    </w:p>
-    <w:p>
-      <w:pPr>
-        <w:numPr>
-          <w:ilvl w:val="0"/>
-          <w:numId w:val="3"/>
-        </w:numPr>
-        <w:rPr>
-          <w:rFonts w:ascii="Times New Roman" w:hAnsi="Times New Roman" w:cs="Times New Roman"/>
-          <w:sz w:val="28"/>
-          <w:szCs w:val="28"/>
-          <w:lang w:val="ru-RU"/>
-        </w:rPr>
-      </w:pPr>
-      <w:r>
-        <w:rPr>
-          <w:rFonts w:ascii="Times New Roman" w:hAnsi="Times New Roman" w:cs="Times New Roman"/>
-          <w:sz w:val="28"/>
-          <w:szCs w:val="28"/>
-          <w:lang w:val="ru-RU"/>
-        </w:rPr>
-        <w:t>Теоретическая сумма приращ</w:t>
-      </w:r>
-      <w:r>
-        <w:rPr>
-          <w:rFonts w:ascii="Times New Roman" w:hAnsi="Times New Roman" w:cs="Times New Roman"/>
-          <w:sz w:val="28"/>
-          <w:szCs w:val="28"/>
-          <w:lang w:val="ru-RU"/>
-        </w:rPr>
-        <w:t>ений координат в замкнутом теодолитном ходе равна:</w:t>
+      <w:r>
+        <w:rPr>
+          <w:rFonts w:ascii="Times New Roman" w:hAnsi="Times New Roman" w:cs="Times New Roman"/>
+          <w:sz w:val="28"/>
+          <w:szCs w:val="28"/>
+        </w:rPr>
+        <w:t>Раздел 3. Разделы геодезии</w:t>
+      </w:r>
+      <w:bookmarkEnd w:id="7"/>
+    </w:p>
+    <w:p>
+      <w:pPr>
+        <w:numPr>
+          <w:ilvl w:val="0"/>
+          <w:numId w:val="4"/>
+        </w:numPr>
+        <w:rPr>
+          <w:rFonts w:ascii="Times New Roman" w:hAnsi="Times New Roman" w:cs="Times New Roman"/>
+          <w:sz w:val="28"/>
+          <w:szCs w:val="28"/>
+          <w:lang w:val="ru-RU"/>
+        </w:rPr>
+      </w:pPr>
+      <w:r>
+        <w:rPr>
+          <w:rFonts w:ascii="Times New Roman" w:hAnsi="Times New Roman" w:cs="Times New Roman"/>
+          <w:sz w:val="28"/>
+          <w:szCs w:val="28"/>
+          <w:lang w:val="ru-RU"/>
+        </w:rPr>
+        <w:t>Раздел геодезии, который изучает методы проведения геодезических измерений в подземных выработках, называется:</w:t>
+      </w:r>
+    </w:p>
+    <w:p>
+      <w:pPr>
+        <w:numPr>
+          <w:ilvl w:val="0"/>
+          <w:numId w:val="4"/>
+        </w:numPr>
+        <w:rPr>
+          <w:rFonts w:ascii="Times New Roman" w:hAnsi="Times New Roman" w:cs="Times New Roman"/>
+          <w:sz w:val="28"/>
+          <w:szCs w:val="28"/>
+          <w:lang w:val="ru-RU"/>
+        </w:rPr>
+      </w:pPr>
+      <w:r>
+        <w:rPr>
+          <w:rFonts w:ascii="Times New Roman" w:hAnsi="Times New Roman" w:cs="Times New Roman"/>
+          <w:sz w:val="28"/>
+          <w:szCs w:val="28"/>
+          <w:lang w:val="ru-RU"/>
+        </w:rPr>
+        <w:t>Воображаемая линия, образованная секущей плоскостью, проходящей через ось вращения Земли, называется:</w:t>
+      </w:r>
+    </w:p>
+    <w:p>
+      <w:pPr>
+        <w:numPr>
+          <w:ilvl w:val="0"/>
+          <w:numId w:val="4"/>
+        </w:numPr>
+        <w:rPr>
+          <w:rFonts w:ascii="Times New Roman" w:hAnsi="Times New Roman" w:cs="Times New Roman"/>
+          <w:sz w:val="28"/>
+          <w:szCs w:val="28"/>
+          <w:lang w:val="ru-RU"/>
+        </w:rPr>
+      </w:pPr>
+      <w:r>
+        <w:rPr>
+          <w:rFonts w:ascii="Times New Roman" w:hAnsi="Times New Roman" w:cs="Times New Roman"/>
+          <w:sz w:val="28"/>
+          <w:szCs w:val="28"/>
+          <w:lang w:val="ru-RU"/>
+        </w:rPr>
+        <w:t>В обратной геодезической задаче по известным координатам точек можно определить:</w:t>
+      </w:r>
+    </w:p>
+    <w:p>
+      <w:pPr>
+        <w:numPr>
+          <w:ilvl w:val="0"/>
+          <w:numId w:val="4"/>
+        </w:numPr>
+        <w:rPr>
+          <w:rFonts w:ascii="Times New Roman" w:hAnsi="Times New Roman" w:cs="Times New Roman"/>
+          <w:sz w:val="28"/>
+          <w:szCs w:val="28"/>
+          <w:lang w:val="ru-RU"/>
+        </w:rPr>
+      </w:pPr>
+      <w:r>
+        <w:rPr>
+          <w:rFonts w:ascii="Times New Roman" w:hAnsi="Times New Roman" w:cs="Times New Roman"/>
+          <w:sz w:val="28"/>
+          <w:szCs w:val="28"/>
+          <w:lang w:val="ru-RU"/>
+        </w:rPr>
+        <w:t>Уменьшенное изображение вертикального разреза земной поверхности по заданному направлению называют:</w:t>
+      </w:r>
+    </w:p>
+    <w:p>
+      <w:pPr>
+        <w:numPr>
+          <w:ilvl w:val="0"/>
+          <w:numId w:val="4"/>
+        </w:numPr>
+        <w:rPr>
+          <w:rFonts w:ascii="Times New Roman" w:hAnsi="Times New Roman" w:cs="Times New Roman"/>
+          <w:sz w:val="28"/>
+          <w:szCs w:val="28"/>
+          <w:lang w:val="ru-RU"/>
+        </w:rPr>
+      </w:pPr>
+      <w:r>
+        <w:rPr>
+          <w:rFonts w:ascii="Times New Roman" w:hAnsi="Times New Roman" w:cs="Times New Roman"/>
+          <w:sz w:val="28"/>
+          <w:szCs w:val="28"/>
+          <w:lang w:val="ru-RU"/>
+        </w:rPr>
+        <w:t>Разность высот между точками, лежащими на двух соседних горизонталях одного склона, называется:</w:t>
+      </w:r>
+    </w:p>
+    <w:p>
+      <w:pPr>
+        <w:numPr>
+          <w:ilvl w:val="0"/>
+          <w:numId w:val="4"/>
+        </w:numPr>
+        <w:rPr>
+          <w:rFonts w:ascii="Times New Roman" w:hAnsi="Times New Roman" w:cs="Times New Roman"/>
+          <w:sz w:val="28"/>
+          <w:szCs w:val="28"/>
+          <w:lang w:val="ru-RU"/>
+        </w:rPr>
+      </w:pPr>
+      <w:r>
+        <w:rPr>
+          <w:rFonts w:ascii="Times New Roman" w:hAnsi="Times New Roman" w:cs="Times New Roman"/>
+          <w:sz w:val="28"/>
+          <w:szCs w:val="28"/>
+          <w:lang w:val="ru-RU"/>
+        </w:rPr>
+        <w:t>Конструктивная часть теодолита, предназначенная для измерения вертикальных углов, называется:</w:t>
+      </w:r>
+    </w:p>
+    <w:p>
+      <w:pPr>
+        <w:numPr>
+          <w:ilvl w:val="0"/>
+          <w:numId w:val="4"/>
+        </w:numPr>
+        <w:rPr>
+          <w:rFonts w:ascii="Times New Roman" w:hAnsi="Times New Roman" w:cs="Times New Roman"/>
+          <w:sz w:val="28"/>
+          <w:szCs w:val="28"/>
+          <w:lang w:val="ru-RU"/>
+        </w:rPr>
+      </w:pPr>
+      <w:r>
+        <w:rPr>
+          <w:rFonts w:ascii="Times New Roman" w:hAnsi="Times New Roman" w:cs="Times New Roman"/>
+          <w:sz w:val="28"/>
+          <w:szCs w:val="28"/>
+          <w:lang w:val="ru-RU"/>
+        </w:rPr>
+        <w:t>Какая поверка из списка не выполняется для установления соответствия конструктивных геометрических соотношений в теодолите?</w:t>
+      </w:r>
+    </w:p>
+    <w:p>
+      <w:pPr>
+        <w:numPr>
+          <w:ilvl w:val="0"/>
+          <w:numId w:val="4"/>
+        </w:numPr>
+        <w:rPr>
+          <w:rFonts w:ascii="Times New Roman" w:hAnsi="Times New Roman" w:cs="Times New Roman"/>
+          <w:sz w:val="28"/>
+          <w:szCs w:val="28"/>
+          <w:lang w:val="ru-RU"/>
+        </w:rPr>
+      </w:pPr>
+      <w:r>
+        <w:rPr>
+          <w:rFonts w:ascii="Times New Roman" w:hAnsi="Times New Roman" w:cs="Times New Roman"/>
+          <w:sz w:val="28"/>
+          <w:szCs w:val="28"/>
+          <w:lang w:val="ru-RU"/>
+        </w:rPr>
+        <w:t>Расстояние до объекта, находящегося в поле зрения наблюдателя, которое не может быть измерено непосредственно, называется:</w:t>
+      </w:r>
+    </w:p>
+    <w:p>
+      <w:pPr>
+        <w:numPr>
+          <w:ilvl w:val="0"/>
+          <w:numId w:val="4"/>
+        </w:numPr>
+        <w:rPr>
+          <w:rFonts w:ascii="Times New Roman" w:hAnsi="Times New Roman" w:cs="Times New Roman"/>
+          <w:sz w:val="28"/>
+          <w:szCs w:val="28"/>
+          <w:lang w:val="ru-RU"/>
+        </w:rPr>
+      </w:pPr>
+      <w:r>
+        <w:rPr>
+          <w:rFonts w:ascii="Times New Roman" w:hAnsi="Times New Roman" w:cs="Times New Roman"/>
+          <w:sz w:val="28"/>
+          <w:szCs w:val="28"/>
+          <w:lang w:val="ru-RU"/>
+        </w:rPr>
+        <w:t>Основным прибором для измерения превышений способом геометрического нивелирования является:</w:t>
       </w:r>
     </w:p>
     <w:p>
@@ -1815,265 +1965,9 @@
           <w:szCs w:val="28"/>
         </w:rPr>
       </w:pPr>
-      <w:bookmarkStart w:id="7" w:name="раздел-3.-разделы-геодезии"/>
-      <w:bookmarkStart w:id="8" w:name="_Toc229907035"/>
-      <w:bookmarkEnd w:id="5"/>
-      <w:r>
-        <w:rPr>
-          <w:rFonts w:ascii="Times New Roman" w:hAnsi="Times New Roman" w:cs="Times New Roman"/>
-          <w:sz w:val="28"/>
-          <w:szCs w:val="28"/>
-        </w:rPr>
-        <w:t>Раздел 3. Разделы геодезии</w:t>
-      </w:r>
+      <w:bookmarkStart w:id="9" w:name="_Toc229907036"/>
+      <w:bookmarkStart w:id="10" w:name="раздел-4.-построение-геодезических-сетей"/>
       <w:bookmarkEnd w:id="8"/>
-    </w:p>
-    <w:p>
-      <w:pPr>
-        <w:numPr>
-          <w:ilvl w:val="0"/>
-          <w:numId w:val="4"/>
-        </w:numPr>
-        <w:rPr>
-          <w:rFonts w:ascii="Times New Roman" w:hAnsi="Times New Roman" w:cs="Times New Roman"/>
-          <w:sz w:val="28"/>
-          <w:szCs w:val="28"/>
-          <w:lang w:val="ru-RU"/>
-        </w:rPr>
-      </w:pPr>
-      <w:r>
-        <w:rPr>
-          <w:rFonts w:ascii="Times New Roman" w:hAnsi="Times New Roman" w:cs="Times New Roman"/>
-          <w:sz w:val="28"/>
-          <w:szCs w:val="28"/>
-          <w:lang w:val="ru-RU"/>
-        </w:rPr>
-        <w:t>Раздел геодезии, который изучает методы проведения геодезических измерений в подземных выработках, называется:</w:t>
-      </w:r>
-    </w:p>
-    <w:p>
-      <w:pPr>
-        <w:numPr>
-          <w:ilvl w:val="0"/>
-          <w:numId w:val="4"/>
-        </w:numPr>
-        <w:rPr>
-          <w:rFonts w:ascii="Times New Roman" w:hAnsi="Times New Roman" w:cs="Times New Roman"/>
-          <w:sz w:val="28"/>
-          <w:szCs w:val="28"/>
-          <w:lang w:val="ru-RU"/>
-        </w:rPr>
-      </w:pPr>
-      <w:r>
-        <w:rPr>
-          <w:rFonts w:ascii="Times New Roman" w:hAnsi="Times New Roman" w:cs="Times New Roman"/>
-          <w:sz w:val="28"/>
-          <w:szCs w:val="28"/>
-          <w:lang w:val="ru-RU"/>
-        </w:rPr>
-        <w:t>Воображаемая линия, образованная секущей плоскостью, проходящей через ось вращения Земли, называется:</w:t>
-      </w:r>
-    </w:p>
-    <w:p>
-      <w:pPr>
-        <w:numPr>
-          <w:ilvl w:val="0"/>
-          <w:numId w:val="4"/>
-        </w:numPr>
-        <w:rPr>
-          <w:rFonts w:ascii="Times New Roman" w:hAnsi="Times New Roman" w:cs="Times New Roman"/>
-          <w:sz w:val="28"/>
-          <w:szCs w:val="28"/>
-          <w:lang w:val="ru-RU"/>
-        </w:rPr>
-      </w:pPr>
-      <w:r>
-        <w:rPr>
-          <w:rFonts w:ascii="Times New Roman" w:hAnsi="Times New Roman" w:cs="Times New Roman"/>
-          <w:sz w:val="28"/>
-          <w:szCs w:val="28"/>
-          <w:lang w:val="ru-RU"/>
-        </w:rPr>
-        <w:t>В обратной геодезической задаче по известным координатам точек можно определить:</w:t>
-      </w:r>
-    </w:p>
-    <w:p>
-      <w:pPr>
-        <w:numPr>
-          <w:ilvl w:val="0"/>
-          <w:numId w:val="4"/>
-        </w:numPr>
-        <w:rPr>
-          <w:rFonts w:ascii="Times New Roman" w:hAnsi="Times New Roman" w:cs="Times New Roman"/>
-          <w:sz w:val="28"/>
-          <w:szCs w:val="28"/>
-          <w:lang w:val="ru-RU"/>
-        </w:rPr>
-      </w:pPr>
-      <w:r>
-        <w:rPr>
-          <w:rFonts w:ascii="Times New Roman" w:hAnsi="Times New Roman" w:cs="Times New Roman"/>
-          <w:sz w:val="28"/>
-          <w:szCs w:val="28"/>
-          <w:lang w:val="ru-RU"/>
-        </w:rPr>
-        <w:t>Уменьшенное изображение вертикального разреза земной поверхности по задан</w:t>
-      </w:r>
-      <w:r>
-        <w:rPr>
-          <w:rFonts w:ascii="Times New Roman" w:hAnsi="Times New Roman" w:cs="Times New Roman"/>
-          <w:sz w:val="28"/>
-          <w:szCs w:val="28"/>
-          <w:lang w:val="ru-RU"/>
-        </w:rPr>
-        <w:t>ному направлению называют:</w:t>
-      </w:r>
-    </w:p>
-    <w:p>
-      <w:pPr>
-        <w:numPr>
-          <w:ilvl w:val="0"/>
-          <w:numId w:val="4"/>
-        </w:numPr>
-        <w:rPr>
-          <w:rFonts w:ascii="Times New Roman" w:hAnsi="Times New Roman" w:cs="Times New Roman"/>
-          <w:sz w:val="28"/>
-          <w:szCs w:val="28"/>
-          <w:lang w:val="ru-RU"/>
-        </w:rPr>
-      </w:pPr>
-      <w:r>
-        <w:rPr>
-          <w:rFonts w:ascii="Times New Roman" w:hAnsi="Times New Roman" w:cs="Times New Roman"/>
-          <w:sz w:val="28"/>
-          <w:szCs w:val="28"/>
-          <w:lang w:val="ru-RU"/>
-        </w:rPr>
-        <w:t>Разность высот между точками, лежащими на двух соседних горизонталях одного склона, называется:</w:t>
-      </w:r>
-    </w:p>
-    <w:p>
-      <w:pPr>
-        <w:numPr>
-          <w:ilvl w:val="0"/>
-          <w:numId w:val="4"/>
-        </w:numPr>
-        <w:rPr>
-          <w:rFonts w:ascii="Times New Roman" w:hAnsi="Times New Roman" w:cs="Times New Roman"/>
-          <w:sz w:val="28"/>
-          <w:szCs w:val="28"/>
-          <w:lang w:val="ru-RU"/>
-        </w:rPr>
-      </w:pPr>
-      <w:r>
-        <w:rPr>
-          <w:rFonts w:ascii="Times New Roman" w:hAnsi="Times New Roman" w:cs="Times New Roman"/>
-          <w:sz w:val="28"/>
-          <w:szCs w:val="28"/>
-          <w:lang w:val="ru-RU"/>
-        </w:rPr>
-        <w:t>Конструктивная часть теодолита, предназначенная для измерения вертикальных углов, называется:</w:t>
-      </w:r>
-    </w:p>
-    <w:p>
-      <w:pPr>
-        <w:numPr>
-          <w:ilvl w:val="0"/>
-          <w:numId w:val="4"/>
-        </w:numPr>
-        <w:rPr>
-          <w:rFonts w:ascii="Times New Roman" w:hAnsi="Times New Roman" w:cs="Times New Roman"/>
-          <w:sz w:val="28"/>
-          <w:szCs w:val="28"/>
-          <w:lang w:val="ru-RU"/>
-        </w:rPr>
-      </w:pPr>
-      <w:r>
-        <w:rPr>
-          <w:rFonts w:ascii="Times New Roman" w:hAnsi="Times New Roman" w:cs="Times New Roman"/>
-          <w:sz w:val="28"/>
-          <w:szCs w:val="28"/>
-          <w:lang w:val="ru-RU"/>
-        </w:rPr>
-        <w:t xml:space="preserve">Какая поверка из списка не выполняется </w:t>
-      </w:r>
-      <w:r>
-        <w:rPr>
-          <w:rFonts w:ascii="Times New Roman" w:hAnsi="Times New Roman" w:cs="Times New Roman"/>
-          <w:sz w:val="28"/>
-          <w:szCs w:val="28"/>
-          <w:lang w:val="ru-RU"/>
-        </w:rPr>
-        <w:t>для установления соответствия конструктивных геометрических соотношений в теодолите?</w:t>
-      </w:r>
-    </w:p>
-    <w:p>
-      <w:pPr>
-        <w:numPr>
-          <w:ilvl w:val="0"/>
-          <w:numId w:val="4"/>
-        </w:numPr>
-        <w:rPr>
-          <w:rFonts w:ascii="Times New Roman" w:hAnsi="Times New Roman" w:cs="Times New Roman"/>
-          <w:sz w:val="28"/>
-          <w:szCs w:val="28"/>
-          <w:lang w:val="ru-RU"/>
-        </w:rPr>
-      </w:pPr>
-      <w:r>
-        <w:rPr>
-          <w:rFonts w:ascii="Times New Roman" w:hAnsi="Times New Roman" w:cs="Times New Roman"/>
-          <w:sz w:val="28"/>
-          <w:szCs w:val="28"/>
-          <w:lang w:val="ru-RU"/>
-        </w:rPr>
-        <w:t>Расстояние до объекта, находящегося в поле зрения наблюдателя, которое не может быть измерено непосредственно, называется:</w:t>
-      </w:r>
-    </w:p>
-    <w:p>
-      <w:pPr>
-        <w:numPr>
-          <w:ilvl w:val="0"/>
-          <w:numId w:val="4"/>
-        </w:numPr>
-        <w:rPr>
-          <w:rFonts w:ascii="Times New Roman" w:hAnsi="Times New Roman" w:cs="Times New Roman"/>
-          <w:sz w:val="28"/>
-          <w:szCs w:val="28"/>
-          <w:lang w:val="ru-RU"/>
-        </w:rPr>
-      </w:pPr>
-      <w:r>
-        <w:rPr>
-          <w:rFonts w:ascii="Times New Roman" w:hAnsi="Times New Roman" w:cs="Times New Roman"/>
-          <w:sz w:val="28"/>
-          <w:szCs w:val="28"/>
-          <w:lang w:val="ru-RU"/>
-        </w:rPr>
-        <w:t>Основным прибором для измерения превышений спосо</w:t>
-      </w:r>
-      <w:r>
-        <w:rPr>
-          <w:rFonts w:ascii="Times New Roman" w:hAnsi="Times New Roman" w:cs="Times New Roman"/>
-          <w:sz w:val="28"/>
-          <w:szCs w:val="28"/>
-          <w:lang w:val="ru-RU"/>
-        </w:rPr>
-        <w:t>бом геометрического нивелирования является:</w:t>
-      </w:r>
-    </w:p>
-    <w:p>
-      <w:pPr>
-        <w:pStyle w:val="2"/>
-        <w:rPr>
-          <w:rFonts w:ascii="Times New Roman" w:hAnsi="Times New Roman" w:cs="Times New Roman"/>
-          <w:sz w:val="28"/>
-          <w:szCs w:val="28"/>
-        </w:rPr>
-      </w:pPr>
-      <w:bookmarkStart w:id="9" w:name="раздел-4.-построение-геодезических-сетей"/>
-      <w:bookmarkStart w:id="10" w:name="_Toc229907036"/>
-      <w:bookmarkEnd w:id="7"/>
       <w:r>
         <w:rPr>
           <w:rFonts w:ascii="Times New Roman" w:hAnsi="Times New Roman" w:cs="Times New Roman"/>
@@ -2083,148 +1977,431 @@
         <w:lastRenderedPageBreak/>
         <w:t>Раздел 4. Построение геодезических сетей</w:t>
       </w:r>
+      <w:bookmarkEnd w:id="9"/>
+    </w:p>
+    <w:p>
+      <w:pPr>
+        <w:numPr>
+          <w:ilvl w:val="0"/>
+          <w:numId w:val="5"/>
+        </w:numPr>
+        <w:rPr>
+          <w:rFonts w:ascii="Times New Roman" w:hAnsi="Times New Roman" w:cs="Times New Roman"/>
+          <w:sz w:val="28"/>
+          <w:szCs w:val="28"/>
+          <w:lang w:val="ru-RU"/>
+        </w:rPr>
+      </w:pPr>
+      <w:r>
+        <w:rPr>
+          <w:rFonts w:ascii="Times New Roman" w:hAnsi="Times New Roman" w:cs="Times New Roman"/>
+          <w:sz w:val="28"/>
+          <w:szCs w:val="28"/>
+          <w:lang w:val="ru-RU"/>
+        </w:rPr>
+        <w:t>Способ построения геодезической сети, при котором в построенных треугольниках измеряют все углы и минимум две стороны на разных концах сети, называется:</w:t>
+      </w:r>
+    </w:p>
+    <w:p>
+      <w:pPr>
+        <w:numPr>
+          <w:ilvl w:val="0"/>
+          <w:numId w:val="5"/>
+        </w:numPr>
+        <w:rPr>
+          <w:rFonts w:ascii="Times New Roman" w:hAnsi="Times New Roman" w:cs="Times New Roman"/>
+          <w:sz w:val="28"/>
+          <w:szCs w:val="28"/>
+          <w:lang w:val="ru-RU"/>
+        </w:rPr>
+      </w:pPr>
+      <w:r>
+        <w:rPr>
+          <w:rFonts w:ascii="Times New Roman" w:hAnsi="Times New Roman" w:cs="Times New Roman"/>
+          <w:sz w:val="28"/>
+          <w:szCs w:val="28"/>
+          <w:lang w:val="ru-RU"/>
+        </w:rPr>
+        <w:t>Способ построения геодезической сети, представляющий собой сплошную сеть примыкающих друг к другу треугольников, в которых измеряют длины всех сторон и два пункта, как минимум, должны иметь известные координаты, называется:</w:t>
+      </w:r>
+    </w:p>
+    <w:p>
+      <w:pPr>
+        <w:numPr>
+          <w:ilvl w:val="0"/>
+          <w:numId w:val="5"/>
+        </w:numPr>
+        <w:rPr>
+          <w:rFonts w:ascii="Times New Roman" w:hAnsi="Times New Roman" w:cs="Times New Roman"/>
+          <w:sz w:val="28"/>
+          <w:szCs w:val="28"/>
+          <w:lang w:val="ru-RU"/>
+        </w:rPr>
+      </w:pPr>
+      <w:r>
+        <w:rPr>
+          <w:rFonts w:ascii="Times New Roman" w:hAnsi="Times New Roman" w:cs="Times New Roman"/>
+          <w:sz w:val="28"/>
+          <w:szCs w:val="28"/>
+          <w:lang w:val="ru-RU"/>
+        </w:rPr>
+        <w:t>Приращения координат в теодолитном ходе можно вычислить по формулам:</w:t>
+      </w:r>
+    </w:p>
+    <w:p>
+      <w:pPr>
+        <w:numPr>
+          <w:ilvl w:val="0"/>
+          <w:numId w:val="5"/>
+        </w:numPr>
+        <w:rPr>
+          <w:rFonts w:ascii="Times New Roman" w:hAnsi="Times New Roman" w:cs="Times New Roman"/>
+          <w:sz w:val="28"/>
+          <w:szCs w:val="28"/>
+          <w:lang w:val="ru-RU"/>
+        </w:rPr>
+      </w:pPr>
+      <w:r>
+        <w:rPr>
+          <w:rFonts w:ascii="Times New Roman" w:hAnsi="Times New Roman" w:cs="Times New Roman"/>
+          <w:sz w:val="28"/>
+          <w:szCs w:val="28"/>
+          <w:lang w:val="ru-RU"/>
+        </w:rPr>
+        <w:t>Какие способы измерения ситуации применяются при производстве теодолитной съёмки?</w:t>
+      </w:r>
+    </w:p>
+    <w:p>
+      <w:pPr>
+        <w:numPr>
+          <w:ilvl w:val="0"/>
+          <w:numId w:val="5"/>
+        </w:numPr>
+        <w:rPr>
+          <w:rFonts w:ascii="Times New Roman" w:hAnsi="Times New Roman" w:cs="Times New Roman"/>
+          <w:sz w:val="28"/>
+          <w:szCs w:val="28"/>
+          <w:lang w:val="ru-RU"/>
+        </w:rPr>
+      </w:pPr>
+      <w:r>
+        <w:rPr>
+          <w:rFonts w:ascii="Times New Roman" w:hAnsi="Times New Roman" w:cs="Times New Roman"/>
+          <w:sz w:val="28"/>
+          <w:szCs w:val="28"/>
+          <w:lang w:val="ru-RU"/>
+        </w:rPr>
+        <w:t>Научная дисциплина, занимающаяся съёмкой земной поверхности и разработкой способов изображения этой поверхности на плоскости в виде топографических планов, называется:</w:t>
+      </w:r>
+    </w:p>
+    <w:p>
+      <w:pPr>
+        <w:pStyle w:val="2"/>
+        <w:rPr>
+          <w:rFonts w:ascii="Times New Roman" w:hAnsi="Times New Roman" w:cs="Times New Roman"/>
+          <w:sz w:val="28"/>
+          <w:szCs w:val="28"/>
+        </w:rPr>
+      </w:pPr>
+      <w:bookmarkStart w:id="11" w:name="_Toc229907037"/>
+      <w:bookmarkStart w:id="12" w:name="раздел-5.-высоты-и-координаты"/>
       <w:bookmarkEnd w:id="10"/>
-    </w:p>
-    <w:p>
-      <w:pPr>
-        <w:numPr>
-          <w:ilvl w:val="0"/>
-          <w:numId w:val="5"/>
-        </w:numPr>
-        <w:rPr>
-          <w:rFonts w:ascii="Times New Roman" w:hAnsi="Times New Roman" w:cs="Times New Roman"/>
-          <w:sz w:val="28"/>
-          <w:szCs w:val="28"/>
-          <w:lang w:val="ru-RU"/>
-        </w:rPr>
-      </w:pPr>
-      <w:r>
-        <w:rPr>
-          <w:rFonts w:ascii="Times New Roman" w:hAnsi="Times New Roman" w:cs="Times New Roman"/>
-          <w:sz w:val="28"/>
-          <w:szCs w:val="28"/>
-          <w:lang w:val="ru-RU"/>
-        </w:rPr>
-        <w:t>Способ построения геодезической сети, при котором в построенных треугольниках измеряют все углы и минимум две стороны на разных концах сети, называется:</w:t>
-      </w:r>
-    </w:p>
-    <w:p>
-      <w:pPr>
-        <w:numPr>
-          <w:ilvl w:val="0"/>
-          <w:numId w:val="5"/>
-        </w:numPr>
-        <w:rPr>
-          <w:rFonts w:ascii="Times New Roman" w:hAnsi="Times New Roman" w:cs="Times New Roman"/>
-          <w:sz w:val="28"/>
-          <w:szCs w:val="28"/>
-          <w:lang w:val="ru-RU"/>
-        </w:rPr>
-      </w:pPr>
-      <w:r>
-        <w:rPr>
-          <w:rFonts w:ascii="Times New Roman" w:hAnsi="Times New Roman" w:cs="Times New Roman"/>
-          <w:sz w:val="28"/>
-          <w:szCs w:val="28"/>
-          <w:lang w:val="ru-RU"/>
-        </w:rPr>
-        <w:t xml:space="preserve">Способ построения </w:t>
-      </w:r>
-      <w:r>
-        <w:rPr>
-          <w:rFonts w:ascii="Times New Roman" w:hAnsi="Times New Roman" w:cs="Times New Roman"/>
-          <w:sz w:val="28"/>
-          <w:szCs w:val="28"/>
-          <w:lang w:val="ru-RU"/>
-        </w:rPr>
-        <w:t>геодезической сети, представляющий собой сплошную сеть примыкающих друг к другу треугольников, в которых измеряют длины всех сторон и два пункта, как минимум, должны иметь известные координаты, называется:</w:t>
-      </w:r>
-    </w:p>
-    <w:p>
-      <w:pPr>
-        <w:numPr>
-          <w:ilvl w:val="0"/>
-          <w:numId w:val="5"/>
-        </w:numPr>
-        <w:rPr>
-          <w:rFonts w:ascii="Times New Roman" w:hAnsi="Times New Roman" w:cs="Times New Roman"/>
-          <w:sz w:val="28"/>
-          <w:szCs w:val="28"/>
-          <w:lang w:val="ru-RU"/>
-        </w:rPr>
-      </w:pPr>
-      <w:r>
-        <w:rPr>
-          <w:rFonts w:ascii="Times New Roman" w:hAnsi="Times New Roman" w:cs="Times New Roman"/>
-          <w:sz w:val="28"/>
-          <w:szCs w:val="28"/>
-          <w:lang w:val="ru-RU"/>
-        </w:rPr>
-        <w:t>Приращения координат в теодолитном ходе можно вычи</w:t>
-      </w:r>
-      <w:r>
-        <w:rPr>
-          <w:rFonts w:ascii="Times New Roman" w:hAnsi="Times New Roman" w:cs="Times New Roman"/>
-          <w:sz w:val="28"/>
-          <w:szCs w:val="28"/>
-          <w:lang w:val="ru-RU"/>
-        </w:rPr>
-        <w:t>слить по формулам:</w:t>
-      </w:r>
-    </w:p>
-    <w:p>
-      <w:pPr>
-        <w:numPr>
-          <w:ilvl w:val="0"/>
-          <w:numId w:val="5"/>
-        </w:numPr>
-        <w:rPr>
-          <w:rFonts w:ascii="Times New Roman" w:hAnsi="Times New Roman" w:cs="Times New Roman"/>
-          <w:sz w:val="28"/>
-          <w:szCs w:val="28"/>
-          <w:lang w:val="ru-RU"/>
-        </w:rPr>
-      </w:pPr>
-      <w:r>
-        <w:rPr>
-          <w:rFonts w:ascii="Times New Roman" w:hAnsi="Times New Roman" w:cs="Times New Roman"/>
-          <w:sz w:val="28"/>
-          <w:szCs w:val="28"/>
-          <w:lang w:val="ru-RU"/>
-        </w:rPr>
-        <w:t>Какие способы измерения ситуации применяются при производстве теодолитной съёмки?</w:t>
-      </w:r>
-    </w:p>
-    <w:p>
-      <w:pPr>
-        <w:numPr>
-          <w:ilvl w:val="0"/>
-          <w:numId w:val="5"/>
-        </w:numPr>
-        <w:rPr>
-          <w:rFonts w:ascii="Times New Roman" w:hAnsi="Times New Roman" w:cs="Times New Roman"/>
-          <w:sz w:val="28"/>
-          <w:szCs w:val="28"/>
-          <w:lang w:val="ru-RU"/>
-        </w:rPr>
-      </w:pPr>
-      <w:r>
-        <w:rPr>
-          <w:rFonts w:ascii="Times New Roman" w:hAnsi="Times New Roman" w:cs="Times New Roman"/>
-          <w:sz w:val="28"/>
-          <w:szCs w:val="28"/>
-          <w:lang w:val="ru-RU"/>
-        </w:rPr>
-        <w:t>Научная дисциплина, занимающаяся съёмкой земной поверхности и разработкой способов изображения этой поверхности на плоскости в виде топографических планов,</w:t>
-      </w:r>
-      <w:r>
-        <w:rPr>
-          <w:rFonts w:ascii="Times New Roman" w:hAnsi="Times New Roman" w:cs="Times New Roman"/>
-          <w:sz w:val="28"/>
-          <w:szCs w:val="28"/>
-          <w:lang w:val="ru-RU"/>
-        </w:rPr>
-        <w:t xml:space="preserve"> называется:</w:t>
+      <w:r>
+        <w:rPr>
+          <w:rFonts w:ascii="Times New Roman" w:hAnsi="Times New Roman" w:cs="Times New Roman"/>
+          <w:sz w:val="28"/>
+          <w:szCs w:val="28"/>
+        </w:rPr>
+        <w:t>Раздел 5. Высоты и координаты</w:t>
+      </w:r>
+      <w:bookmarkEnd w:id="11"/>
+    </w:p>
+    <w:p>
+      <w:pPr>
+        <w:numPr>
+          <w:ilvl w:val="0"/>
+          <w:numId w:val="6"/>
+        </w:numPr>
+        <w:rPr>
+          <w:rFonts w:ascii="Times New Roman" w:hAnsi="Times New Roman" w:cs="Times New Roman"/>
+          <w:sz w:val="28"/>
+          <w:szCs w:val="28"/>
+          <w:lang w:val="ru-RU"/>
+        </w:rPr>
+      </w:pPr>
+      <w:r>
+        <w:rPr>
+          <w:rFonts w:ascii="Times New Roman" w:hAnsi="Times New Roman" w:cs="Times New Roman"/>
+          <w:sz w:val="28"/>
+          <w:szCs w:val="28"/>
+          <w:lang w:val="ru-RU"/>
+        </w:rPr>
+        <w:t xml:space="preserve">Отвесное расстояние от точки земной поверхности до условной уровенной поверхности </w:t>
+      </w:r>
+      <w:r>
+        <w:rPr>
+          <w:rFonts w:ascii="Times New Roman" w:hAnsi="Times New Roman" w:cs="Times New Roman"/>
+          <w:sz w:val="28"/>
+          <w:szCs w:val="28"/>
+          <w:lang w:val="ru-RU"/>
+        </w:rPr>
+        <w:t>–</w:t>
+      </w:r>
+      <w:r>
+        <w:rPr>
+          <w:rFonts w:ascii="Times New Roman" w:hAnsi="Times New Roman" w:cs="Times New Roman"/>
+          <w:sz w:val="28"/>
+          <w:szCs w:val="28"/>
+          <w:lang w:val="ru-RU"/>
+        </w:rPr>
+        <w:t xml:space="preserve"> любой точки, принятой за исходную, называется:</w:t>
+      </w:r>
+    </w:p>
+    <w:p>
+      <w:pPr>
+        <w:numPr>
+          <w:ilvl w:val="0"/>
+          <w:numId w:val="6"/>
+        </w:numPr>
+        <w:rPr>
+          <w:rFonts w:ascii="Times New Roman" w:hAnsi="Times New Roman" w:cs="Times New Roman"/>
+          <w:sz w:val="28"/>
+          <w:szCs w:val="28"/>
+          <w:lang w:val="ru-RU"/>
+        </w:rPr>
+      </w:pPr>
+      <w:r>
+        <w:rPr>
+          <w:rFonts w:ascii="Times New Roman" w:hAnsi="Times New Roman" w:cs="Times New Roman"/>
+          <w:sz w:val="28"/>
+          <w:szCs w:val="28"/>
+          <w:lang w:val="ru-RU"/>
+        </w:rPr>
+        <w:t>Горизонтальный угол между северным направлением магнитного меридиана и направлением данной линии называется:</w:t>
+      </w:r>
+    </w:p>
+    <w:p>
+      <w:pPr>
+        <w:numPr>
+          <w:ilvl w:val="0"/>
+          <w:numId w:val="6"/>
+        </w:numPr>
+        <w:rPr>
+          <w:rFonts w:ascii="Times New Roman" w:hAnsi="Times New Roman" w:cs="Times New Roman"/>
+          <w:sz w:val="28"/>
+          <w:szCs w:val="28"/>
+        </w:rPr>
+      </w:pPr>
+      <w:r>
+        <w:rPr>
+          <w:rFonts w:ascii="Times New Roman" w:hAnsi="Times New Roman" w:cs="Times New Roman"/>
+          <w:sz w:val="28"/>
+          <w:szCs w:val="28"/>
+          <w:lang w:val="ru-RU"/>
+        </w:rPr>
+        <w:t>В обратной геодезической задаче известны координаты начальной точки А (</w:t>
+      </w:r>
+      <w:r>
+        <w:rPr>
+          <w:rFonts w:ascii="Times New Roman" w:hAnsi="Times New Roman" w:cs="Times New Roman"/>
+          <w:sz w:val="28"/>
+          <w:szCs w:val="28"/>
+        </w:rPr>
+        <w:t>Xa</w:t>
+      </w:r>
+      <w:r>
+        <w:rPr>
+          <w:rFonts w:ascii="Times New Roman" w:hAnsi="Times New Roman" w:cs="Times New Roman"/>
+          <w:sz w:val="28"/>
+          <w:szCs w:val="28"/>
+          <w:lang w:val="ru-RU"/>
+        </w:rPr>
+        <w:t xml:space="preserve">, </w:t>
+      </w:r>
+      <w:r>
+        <w:rPr>
+          <w:rFonts w:ascii="Times New Roman" w:hAnsi="Times New Roman" w:cs="Times New Roman"/>
+          <w:sz w:val="28"/>
+          <w:szCs w:val="28"/>
+        </w:rPr>
+        <w:t>Ya</w:t>
+      </w:r>
+      <w:r>
+        <w:rPr>
+          <w:rFonts w:ascii="Times New Roman" w:hAnsi="Times New Roman" w:cs="Times New Roman"/>
+          <w:sz w:val="28"/>
+          <w:szCs w:val="28"/>
+          <w:lang w:val="ru-RU"/>
+        </w:rPr>
+        <w:t>) и конечной точки В (</w:t>
+      </w:r>
+      <w:r>
+        <w:rPr>
+          <w:rFonts w:ascii="Times New Roman" w:hAnsi="Times New Roman" w:cs="Times New Roman"/>
+          <w:sz w:val="28"/>
+          <w:szCs w:val="28"/>
+        </w:rPr>
+        <w:t>Xb</w:t>
+      </w:r>
+      <w:r>
+        <w:rPr>
+          <w:rFonts w:ascii="Times New Roman" w:hAnsi="Times New Roman" w:cs="Times New Roman"/>
+          <w:sz w:val="28"/>
+          <w:szCs w:val="28"/>
+          <w:lang w:val="ru-RU"/>
+        </w:rPr>
+        <w:t xml:space="preserve">, </w:t>
+      </w:r>
+      <w:r>
+        <w:rPr>
+          <w:rFonts w:ascii="Times New Roman" w:hAnsi="Times New Roman" w:cs="Times New Roman"/>
+          <w:sz w:val="28"/>
+          <w:szCs w:val="28"/>
+        </w:rPr>
+        <w:t>Yb</w:t>
+      </w:r>
+      <w:r>
+        <w:rPr>
+          <w:rFonts w:ascii="Times New Roman" w:hAnsi="Times New Roman" w:cs="Times New Roman"/>
+          <w:sz w:val="28"/>
+          <w:szCs w:val="28"/>
+          <w:lang w:val="ru-RU"/>
+        </w:rPr>
+        <w:t xml:space="preserve">). </w:t>
+      </w:r>
+      <w:r>
+        <w:rPr>
+          <w:rFonts w:ascii="Times New Roman" w:hAnsi="Times New Roman" w:cs="Times New Roman"/>
+          <w:sz w:val="28"/>
+          <w:szCs w:val="28"/>
+        </w:rPr>
+        <w:t>Можно определить:</w:t>
+      </w:r>
+    </w:p>
+    <w:p>
+      <w:pPr>
+        <w:numPr>
+          <w:ilvl w:val="0"/>
+          <w:numId w:val="6"/>
+        </w:numPr>
+        <w:rPr>
+          <w:rFonts w:ascii="Times New Roman" w:hAnsi="Times New Roman" w:cs="Times New Roman"/>
+          <w:sz w:val="28"/>
+          <w:szCs w:val="28"/>
+          <w:lang w:val="ru-RU"/>
+        </w:rPr>
+      </w:pPr>
+      <w:r>
+        <w:rPr>
+          <w:rFonts w:ascii="Times New Roman" w:hAnsi="Times New Roman" w:cs="Times New Roman"/>
+          <w:sz w:val="28"/>
+          <w:szCs w:val="28"/>
+          <w:lang w:val="ru-RU"/>
+        </w:rPr>
+        <w:t xml:space="preserve">Отношение длины </w:t>
+      </w:r>
+      <w:r>
+        <w:rPr>
+          <w:rFonts w:ascii="Times New Roman" w:hAnsi="Times New Roman" w:cs="Times New Roman"/>
+          <w:sz w:val="28"/>
+          <w:szCs w:val="28"/>
+        </w:rPr>
+        <w:t>s</w:t>
+      </w:r>
+      <w:r>
+        <w:rPr>
+          <w:rFonts w:ascii="Times New Roman" w:hAnsi="Times New Roman" w:cs="Times New Roman"/>
+          <w:sz w:val="28"/>
+          <w:szCs w:val="28"/>
+          <w:lang w:val="ru-RU"/>
+        </w:rPr>
+        <w:t xml:space="preserve"> линии на чертеже, плане, карте к длине </w:t>
+      </w:r>
+      <w:r>
+        <w:rPr>
+          <w:rFonts w:ascii="Times New Roman" w:hAnsi="Times New Roman" w:cs="Times New Roman"/>
+          <w:sz w:val="28"/>
+          <w:szCs w:val="28"/>
+        </w:rPr>
+        <w:t>S</w:t>
+      </w:r>
+      <w:r>
+        <w:rPr>
+          <w:rFonts w:ascii="Times New Roman" w:hAnsi="Times New Roman" w:cs="Times New Roman"/>
+          <w:sz w:val="28"/>
+          <w:szCs w:val="28"/>
+          <w:lang w:val="ru-RU"/>
+        </w:rPr>
+        <w:t xml:space="preserve"> горизонтального проложения соответствующей линии называют:</w:t>
+      </w:r>
+    </w:p>
+    <w:p>
+      <w:pPr>
+        <w:numPr>
+          <w:ilvl w:val="0"/>
+          <w:numId w:val="6"/>
+        </w:numPr>
+        <w:rPr>
+          <w:rFonts w:ascii="Times New Roman" w:hAnsi="Times New Roman" w:cs="Times New Roman"/>
+          <w:sz w:val="28"/>
+          <w:szCs w:val="28"/>
+          <w:lang w:val="ru-RU"/>
+        </w:rPr>
+      </w:pPr>
+      <w:r>
+        <w:rPr>
+          <w:rFonts w:ascii="Times New Roman" w:hAnsi="Times New Roman" w:cs="Times New Roman"/>
+          <w:sz w:val="28"/>
+          <w:szCs w:val="28"/>
+          <w:lang w:val="ru-RU"/>
+        </w:rPr>
+        <w:t>Степень уменьшения графических компонентов, отображающих элементы местности, называют:</w:t>
+      </w:r>
+    </w:p>
+    <w:p>
+      <w:pPr>
+        <w:numPr>
+          <w:ilvl w:val="0"/>
+          <w:numId w:val="6"/>
+        </w:numPr>
+        <w:rPr>
+          <w:rFonts w:ascii="Times New Roman" w:hAnsi="Times New Roman" w:cs="Times New Roman"/>
+          <w:sz w:val="28"/>
+          <w:szCs w:val="28"/>
+          <w:lang w:val="ru-RU"/>
+        </w:rPr>
+      </w:pPr>
+      <w:r>
+        <w:rPr>
+          <w:rFonts w:ascii="Times New Roman" w:hAnsi="Times New Roman" w:cs="Times New Roman"/>
+          <w:sz w:val="28"/>
+          <w:szCs w:val="28"/>
+          <w:lang w:val="ru-RU"/>
+        </w:rPr>
+        <w:t>Линия на карте, соединяющая точки с равными высотами, называется:</w:t>
+      </w:r>
+    </w:p>
+    <w:p>
+      <w:pPr>
+        <w:numPr>
+          <w:ilvl w:val="0"/>
+          <w:numId w:val="6"/>
+        </w:numPr>
+        <w:rPr>
+          <w:rFonts w:ascii="Times New Roman" w:hAnsi="Times New Roman" w:cs="Times New Roman"/>
+          <w:sz w:val="28"/>
+          <w:szCs w:val="28"/>
+          <w:lang w:val="ru-RU"/>
+        </w:rPr>
+      </w:pPr>
+      <w:r>
+        <w:rPr>
+          <w:rFonts w:ascii="Times New Roman" w:hAnsi="Times New Roman" w:cs="Times New Roman"/>
+          <w:sz w:val="28"/>
+          <w:szCs w:val="28"/>
+          <w:lang w:val="ru-RU"/>
+        </w:rPr>
+        <w:t>Короткие штрихи на горизонталях топографических карт, указывающие направление вниз по склону, называются:</w:t>
       </w:r>
     </w:p>
     <w:p>
@@ -2236,337 +2413,9 @@
           <w:szCs w:val="28"/>
         </w:rPr>
       </w:pPr>
-      <w:bookmarkStart w:id="11" w:name="раздел-5.-высоты-и-координаты"/>
-      <w:bookmarkStart w:id="12" w:name="_Toc229907037"/>
-      <w:bookmarkEnd w:id="9"/>
-      <w:r>
-        <w:rPr>
-          <w:rFonts w:ascii="Times New Roman" w:hAnsi="Times New Roman" w:cs="Times New Roman"/>
-          <w:sz w:val="28"/>
-          <w:szCs w:val="28"/>
-        </w:rPr>
-        <w:t>Раздел 5. Высоты и координаты</w:t>
-      </w:r>
+      <w:bookmarkStart w:id="13" w:name="_Toc229907038"/>
+      <w:bookmarkStart w:id="14" w:name="раздел-6.-погрешности-измерений"/>
       <w:bookmarkEnd w:id="12"/>
-    </w:p>
-    <w:p>
-      <w:pPr>
-        <w:numPr>
-          <w:ilvl w:val="0"/>
-          <w:numId w:val="6"/>
-        </w:numPr>
-        <w:rPr>
-          <w:rFonts w:ascii="Times New Roman" w:hAnsi="Times New Roman" w:cs="Times New Roman"/>
-          <w:sz w:val="28"/>
-          <w:szCs w:val="28"/>
-          <w:lang w:val="ru-RU"/>
-        </w:rPr>
-      </w:pPr>
-      <w:r>
-        <w:rPr>
-          <w:rFonts w:ascii="Times New Roman" w:hAnsi="Times New Roman" w:cs="Times New Roman"/>
-          <w:sz w:val="28"/>
-          <w:szCs w:val="28"/>
-          <w:lang w:val="ru-RU"/>
-        </w:rPr>
-        <w:t xml:space="preserve">Отвесное расстояние от точки земной поверхности до условной уровенной поверхности </w:t>
-      </w:r>
-      <w:r>
-        <w:rPr>
-          <w:rFonts w:ascii="Times New Roman" w:hAnsi="Times New Roman" w:cs="Times New Roman"/>
-          <w:sz w:val="28"/>
-          <w:szCs w:val="28"/>
-          <w:lang w:val="ru-RU"/>
-        </w:rPr>
-        <w:t>–</w:t>
-      </w:r>
-      <w:r>
-        <w:rPr>
-          <w:rFonts w:ascii="Times New Roman" w:hAnsi="Times New Roman" w:cs="Times New Roman"/>
-          <w:sz w:val="28"/>
-          <w:szCs w:val="28"/>
-          <w:lang w:val="ru-RU"/>
-        </w:rPr>
-        <w:t xml:space="preserve"> любой точки, принятой за исходную, называется:</w:t>
-      </w:r>
-    </w:p>
-    <w:p>
-      <w:pPr>
-        <w:numPr>
-          <w:ilvl w:val="0"/>
-          <w:numId w:val="6"/>
-        </w:numPr>
-        <w:rPr>
-          <w:rFonts w:ascii="Times New Roman" w:hAnsi="Times New Roman" w:cs="Times New Roman"/>
-          <w:sz w:val="28"/>
-          <w:szCs w:val="28"/>
-          <w:lang w:val="ru-RU"/>
-        </w:rPr>
-      </w:pPr>
-      <w:r>
-        <w:rPr>
-          <w:rFonts w:ascii="Times New Roman" w:hAnsi="Times New Roman" w:cs="Times New Roman"/>
-          <w:sz w:val="28"/>
-          <w:szCs w:val="28"/>
-          <w:lang w:val="ru-RU"/>
-        </w:rPr>
-        <w:t>Горизонтальный угол между северным направлением магнитного меридиана и направление</w:t>
-      </w:r>
-      <w:r>
-        <w:rPr>
-          <w:rFonts w:ascii="Times New Roman" w:hAnsi="Times New Roman" w:cs="Times New Roman"/>
-          <w:sz w:val="28"/>
-          <w:szCs w:val="28"/>
-          <w:lang w:val="ru-RU"/>
-        </w:rPr>
-        <w:t>м данной линии называется:</w:t>
-      </w:r>
-    </w:p>
-    <w:p>
-      <w:pPr>
-        <w:numPr>
-          <w:ilvl w:val="0"/>
-          <w:numId w:val="6"/>
-        </w:numPr>
-        <w:rPr>
-          <w:rFonts w:ascii="Times New Roman" w:hAnsi="Times New Roman" w:cs="Times New Roman"/>
-          <w:sz w:val="28"/>
-          <w:szCs w:val="28"/>
-        </w:rPr>
-      </w:pPr>
-      <w:r>
-        <w:rPr>
-          <w:rFonts w:ascii="Times New Roman" w:hAnsi="Times New Roman" w:cs="Times New Roman"/>
-          <w:sz w:val="28"/>
-          <w:szCs w:val="28"/>
-          <w:lang w:val="ru-RU"/>
-        </w:rPr>
-        <w:t>В обратной геодезической задаче известны координаты начальной точки А (</w:t>
-      </w:r>
-      <w:r>
-        <w:rPr>
-          <w:rFonts w:ascii="Times New Roman" w:hAnsi="Times New Roman" w:cs="Times New Roman"/>
-          <w:sz w:val="28"/>
-          <w:szCs w:val="28"/>
-        </w:rPr>
-        <w:t>Xa</w:t>
-      </w:r>
-      <w:r>
-        <w:rPr>
-          <w:rFonts w:ascii="Times New Roman" w:hAnsi="Times New Roman" w:cs="Times New Roman"/>
-          <w:sz w:val="28"/>
-          <w:szCs w:val="28"/>
-          <w:lang w:val="ru-RU"/>
-        </w:rPr>
-        <w:t xml:space="preserve">, </w:t>
-      </w:r>
-      <w:r>
-        <w:rPr>
-          <w:rFonts w:ascii="Times New Roman" w:hAnsi="Times New Roman" w:cs="Times New Roman"/>
-          <w:sz w:val="28"/>
-          <w:szCs w:val="28"/>
-        </w:rPr>
-        <w:t>Ya</w:t>
-      </w:r>
-      <w:r>
-        <w:rPr>
-          <w:rFonts w:ascii="Times New Roman" w:hAnsi="Times New Roman" w:cs="Times New Roman"/>
-          <w:sz w:val="28"/>
-          <w:szCs w:val="28"/>
-          <w:lang w:val="ru-RU"/>
-        </w:rPr>
-        <w:t>) и конечной точки В (</w:t>
-      </w:r>
-      <w:r>
-        <w:rPr>
-          <w:rFonts w:ascii="Times New Roman" w:hAnsi="Times New Roman" w:cs="Times New Roman"/>
-          <w:sz w:val="28"/>
-          <w:szCs w:val="28"/>
-        </w:rPr>
-        <w:t>Xb</w:t>
-      </w:r>
-      <w:r>
-        <w:rPr>
-          <w:rFonts w:ascii="Times New Roman" w:hAnsi="Times New Roman" w:cs="Times New Roman"/>
-          <w:sz w:val="28"/>
-          <w:szCs w:val="28"/>
-          <w:lang w:val="ru-RU"/>
-        </w:rPr>
-        <w:t xml:space="preserve">, </w:t>
-      </w:r>
-      <w:r>
-        <w:rPr>
-          <w:rFonts w:ascii="Times New Roman" w:hAnsi="Times New Roman" w:cs="Times New Roman"/>
-          <w:sz w:val="28"/>
-          <w:szCs w:val="28"/>
-        </w:rPr>
-        <w:t>Yb</w:t>
-      </w:r>
-      <w:r>
-        <w:rPr>
-          <w:rFonts w:ascii="Times New Roman" w:hAnsi="Times New Roman" w:cs="Times New Roman"/>
-          <w:sz w:val="28"/>
-          <w:szCs w:val="28"/>
-          <w:lang w:val="ru-RU"/>
-        </w:rPr>
-        <w:t xml:space="preserve">). </w:t>
-      </w:r>
-      <w:r>
-        <w:rPr>
-          <w:rFonts w:ascii="Times New Roman" w:hAnsi="Times New Roman" w:cs="Times New Roman"/>
-          <w:sz w:val="28"/>
-          <w:szCs w:val="28"/>
-        </w:rPr>
-        <w:t>Можно определить:</w:t>
-      </w:r>
-    </w:p>
-    <w:p>
-      <w:pPr>
-        <w:numPr>
-          <w:ilvl w:val="0"/>
-          <w:numId w:val="6"/>
-        </w:numPr>
-        <w:rPr>
-          <w:rFonts w:ascii="Times New Roman" w:hAnsi="Times New Roman" w:cs="Times New Roman"/>
-          <w:sz w:val="28"/>
-          <w:szCs w:val="28"/>
-          <w:lang w:val="ru-RU"/>
-        </w:rPr>
-      </w:pPr>
-      <w:r>
-        <w:rPr>
-          <w:rFonts w:ascii="Times New Roman" w:hAnsi="Times New Roman" w:cs="Times New Roman"/>
-          <w:sz w:val="28"/>
-          <w:szCs w:val="28"/>
-          <w:lang w:val="ru-RU"/>
-        </w:rPr>
-        <w:t xml:space="preserve">Отношение длины </w:t>
-      </w:r>
-      <w:r>
-        <w:rPr>
-          <w:rFonts w:ascii="Times New Roman" w:hAnsi="Times New Roman" w:cs="Times New Roman"/>
-          <w:sz w:val="28"/>
-          <w:szCs w:val="28"/>
-        </w:rPr>
-        <w:t>s</w:t>
-      </w:r>
-      <w:r>
-        <w:rPr>
-          <w:rFonts w:ascii="Times New Roman" w:hAnsi="Times New Roman" w:cs="Times New Roman"/>
-          <w:sz w:val="28"/>
-          <w:szCs w:val="28"/>
-          <w:lang w:val="ru-RU"/>
-        </w:rPr>
-        <w:t xml:space="preserve"> линии на чертеже, плане, карте к длине </w:t>
-      </w:r>
-      <w:r>
-        <w:rPr>
-          <w:rFonts w:ascii="Times New Roman" w:hAnsi="Times New Roman" w:cs="Times New Roman"/>
-          <w:sz w:val="28"/>
-          <w:szCs w:val="28"/>
-        </w:rPr>
-        <w:t>S</w:t>
-      </w:r>
-      <w:r>
-        <w:rPr>
-          <w:rFonts w:ascii="Times New Roman" w:hAnsi="Times New Roman" w:cs="Times New Roman"/>
-          <w:sz w:val="28"/>
-          <w:szCs w:val="28"/>
-          <w:lang w:val="ru-RU"/>
-        </w:rPr>
-        <w:t xml:space="preserve"> горизонтального проложения соответствующей л</w:t>
-      </w:r>
-      <w:r>
-        <w:rPr>
-          <w:rFonts w:ascii="Times New Roman" w:hAnsi="Times New Roman" w:cs="Times New Roman"/>
-          <w:sz w:val="28"/>
-          <w:szCs w:val="28"/>
-          <w:lang w:val="ru-RU"/>
-        </w:rPr>
-        <w:t>инии называют:</w:t>
-      </w:r>
-    </w:p>
-    <w:p>
-      <w:pPr>
-        <w:numPr>
-          <w:ilvl w:val="0"/>
-          <w:numId w:val="6"/>
-        </w:numPr>
-        <w:rPr>
-          <w:rFonts w:ascii="Times New Roman" w:hAnsi="Times New Roman" w:cs="Times New Roman"/>
-          <w:sz w:val="28"/>
-          <w:szCs w:val="28"/>
-          <w:lang w:val="ru-RU"/>
-        </w:rPr>
-      </w:pPr>
-      <w:r>
-        <w:rPr>
-          <w:rFonts w:ascii="Times New Roman" w:hAnsi="Times New Roman" w:cs="Times New Roman"/>
-          <w:sz w:val="28"/>
-          <w:szCs w:val="28"/>
-          <w:lang w:val="ru-RU"/>
-        </w:rPr>
-        <w:t>Степень уменьшения графических компонентов, отображающих элементы местности, называют:</w:t>
-      </w:r>
-    </w:p>
-    <w:p>
-      <w:pPr>
-        <w:numPr>
-          <w:ilvl w:val="0"/>
-          <w:numId w:val="6"/>
-        </w:numPr>
-        <w:rPr>
-          <w:rFonts w:ascii="Times New Roman" w:hAnsi="Times New Roman" w:cs="Times New Roman"/>
-          <w:sz w:val="28"/>
-          <w:szCs w:val="28"/>
-          <w:lang w:val="ru-RU"/>
-        </w:rPr>
-      </w:pPr>
-      <w:r>
-        <w:rPr>
-          <w:rFonts w:ascii="Times New Roman" w:hAnsi="Times New Roman" w:cs="Times New Roman"/>
-          <w:sz w:val="28"/>
-          <w:szCs w:val="28"/>
-          <w:lang w:val="ru-RU"/>
-        </w:rPr>
-        <w:t>Линия на карте, соединяющая точки с равными высотами, называется:</w:t>
-      </w:r>
-    </w:p>
-    <w:p>
-      <w:pPr>
-        <w:numPr>
-          <w:ilvl w:val="0"/>
-          <w:numId w:val="6"/>
-        </w:numPr>
-        <w:rPr>
-          <w:rFonts w:ascii="Times New Roman" w:hAnsi="Times New Roman" w:cs="Times New Roman"/>
-          <w:sz w:val="28"/>
-          <w:szCs w:val="28"/>
-          <w:lang w:val="ru-RU"/>
-        </w:rPr>
-      </w:pPr>
-      <w:r>
-        <w:rPr>
-          <w:rFonts w:ascii="Times New Roman" w:hAnsi="Times New Roman" w:cs="Times New Roman"/>
-          <w:sz w:val="28"/>
-          <w:szCs w:val="28"/>
-          <w:lang w:val="ru-RU"/>
-        </w:rPr>
-        <w:t>Короткие штрихи на горизонталях топографических карт, указывающие направление вниз по склону, называются:</w:t>
-      </w:r>
-    </w:p>
-    <w:p>
-      <w:pPr>
-        <w:pStyle w:val="2"/>
-        <w:rPr>
-          <w:rFonts w:ascii="Times New Roman" w:hAnsi="Times New Roman" w:cs="Times New Roman"/>
-          <w:sz w:val="28"/>
-          <w:szCs w:val="28"/>
-        </w:rPr>
-      </w:pPr>
-      <w:bookmarkStart w:id="13" w:name="раздел-6.-погрешности-измерений"/>
-      <w:bookmarkStart w:id="14" w:name="_Toc229907038"/>
-      <w:bookmarkEnd w:id="11"/>
       <w:r>
         <w:rPr>
           <w:rFonts w:ascii="Times New Roman" w:hAnsi="Times New Roman" w:cs="Times New Roman"/>
@@ -2575,7 +2424,7 @@
         </w:rPr>
         <w:t>Раздел 6. Погрешности измерений</w:t>
       </w:r>
-      <w:bookmarkEnd w:id="14"/>
+      <w:bookmarkEnd w:id="13"/>
     </w:p>
     <w:p>
       <w:pPr>
@@ -2597,16 +2446,7 @@
           <w:szCs w:val="28"/>
           <w:lang w:val="ru-RU"/>
         </w:rPr>
-        <w:t>Какие погрешности связаны с особенностями наблюдателя, например, разные наблюдатели по-разному наводят зрительную труб</w:t>
-      </w:r>
-      <w:r>
-        <w:rPr>
-          <w:rFonts w:ascii="Times New Roman" w:hAnsi="Times New Roman" w:cs="Times New Roman"/>
-          <w:sz w:val="28"/>
-          <w:szCs w:val="28"/>
-          <w:lang w:val="ru-RU"/>
-        </w:rPr>
-        <w:t>у на визирную цель?</w:t>
+        <w:t>Какие погрешности связаны с особенностями наблюдателя, например, разные наблюдатели по-разному наводят зрительную трубу на визирную цель?</w:t>
       </w:r>
     </w:p>
     <w:p>
@@ -2711,26 +2551,18 @@
           <w:szCs w:val="28"/>
         </w:rPr>
       </w:pPr>
-      <w:bookmarkStart w:id="15" w:name="раздел-7.-поверки-геодезических-приборов"/>
-      <w:bookmarkStart w:id="16" w:name="_Toc229907039"/>
-      <w:bookmarkEnd w:id="13"/>
-      <w:r>
-        <w:rPr>
-          <w:rFonts w:ascii="Times New Roman" w:hAnsi="Times New Roman" w:cs="Times New Roman"/>
-          <w:sz w:val="28"/>
-          <w:szCs w:val="28"/>
-        </w:rPr>
-        <w:t xml:space="preserve">Раздел 7. Поверки </w:t>
-      </w:r>
-      <w:r>
-        <w:rPr>
-          <w:rFonts w:ascii="Times New Roman" w:hAnsi="Times New Roman" w:cs="Times New Roman"/>
-          <w:sz w:val="28"/>
-          <w:szCs w:val="28"/>
-        </w:rPr>
-        <w:t>геодезических приборов</w:t>
-      </w:r>
-      <w:bookmarkEnd w:id="16"/>
+      <w:bookmarkStart w:id="15" w:name="_Toc229907039"/>
+      <w:bookmarkStart w:id="16" w:name="раздел-7.-поверки-геодезических-приборов"/>
+      <w:bookmarkEnd w:id="14"/>
+      <w:r>
+        <w:rPr>
+          <w:rFonts w:ascii="Times New Roman" w:hAnsi="Times New Roman" w:cs="Times New Roman"/>
+          <w:sz w:val="28"/>
+          <w:szCs w:val="28"/>
+        </w:rPr>
+        <w:t>Раздел 7. Поверки геодезических приборов</w:t>
+      </w:r>
+      <w:bookmarkEnd w:id="15"/>
     </w:p>
     <w:p>
       <w:pPr>
@@ -2816,16 +2648,7 @@
           <w:szCs w:val="28"/>
           <w:lang w:val="ru-RU"/>
         </w:rPr>
-        <w:t>Если в тео</w:t>
-      </w:r>
-      <w:r>
-        <w:rPr>
-          <w:rFonts w:ascii="Times New Roman" w:hAnsi="Times New Roman" w:cs="Times New Roman"/>
-          <w:sz w:val="28"/>
-          <w:szCs w:val="28"/>
-          <w:lang w:val="ru-RU"/>
-        </w:rPr>
-        <w:t>долитном ходе измерены левые углы, то дирекционный угол следующей стороны хода можно вычислить как:</w:t>
+        <w:t>Если в теодолитном ходе измерены левые углы, то дирекционный угол следующей стороны хода можно вычислить как:</w:t>
       </w:r>
     </w:p>
     <w:p>
@@ -2871,16 +2694,7 @@
           <w:szCs w:val="28"/>
           <w:lang w:val="ru-RU"/>
         </w:rPr>
-        <w:t>Топографическая съёмка местности, выполняемая</w:t>
-      </w:r>
-      <w:r>
-        <w:rPr>
-          <w:rFonts w:ascii="Times New Roman" w:hAnsi="Times New Roman" w:cs="Times New Roman"/>
-          <w:sz w:val="28"/>
-          <w:szCs w:val="28"/>
-          <w:lang w:val="ru-RU"/>
-        </w:rPr>
-        <w:t xml:space="preserve"> полярным способом относительно пунктов съёмочного обоснования с помощью тахеометра или теодолита, называется:</w:t>
+        <w:t>Топографическая съёмка местности, выполняемая полярным способом относительно пунктов съёмочного обоснования с помощью тахеометра или теодолита, называется:</w:t>
       </w:r>
     </w:p>
     <w:p>
@@ -2903,16 +2717,7 @@
           <w:szCs w:val="28"/>
           <w:lang w:val="ru-RU"/>
         </w:rPr>
-        <w:t>Раздел геодезии, рассматривающий методы расчёта параметров аэрофотосъёмки земной поверхности для получения стереографического изображения и прост</w:t>
-      </w:r>
-      <w:r>
-        <w:rPr>
-          <w:rFonts w:ascii="Times New Roman" w:hAnsi="Times New Roman" w:cs="Times New Roman"/>
-          <w:sz w:val="28"/>
-          <w:szCs w:val="28"/>
-          <w:lang w:val="ru-RU"/>
-        </w:rPr>
-        <w:t>ранственной модели местности, на основе которой аналитическими методами создаются топографические карты, называется:</w:t>
+        <w:t>Раздел геодезии, рассматривающий методы расчёта параметров аэрофотосъёмки земной поверхности для получения стереографического изображения и пространственной модели местности, на основе которой аналитическими методами создаются топографические карты, называется:</w:t>
       </w:r>
     </w:p>
     <w:p>
@@ -2976,16 +2781,7 @@
           <w:szCs w:val="28"/>
           <w:lang w:val="ru-RU"/>
         </w:rPr>
-        <w:t>Углы, отсчитываемые по направлению хода часов</w:t>
-      </w:r>
-      <w:r>
-        <w:rPr>
-          <w:rFonts w:ascii="Times New Roman" w:hAnsi="Times New Roman" w:cs="Times New Roman"/>
-          <w:sz w:val="28"/>
-          <w:szCs w:val="28"/>
-          <w:lang w:val="ru-RU"/>
-        </w:rPr>
-        <w:t>ой стрелки от положительного (северного) направления оси абсцисс до линии, направление которой определяется, называются:</w:t>
+        <w:t>Углы, отсчитываемые по направлению хода часовой стрелки от положительного (северного) направления оси абсцисс до линии, направление которой определяется, называются:</w:t>
       </w:r>
     </w:p>
     <w:p>
@@ -3031,16 +2827,7 @@
           <w:szCs w:val="28"/>
           <w:lang w:val="ru-RU"/>
         </w:rPr>
-        <w:t>Какой масштаб представляет собой правильную дробь, у кот</w:t>
-      </w:r>
-      <w:r>
-        <w:rPr>
-          <w:rFonts w:ascii="Times New Roman" w:hAnsi="Times New Roman" w:cs="Times New Roman"/>
-          <w:sz w:val="28"/>
-          <w:szCs w:val="28"/>
-          <w:lang w:val="ru-RU"/>
-        </w:rPr>
-        <w:t>орой числитель равен 1, а знаменатель показывает, во сколько раз уменьшены линии местности при изображении их на плане?</w:t>
+        <w:t>Какой масштаб представляет собой правильную дробь, у которой числитель равен 1, а знаменатель показывает, во сколько раз уменьшены линии местности при изображении их на плане?</w:t>
       </w:r>
     </w:p>
     <w:p>
@@ -3110,16 +2897,7 @@
           <w:szCs w:val="28"/>
           <w:lang w:val="ru-RU"/>
         </w:rPr>
-        <w:t>Устройство</w:t>
-      </w:r>
-      <w:r>
-        <w:rPr>
-          <w:rFonts w:ascii="Times New Roman" w:hAnsi="Times New Roman" w:cs="Times New Roman"/>
-          <w:sz w:val="28"/>
-          <w:szCs w:val="28"/>
-          <w:lang w:val="ru-RU"/>
-        </w:rPr>
-        <w:t xml:space="preserve"> для фокусировки зрительной трубы теодолита называется:</w:t>
+        <w:t>Устройство для фокусировки зрительной трубы теодолита называется:</w:t>
       </w:r>
     </w:p>
     <w:p>
@@ -3183,16 +2961,7 @@
           <w:szCs w:val="28"/>
           <w:lang w:val="ru-RU"/>
         </w:rPr>
-        <w:t>Каким образом контролируется измеренная рулеткой длина</w:t>
-      </w:r>
-      <w:r>
-        <w:rPr>
-          <w:rFonts w:ascii="Times New Roman" w:hAnsi="Times New Roman" w:cs="Times New Roman"/>
-          <w:sz w:val="28"/>
-          <w:szCs w:val="28"/>
-          <w:lang w:val="ru-RU"/>
-        </w:rPr>
-        <w:t xml:space="preserve"> линии?</w:t>
+        <w:t>Каким образом контролируется измеренная рулеткой длина линии?</w:t>
       </w:r>
     </w:p>
     <w:p>
@@ -3215,16 +2984,7 @@
           <w:szCs w:val="28"/>
           <w:lang w:val="ru-RU"/>
         </w:rPr>
-        <w:t>Способ геометрического нивелирования, при котором нивелир устанавливают рядом с исходной точкой таким образом, чтобы окуляр находился над ней, визирную ось приводят в горизонтальное положение и с помощью рейки или рулетки измеряют высоту прибора на</w:t>
-      </w:r>
-      <w:r>
-        <w:rPr>
-          <w:rFonts w:ascii="Times New Roman" w:hAnsi="Times New Roman" w:cs="Times New Roman"/>
-          <w:sz w:val="28"/>
-          <w:szCs w:val="28"/>
-          <w:lang w:val="ru-RU"/>
-        </w:rPr>
-        <w:t>д исходной точкой, называется:</w:t>
+        <w:t>Способ геометрического нивелирования, при котором нивелир устанавливают рядом с исходной точкой таким образом, чтобы окуляр находился над ней, визирную ось приводят в горизонтальное положение и с помощью рейки или рулетки измеряют высоту прибора над исходной точкой, называется:</w:t>
       </w:r>
     </w:p>
     <w:p>
@@ -3311,16 +3071,7 @@
           <w:szCs w:val="28"/>
           <w:lang w:val="ru-RU"/>
         </w:rPr>
-        <w:t>Какой способ съёмки применяют на свободной от застрой</w:t>
-      </w:r>
-      <w:r>
-        <w:rPr>
-          <w:rFonts w:ascii="Times New Roman" w:hAnsi="Times New Roman" w:cs="Times New Roman"/>
-          <w:sz w:val="28"/>
-          <w:szCs w:val="28"/>
-          <w:lang w:val="ru-RU"/>
-        </w:rPr>
-        <w:t>ки и зарослей, достаточно ровной местности путём построения на местности сетки квадратов?</w:t>
+        <w:t>Какой способ съёмки применяют на свободной от застройки и зарослей, достаточно ровной местности путём построения на местности сетки квадратов?</w:t>
       </w:r>
     </w:p>
     <w:p>
@@ -3343,16 +3094,7 @@
           <w:szCs w:val="28"/>
           <w:lang w:val="ru-RU"/>
         </w:rPr>
-        <w:t>Научная дисциплина, изучающая теоретические основы картографических проекций и технологию создания карт различных масштабов и назначения для отображения земной поверх</w:t>
-      </w:r>
-      <w:r>
-        <w:rPr>
-          <w:rFonts w:ascii="Times New Roman" w:hAnsi="Times New Roman" w:cs="Times New Roman"/>
-          <w:sz w:val="28"/>
-          <w:szCs w:val="28"/>
-          <w:lang w:val="ru-RU"/>
-        </w:rPr>
-        <w:t>ности, различных природных и техногенных объектов на ней, для обеспечения рациональных методов природопользования, называется:</w:t>
+        <w:t>Научная дисциплина, изучающая теоретические основы картографических проекций и технологию создания карт различных масштабов и назначения для отображения земной поверхности, различных природных и техногенных объектов на ней, для обеспечения рациональных методов природопользования, называется:</w:t>
       </w:r>
     </w:p>
     <w:p>
@@ -3364,9 +3106,9 @@
           <w:szCs w:val="28"/>
         </w:rPr>
       </w:pPr>
-      <w:bookmarkStart w:id="17" w:name="раздел-8.-масштабы-и-рельеф"/>
-      <w:bookmarkStart w:id="18" w:name="_Toc229907040"/>
-      <w:bookmarkEnd w:id="15"/>
+      <w:bookmarkStart w:id="17" w:name="_Toc229907040"/>
+      <w:bookmarkStart w:id="18" w:name="раздел-8.-масштабы-и-рельеф"/>
+      <w:bookmarkEnd w:id="16"/>
       <w:r>
         <w:rPr>
           <w:rFonts w:ascii="Times New Roman" w:hAnsi="Times New Roman" w:cs="Times New Roman"/>
@@ -3375,7 +3117,7 @@
         </w:rPr>
         <w:t>Раздел 8. Масштабы и рельеф</w:t>
       </w:r>
-      <w:bookmarkEnd w:id="18"/>
+      <w:bookmarkEnd w:id="17"/>
     </w:p>
     <w:p>
       <w:pPr>
@@ -3420,16 +3162,7 @@
           <w:szCs w:val="28"/>
           <w:lang w:val="ru-RU"/>
         </w:rPr>
-        <w:t>Прямой и обратный д</w:t>
-      </w:r>
-      <w:r>
-        <w:rPr>
-          <w:rFonts w:ascii="Times New Roman" w:hAnsi="Times New Roman" w:cs="Times New Roman"/>
-          <w:sz w:val="28"/>
-          <w:szCs w:val="28"/>
-          <w:lang w:val="ru-RU"/>
-        </w:rPr>
-        <w:t>ирекционные углы отличаются между собой на:</w:t>
+        <w:t>Прямой и обратный дирекционные углы отличаются между собой на:</w:t>
       </w:r>
     </w:p>
     <w:p>
@@ -3521,16 +3254,7 @@
           <w:szCs w:val="28"/>
           <w:lang w:val="ru-RU"/>
         </w:rPr>
-        <w:t>Погрешности, превосходящие по абсолютной величине некоторый установленный для данных услов</w:t>
-      </w:r>
-      <w:r>
-        <w:rPr>
-          <w:rFonts w:ascii="Times New Roman" w:hAnsi="Times New Roman" w:cs="Times New Roman"/>
-          <w:sz w:val="28"/>
-          <w:szCs w:val="28"/>
-          <w:lang w:val="ru-RU"/>
-        </w:rPr>
-        <w:t>ий измерений предел, называют:</w:t>
+        <w:t>Погрешности, превосходящие по абсолютной величине некоторый установленный для данных условий измерений предел, называют:</w:t>
       </w:r>
     </w:p>
     <w:p>
@@ -3594,16 +3318,7 @@
           <w:szCs w:val="28"/>
           <w:lang w:val="ru-RU"/>
         </w:rPr>
-        <w:t xml:space="preserve"> геометрическое условие поверк</w:t>
-      </w:r>
-      <w:r>
-        <w:rPr>
-          <w:rFonts w:ascii="Times New Roman" w:hAnsi="Times New Roman" w:cs="Times New Roman"/>
-          <w:sz w:val="28"/>
-          <w:szCs w:val="28"/>
-          <w:lang w:val="ru-RU"/>
-        </w:rPr>
-        <w:t>и:</w:t>
+        <w:t xml:space="preserve"> геометрическое условие поверки:</w:t>
       </w:r>
     </w:p>
     <w:p>
@@ -3714,16 +3429,7 @@
           <w:szCs w:val="28"/>
           <w:lang w:val="ru-RU"/>
         </w:rPr>
-        <w:t>Чем з</w:t>
-      </w:r>
-      <w:r>
-        <w:rPr>
-          <w:rFonts w:ascii="Times New Roman" w:hAnsi="Times New Roman" w:cs="Times New Roman"/>
-          <w:sz w:val="28"/>
-          <w:szCs w:val="28"/>
-          <w:lang w:val="ru-RU"/>
-        </w:rPr>
-        <w:t>акрепляют постоянные знаки геодезических сетей?</w:t>
+        <w:t>Чем закрепляют постоянные знаки геодезических сетей?</w:t>
       </w:r>
     </w:p>
     <w:p>
@@ -3792,25 +3498,7 @@
           <w:szCs w:val="28"/>
           <w:lang w:val="ru-RU"/>
         </w:rPr>
-        <w:t>Раздел геодезии, в котором рассматрива</w:t>
-      </w:r>
-      <w:r>
-        <w:rPr>
-          <w:rFonts w:ascii="Times New Roman" w:hAnsi="Times New Roman" w:cs="Times New Roman"/>
-          <w:sz w:val="28"/>
-          <w:szCs w:val="28"/>
-          <w:lang w:val="ru-RU"/>
-        </w:rPr>
-        <w:t>ется применение методов геодезии при строительстве подземных сооружений (например, тоннелей) и для обеспечения геометрических задач горнодобывающей промышленности, решаемых при разведке и съёмке залежей полезных ископаемых, строительстве горных сооружений,</w:t>
-      </w:r>
-      <w:r>
-        <w:rPr>
-          <w:rFonts w:ascii="Times New Roman" w:hAnsi="Times New Roman" w:cs="Times New Roman"/>
-          <w:sz w:val="28"/>
-          <w:szCs w:val="28"/>
-          <w:lang w:val="ru-RU"/>
-        </w:rPr>
-        <w:t xml:space="preserve"> проходке и съёмке горных выработок, определении их объёма и положения, называется:</w:t>
+        <w:t>Раздел геодезии, в котором рассматривается применение методов геодезии при строительстве подземных сооружений (например, тоннелей) и для обеспечения геометрических задач горнодобывающей промышленности, решаемых при разведке и съёмке залежей полезных ископаемых, строительстве горных сооружений, проходке и съёмке горных выработок, определении их объёма и положения, называется:</w:t>
       </w:r>
     </w:p>
     <w:p>
@@ -3856,16 +3544,7 @@
           <w:szCs w:val="28"/>
           <w:lang w:val="ru-RU"/>
         </w:rPr>
-        <w:t>Острый угол между ближайшим (северным или южным)</w:t>
-      </w:r>
-      <w:r>
-        <w:rPr>
-          <w:rFonts w:ascii="Times New Roman" w:hAnsi="Times New Roman" w:cs="Times New Roman"/>
-          <w:sz w:val="28"/>
-          <w:szCs w:val="28"/>
-          <w:lang w:val="ru-RU"/>
-        </w:rPr>
-        <w:t xml:space="preserve"> направлением меридиана и направлением определяемой линии называется:</w:t>
+        <w:t>Острый угол между ближайшим (северным или южным) направлением меридиана и направлением определяемой линии называется:</w:t>
       </w:r>
     </w:p>
     <w:p>
@@ -3877,9 +3556,9 @@
           <w:szCs w:val="28"/>
         </w:rPr>
       </w:pPr>
-      <w:bookmarkStart w:id="19" w:name="раздел-9.-геодезические-задачи"/>
-      <w:bookmarkStart w:id="20" w:name="_Toc229907041"/>
-      <w:bookmarkEnd w:id="17"/>
+      <w:bookmarkStart w:id="19" w:name="_Toc229907041"/>
+      <w:bookmarkStart w:id="20" w:name="раздел-9.-геодезические-задачи"/>
+      <w:bookmarkEnd w:id="18"/>
       <w:r>
         <w:rPr>
           <w:rFonts w:ascii="Times New Roman" w:hAnsi="Times New Roman" w:cs="Times New Roman"/>
@@ -3888,130 +3567,612 @@
         </w:rPr>
         <w:t>Раздел 9. Геодезические задачи</w:t>
       </w:r>
+      <w:bookmarkEnd w:id="19"/>
+    </w:p>
+    <w:p>
+      <w:pPr>
+        <w:numPr>
+          <w:ilvl w:val="0"/>
+          <w:numId w:val="10"/>
+        </w:numPr>
+        <w:rPr>
+          <w:rFonts w:ascii="Times New Roman" w:hAnsi="Times New Roman" w:cs="Times New Roman"/>
+          <w:sz w:val="28"/>
+          <w:szCs w:val="28"/>
+          <w:lang w:val="ru-RU"/>
+        </w:rPr>
+      </w:pPr>
+      <w:r>
+        <w:rPr>
+          <w:rFonts w:ascii="Times New Roman" w:hAnsi="Times New Roman" w:cs="Times New Roman"/>
+          <w:sz w:val="28"/>
+          <w:szCs w:val="28"/>
+          <w:lang w:val="ru-RU"/>
+        </w:rPr>
+        <w:t>В обратной геодезической задаче необходимо определить:</w:t>
+      </w:r>
+    </w:p>
+    <w:p>
+      <w:pPr>
+        <w:numPr>
+          <w:ilvl w:val="0"/>
+          <w:numId w:val="10"/>
+        </w:numPr>
+        <w:rPr>
+          <w:rFonts w:ascii="Times New Roman" w:hAnsi="Times New Roman" w:cs="Times New Roman"/>
+          <w:sz w:val="28"/>
+          <w:szCs w:val="28"/>
+          <w:lang w:val="ru-RU"/>
+        </w:rPr>
+      </w:pPr>
+      <w:r>
+        <w:rPr>
+          <w:rFonts w:ascii="Times New Roman" w:hAnsi="Times New Roman" w:cs="Times New Roman"/>
+          <w:sz w:val="28"/>
+          <w:szCs w:val="28"/>
+          <w:lang w:val="ru-RU"/>
+        </w:rPr>
+        <w:t>Какой масштаб применяют для измерений и построений повышенной точности, основанный на пропорциональности отрезков параллельных прямых, пересекающих стороны угла?</w:t>
+      </w:r>
+    </w:p>
+    <w:p>
+      <w:pPr>
+        <w:numPr>
+          <w:ilvl w:val="0"/>
+          <w:numId w:val="10"/>
+        </w:numPr>
+        <w:rPr>
+          <w:rFonts w:ascii="Times New Roman" w:hAnsi="Times New Roman" w:cs="Times New Roman"/>
+          <w:sz w:val="28"/>
+          <w:szCs w:val="28"/>
+          <w:lang w:val="ru-RU"/>
+        </w:rPr>
+      </w:pPr>
+      <w:r>
+        <w:rPr>
+          <w:rFonts w:ascii="Times New Roman" w:hAnsi="Times New Roman" w:cs="Times New Roman"/>
+          <w:sz w:val="28"/>
+          <w:szCs w:val="28"/>
+          <w:lang w:val="ru-RU"/>
+        </w:rPr>
+        <w:t>Пониженная часть местности между двумя вершинами называется:</w:t>
+      </w:r>
+    </w:p>
+    <w:p>
+      <w:pPr>
+        <w:numPr>
+          <w:ilvl w:val="0"/>
+          <w:numId w:val="10"/>
+        </w:numPr>
+        <w:rPr>
+          <w:rFonts w:ascii="Times New Roman" w:hAnsi="Times New Roman" w:cs="Times New Roman"/>
+          <w:sz w:val="28"/>
+          <w:szCs w:val="28"/>
+          <w:lang w:val="ru-RU"/>
+        </w:rPr>
+      </w:pPr>
+      <w:r>
+        <w:rPr>
+          <w:rFonts w:ascii="Times New Roman" w:hAnsi="Times New Roman" w:cs="Times New Roman"/>
+          <w:sz w:val="28"/>
+          <w:szCs w:val="28"/>
+          <w:lang w:val="ru-RU"/>
+        </w:rPr>
+        <w:t>Погрешности, размер и влияние которых на каждый отдельный результат измерения остаются неизвестными, называют:</w:t>
+      </w:r>
+    </w:p>
+    <w:p>
+      <w:pPr>
+        <w:numPr>
+          <w:ilvl w:val="0"/>
+          <w:numId w:val="10"/>
+        </w:numPr>
+        <w:rPr>
+          <w:rFonts w:ascii="Times New Roman" w:hAnsi="Times New Roman" w:cs="Times New Roman"/>
+          <w:sz w:val="28"/>
+          <w:szCs w:val="28"/>
+          <w:lang w:val="ru-RU"/>
+        </w:rPr>
+      </w:pPr>
+      <w:r>
+        <w:rPr>
+          <w:rFonts w:ascii="Times New Roman" w:hAnsi="Times New Roman" w:cs="Times New Roman"/>
+          <w:sz w:val="28"/>
+          <w:szCs w:val="28"/>
+          <w:lang w:val="ru-RU"/>
+        </w:rPr>
+        <w:t xml:space="preserve">Часть теодолита, которая состоит из лимба </w:t>
+      </w:r>
+      <w:r>
+        <w:rPr>
+          <w:rFonts w:ascii="Times New Roman" w:hAnsi="Times New Roman" w:cs="Times New Roman"/>
+          <w:sz w:val="28"/>
+          <w:szCs w:val="28"/>
+          <w:lang w:val="ru-RU"/>
+        </w:rPr>
+        <w:t>–</w:t>
+      </w:r>
+      <w:r>
+        <w:rPr>
+          <w:rFonts w:ascii="Times New Roman" w:hAnsi="Times New Roman" w:cs="Times New Roman"/>
+          <w:sz w:val="28"/>
+          <w:szCs w:val="28"/>
+          <w:lang w:val="ru-RU"/>
+        </w:rPr>
+        <w:t xml:space="preserve"> оцифрованной по ходу часовой стрелки круговой полосы с градусными делениями, предназначенная для измерения горизонтальных углов, называется:</w:t>
+      </w:r>
+    </w:p>
+    <w:p>
+      <w:pPr>
+        <w:numPr>
+          <w:ilvl w:val="0"/>
+          <w:numId w:val="10"/>
+        </w:numPr>
+        <w:rPr>
+          <w:rFonts w:ascii="Times New Roman" w:hAnsi="Times New Roman" w:cs="Times New Roman"/>
+          <w:sz w:val="28"/>
+          <w:szCs w:val="28"/>
+          <w:lang w:val="ru-RU"/>
+        </w:rPr>
+      </w:pPr>
+      <w:r>
+        <w:rPr>
+          <w:rFonts w:ascii="Times New Roman" w:hAnsi="Times New Roman" w:cs="Times New Roman"/>
+          <w:sz w:val="28"/>
+          <w:szCs w:val="28"/>
+          <w:lang w:val="ru-RU"/>
+        </w:rPr>
+        <w:t xml:space="preserve">Визирная ось зрительной трубы должна быть перпендикулярна оси вращения трубы </w:t>
+      </w:r>
+      <w:r>
+        <w:rPr>
+          <w:rFonts w:ascii="Times New Roman" w:hAnsi="Times New Roman" w:cs="Times New Roman"/>
+          <w:sz w:val="28"/>
+          <w:szCs w:val="28"/>
+          <w:lang w:val="ru-RU"/>
+        </w:rPr>
+        <w:t>–</w:t>
+      </w:r>
+      <w:r>
+        <w:rPr>
+          <w:rFonts w:ascii="Times New Roman" w:hAnsi="Times New Roman" w:cs="Times New Roman"/>
+          <w:sz w:val="28"/>
+          <w:szCs w:val="28"/>
+          <w:lang w:val="ru-RU"/>
+        </w:rPr>
+        <w:t xml:space="preserve"> геометрическое условие поверки:</w:t>
+      </w:r>
+    </w:p>
+    <w:p>
+      <w:pPr>
+        <w:numPr>
+          <w:ilvl w:val="0"/>
+          <w:numId w:val="10"/>
+        </w:numPr>
+        <w:rPr>
+          <w:rFonts w:ascii="Times New Roman" w:hAnsi="Times New Roman" w:cs="Times New Roman"/>
+          <w:sz w:val="28"/>
+          <w:szCs w:val="28"/>
+          <w:lang w:val="ru-RU"/>
+        </w:rPr>
+      </w:pPr>
+      <w:r>
+        <w:rPr>
+          <w:rFonts w:ascii="Times New Roman" w:hAnsi="Times New Roman" w:cs="Times New Roman"/>
+          <w:sz w:val="28"/>
+          <w:szCs w:val="28"/>
+          <w:lang w:val="ru-RU"/>
+        </w:rPr>
+        <w:t>Принцип работы светодальномеров заключается в:</w:t>
+      </w:r>
+    </w:p>
+    <w:p>
+      <w:pPr>
+        <w:numPr>
+          <w:ilvl w:val="0"/>
+          <w:numId w:val="10"/>
+        </w:numPr>
+        <w:rPr>
+          <w:rFonts w:ascii="Times New Roman" w:hAnsi="Times New Roman" w:cs="Times New Roman"/>
+          <w:sz w:val="28"/>
+          <w:szCs w:val="28"/>
+          <w:lang w:val="ru-RU"/>
+        </w:rPr>
+      </w:pPr>
+      <w:r>
+        <w:rPr>
+          <w:rFonts w:ascii="Times New Roman" w:hAnsi="Times New Roman" w:cs="Times New Roman"/>
+          <w:sz w:val="28"/>
+          <w:szCs w:val="28"/>
+          <w:lang w:val="ru-RU"/>
+        </w:rPr>
+        <w:lastRenderedPageBreak/>
+        <w:t>Вид нивелирования между двумя пунктами А и В, включающий измерение расстояния и угла наклона между ними с последующим вычислением превышения по тригонометрическим формулам, называется:</w:t>
+      </w:r>
+    </w:p>
+    <w:p>
+      <w:pPr>
+        <w:numPr>
+          <w:ilvl w:val="0"/>
+          <w:numId w:val="10"/>
+        </w:numPr>
+        <w:rPr>
+          <w:rFonts w:ascii="Times New Roman" w:hAnsi="Times New Roman" w:cs="Times New Roman"/>
+          <w:sz w:val="28"/>
+          <w:szCs w:val="28"/>
+          <w:lang w:val="ru-RU"/>
+        </w:rPr>
+      </w:pPr>
+      <w:r>
+        <w:rPr>
+          <w:rFonts w:ascii="Times New Roman" w:hAnsi="Times New Roman" w:cs="Times New Roman"/>
+          <w:sz w:val="28"/>
+          <w:szCs w:val="28"/>
+          <w:lang w:val="ru-RU"/>
+        </w:rPr>
+        <w:t xml:space="preserve">Ось круглого уровня должна быть параллельна оси вращения нивелира </w:t>
+      </w:r>
+      <w:r>
+        <w:rPr>
+          <w:rFonts w:ascii="Times New Roman" w:hAnsi="Times New Roman" w:cs="Times New Roman"/>
+          <w:sz w:val="28"/>
+          <w:szCs w:val="28"/>
+          <w:lang w:val="ru-RU"/>
+        </w:rPr>
+        <w:t>–</w:t>
+      </w:r>
+      <w:r>
+        <w:rPr>
+          <w:rFonts w:ascii="Times New Roman" w:hAnsi="Times New Roman" w:cs="Times New Roman"/>
+          <w:sz w:val="28"/>
+          <w:szCs w:val="28"/>
+          <w:lang w:val="ru-RU"/>
+        </w:rPr>
+        <w:t xml:space="preserve"> геометрическое условие поверки:</w:t>
+      </w:r>
+    </w:p>
+    <w:p>
+      <w:pPr>
+        <w:numPr>
+          <w:ilvl w:val="0"/>
+          <w:numId w:val="10"/>
+        </w:numPr>
+        <w:rPr>
+          <w:rFonts w:ascii="Times New Roman" w:hAnsi="Times New Roman" w:cs="Times New Roman"/>
+          <w:sz w:val="28"/>
+          <w:szCs w:val="28"/>
+        </w:rPr>
+      </w:pPr>
+      <w:r>
+        <w:rPr>
+          <w:rFonts w:ascii="Times New Roman" w:hAnsi="Times New Roman" w:cs="Times New Roman"/>
+          <w:sz w:val="28"/>
+          <w:szCs w:val="28"/>
+        </w:rPr>
+        <w:t>Чем закрепляют временные знаки?</w:t>
+      </w:r>
+    </w:p>
+    <w:p>
+      <w:pPr>
+        <w:numPr>
+          <w:ilvl w:val="0"/>
+          <w:numId w:val="10"/>
+        </w:numPr>
+        <w:rPr>
+          <w:rFonts w:ascii="Times New Roman" w:hAnsi="Times New Roman" w:cs="Times New Roman"/>
+          <w:sz w:val="28"/>
+          <w:szCs w:val="28"/>
+          <w:lang w:val="ru-RU"/>
+        </w:rPr>
+      </w:pPr>
+      <w:r>
+        <w:rPr>
+          <w:rFonts w:ascii="Times New Roman" w:hAnsi="Times New Roman" w:cs="Times New Roman"/>
+          <w:sz w:val="28"/>
+          <w:szCs w:val="28"/>
+          <w:lang w:val="ru-RU"/>
+        </w:rPr>
+        <w:t>Теоретическая сумма углов в разомкнутом теодолитном ходе (левые углы) вычисляется по формуле:</w:t>
+      </w:r>
+    </w:p>
+    <w:p>
+      <w:pPr>
+        <w:numPr>
+          <w:ilvl w:val="0"/>
+          <w:numId w:val="10"/>
+        </w:numPr>
+        <w:rPr>
+          <w:rFonts w:ascii="Times New Roman" w:hAnsi="Times New Roman" w:cs="Times New Roman"/>
+          <w:sz w:val="28"/>
+          <w:szCs w:val="28"/>
+          <w:lang w:val="ru-RU"/>
+        </w:rPr>
+      </w:pPr>
+      <w:r>
+        <w:rPr>
+          <w:rFonts w:ascii="Times New Roman" w:hAnsi="Times New Roman" w:cs="Times New Roman"/>
+          <w:sz w:val="28"/>
+          <w:szCs w:val="28"/>
+          <w:lang w:val="ru-RU"/>
+        </w:rPr>
+        <w:t>С помощью какого прибора можно выполнить тахеометрическую съёмку?</w:t>
+      </w:r>
+    </w:p>
+    <w:p>
+      <w:pPr>
+        <w:numPr>
+          <w:ilvl w:val="0"/>
+          <w:numId w:val="10"/>
+        </w:numPr>
+        <w:rPr>
+          <w:rFonts w:ascii="Times New Roman" w:hAnsi="Times New Roman" w:cs="Times New Roman"/>
+          <w:sz w:val="28"/>
+          <w:szCs w:val="28"/>
+          <w:lang w:val="ru-RU"/>
+        </w:rPr>
+      </w:pPr>
+      <w:r>
+        <w:rPr>
+          <w:rFonts w:ascii="Times New Roman" w:hAnsi="Times New Roman" w:cs="Times New Roman"/>
+          <w:sz w:val="28"/>
+          <w:szCs w:val="28"/>
+          <w:lang w:val="ru-RU"/>
+        </w:rPr>
+        <w:t>Раздел геодезии, который рассматривает методы производства геодезических измерений в условиях строительства различных объектов, называется:</w:t>
+      </w:r>
+    </w:p>
+    <w:p>
+      <w:pPr>
+        <w:pStyle w:val="2"/>
+        <w:rPr>
+          <w:rFonts w:ascii="Times New Roman" w:hAnsi="Times New Roman" w:cs="Times New Roman"/>
+          <w:sz w:val="28"/>
+          <w:szCs w:val="28"/>
+        </w:rPr>
+      </w:pPr>
+      <w:bookmarkStart w:id="21" w:name="_Toc229907042"/>
+      <w:bookmarkStart w:id="22" w:name="Xf9dcda4ca91be7b3f45c98e6c3acb5465664a74"/>
       <w:bookmarkEnd w:id="20"/>
-    </w:p>
-    <w:p>
-      <w:pPr>
-        <w:numPr>
-          <w:ilvl w:val="0"/>
-          <w:numId w:val="10"/>
-        </w:numPr>
-        <w:rPr>
-          <w:rFonts w:ascii="Times New Roman" w:hAnsi="Times New Roman" w:cs="Times New Roman"/>
-          <w:sz w:val="28"/>
-          <w:szCs w:val="28"/>
-          <w:lang w:val="ru-RU"/>
-        </w:rPr>
-      </w:pPr>
-      <w:r>
-        <w:rPr>
-          <w:rFonts w:ascii="Times New Roman" w:hAnsi="Times New Roman" w:cs="Times New Roman"/>
-          <w:sz w:val="28"/>
-          <w:szCs w:val="28"/>
-          <w:lang w:val="ru-RU"/>
-        </w:rPr>
-        <w:t>В обратной геодезической задаче необходимо определить:</w:t>
-      </w:r>
-    </w:p>
-    <w:p>
-      <w:pPr>
-        <w:numPr>
-          <w:ilvl w:val="0"/>
-          <w:numId w:val="10"/>
-        </w:numPr>
-        <w:rPr>
-          <w:rFonts w:ascii="Times New Roman" w:hAnsi="Times New Roman" w:cs="Times New Roman"/>
-          <w:sz w:val="28"/>
-          <w:szCs w:val="28"/>
-          <w:lang w:val="ru-RU"/>
-        </w:rPr>
-      </w:pPr>
-      <w:r>
-        <w:rPr>
-          <w:rFonts w:ascii="Times New Roman" w:hAnsi="Times New Roman" w:cs="Times New Roman"/>
-          <w:sz w:val="28"/>
-          <w:szCs w:val="28"/>
-          <w:lang w:val="ru-RU"/>
-        </w:rPr>
-        <w:t>Какой масштаб применяют для измерений и построений повышенной точности, основанный на пропорциональн</w:t>
-      </w:r>
-      <w:r>
-        <w:rPr>
-          <w:rFonts w:ascii="Times New Roman" w:hAnsi="Times New Roman" w:cs="Times New Roman"/>
-          <w:sz w:val="28"/>
-          <w:szCs w:val="28"/>
-          <w:lang w:val="ru-RU"/>
-        </w:rPr>
-        <w:t>ости отрезков параллельных прямых, пересекающих стороны угла?</w:t>
-      </w:r>
-    </w:p>
-    <w:p>
-      <w:pPr>
-        <w:numPr>
-          <w:ilvl w:val="0"/>
-          <w:numId w:val="10"/>
-        </w:numPr>
-        <w:rPr>
-          <w:rFonts w:ascii="Times New Roman" w:hAnsi="Times New Roman" w:cs="Times New Roman"/>
-          <w:sz w:val="28"/>
-          <w:szCs w:val="28"/>
-          <w:lang w:val="ru-RU"/>
-        </w:rPr>
-      </w:pPr>
-      <w:r>
-        <w:rPr>
-          <w:rFonts w:ascii="Times New Roman" w:hAnsi="Times New Roman" w:cs="Times New Roman"/>
-          <w:sz w:val="28"/>
-          <w:szCs w:val="28"/>
-          <w:lang w:val="ru-RU"/>
-        </w:rPr>
-        <w:t>Пониженная часть местности между двумя вершинами называется:</w:t>
-      </w:r>
-    </w:p>
-    <w:p>
-      <w:pPr>
-        <w:numPr>
-          <w:ilvl w:val="0"/>
-          <w:numId w:val="10"/>
-        </w:numPr>
-        <w:rPr>
-          <w:rFonts w:ascii="Times New Roman" w:hAnsi="Times New Roman" w:cs="Times New Roman"/>
-          <w:sz w:val="28"/>
-          <w:szCs w:val="28"/>
-          <w:lang w:val="ru-RU"/>
-        </w:rPr>
-      </w:pPr>
-      <w:r>
-        <w:rPr>
-          <w:rFonts w:ascii="Times New Roman" w:hAnsi="Times New Roman" w:cs="Times New Roman"/>
-          <w:sz w:val="28"/>
-          <w:szCs w:val="28"/>
-          <w:lang w:val="ru-RU"/>
-        </w:rPr>
-        <w:t>Погрешности, размер и влияние которых на каждый отдельный результат измерения остаются неизвестными, называют:</w:t>
-      </w:r>
-    </w:p>
-    <w:p>
-      <w:pPr>
-        <w:numPr>
-          <w:ilvl w:val="0"/>
-          <w:numId w:val="10"/>
-        </w:numPr>
-        <w:rPr>
-          <w:rFonts w:ascii="Times New Roman" w:hAnsi="Times New Roman" w:cs="Times New Roman"/>
-          <w:sz w:val="28"/>
-          <w:szCs w:val="28"/>
-          <w:lang w:val="ru-RU"/>
-        </w:rPr>
-      </w:pPr>
-      <w:r>
-        <w:rPr>
-          <w:rFonts w:ascii="Times New Roman" w:hAnsi="Times New Roman" w:cs="Times New Roman"/>
-          <w:sz w:val="28"/>
-          <w:szCs w:val="28"/>
-          <w:lang w:val="ru-RU"/>
-        </w:rPr>
-        <w:t xml:space="preserve">Часть теодолита, которая состоит из лимба </w:t>
+      <w:r>
+        <w:rPr>
+          <w:rFonts w:ascii="Times New Roman" w:hAnsi="Times New Roman" w:cs="Times New Roman"/>
+          <w:sz w:val="28"/>
+          <w:szCs w:val="28"/>
+        </w:rPr>
+        <w:t>Раздел 10. Координаты и системы координат</w:t>
+      </w:r>
+      <w:bookmarkEnd w:id="21"/>
+    </w:p>
+    <w:p>
+      <w:pPr>
+        <w:numPr>
+          <w:ilvl w:val="0"/>
+          <w:numId w:val="11"/>
+        </w:numPr>
+        <w:rPr>
+          <w:rFonts w:ascii="Times New Roman" w:hAnsi="Times New Roman" w:cs="Times New Roman"/>
+          <w:sz w:val="28"/>
+          <w:szCs w:val="28"/>
+        </w:rPr>
+      </w:pPr>
+      <w:r>
+        <w:rPr>
+          <w:rFonts w:ascii="Times New Roman" w:hAnsi="Times New Roman" w:cs="Times New Roman"/>
+          <w:sz w:val="28"/>
+          <w:szCs w:val="28"/>
+          <w:lang w:val="ru-RU"/>
+        </w:rPr>
+        <w:t xml:space="preserve">Двугранный угол между плоскостью географического меридиана определяемой точки и плоскостью </w:t>
+      </w:r>
+      <w:r>
+        <w:rPr>
+          <w:rFonts w:ascii="Times New Roman" w:hAnsi="Times New Roman" w:cs="Times New Roman"/>
+          <w:sz w:val="28"/>
+          <w:szCs w:val="28"/>
+        </w:rPr>
+        <w:t>Гринвичского меридиана, принятого за начальный, называют:</w:t>
+      </w:r>
+    </w:p>
+    <w:p>
+      <w:pPr>
+        <w:numPr>
+          <w:ilvl w:val="0"/>
+          <w:numId w:val="11"/>
+        </w:numPr>
+        <w:rPr>
+          <w:rFonts w:ascii="Times New Roman" w:hAnsi="Times New Roman" w:cs="Times New Roman"/>
+          <w:sz w:val="28"/>
+          <w:szCs w:val="28"/>
+          <w:lang w:val="ru-RU"/>
+        </w:rPr>
+      </w:pPr>
+      <w:r>
+        <w:rPr>
+          <w:rFonts w:ascii="Times New Roman" w:hAnsi="Times New Roman" w:cs="Times New Roman"/>
+          <w:sz w:val="28"/>
+          <w:szCs w:val="28"/>
+          <w:lang w:val="ru-RU"/>
+        </w:rPr>
+        <w:t>Горизонтальный угол между направлениями истинного и магнитного меридианов в данной точке называется:</w:t>
+      </w:r>
+    </w:p>
+    <w:p>
+      <w:pPr>
+        <w:numPr>
+          <w:ilvl w:val="0"/>
+          <w:numId w:val="11"/>
+        </w:numPr>
+        <w:rPr>
+          <w:rFonts w:ascii="Times New Roman" w:hAnsi="Times New Roman" w:cs="Times New Roman"/>
+          <w:sz w:val="28"/>
+          <w:szCs w:val="28"/>
+        </w:rPr>
+      </w:pPr>
+      <w:r>
+        <w:rPr>
+          <w:rFonts w:ascii="Times New Roman" w:hAnsi="Times New Roman" w:cs="Times New Roman"/>
+          <w:sz w:val="28"/>
+          <w:szCs w:val="28"/>
+          <w:lang w:val="ru-RU"/>
+        </w:rPr>
+        <w:t xml:space="preserve">В прямой геодезической задаче известны: координаты начальной точки, горизонтальное проложение и дирекционный угол. </w:t>
+      </w:r>
+      <w:r>
+        <w:rPr>
+          <w:rFonts w:ascii="Times New Roman" w:hAnsi="Times New Roman" w:cs="Times New Roman"/>
+          <w:sz w:val="28"/>
+          <w:szCs w:val="28"/>
+        </w:rPr>
+        <w:t>Необходимо определить:</w:t>
+      </w:r>
+    </w:p>
+    <w:p>
+      <w:pPr>
+        <w:numPr>
+          <w:ilvl w:val="0"/>
+          <w:numId w:val="11"/>
+        </w:numPr>
+        <w:rPr>
+          <w:rFonts w:ascii="Times New Roman" w:hAnsi="Times New Roman" w:cs="Times New Roman"/>
+          <w:sz w:val="28"/>
+          <w:szCs w:val="28"/>
+          <w:lang w:val="ru-RU"/>
+        </w:rPr>
+      </w:pPr>
+      <w:r>
+        <w:rPr>
+          <w:rFonts w:ascii="Times New Roman" w:hAnsi="Times New Roman" w:cs="Times New Roman"/>
+          <w:sz w:val="28"/>
+          <w:szCs w:val="28"/>
+          <w:lang w:val="ru-RU"/>
+        </w:rPr>
+        <w:t xml:space="preserve">Что называют горизонтальным отрезком </w:t>
+      </w:r>
+      <w:r>
+        <w:rPr>
+          <w:rFonts w:ascii="Times New Roman" w:hAnsi="Times New Roman" w:cs="Times New Roman"/>
+          <w:sz w:val="28"/>
+          <w:szCs w:val="28"/>
+        </w:rPr>
+        <w:t>Δd</w:t>
+      </w:r>
+      <w:r>
+        <w:rPr>
+          <w:rFonts w:ascii="Times New Roman" w:hAnsi="Times New Roman" w:cs="Times New Roman"/>
+          <w:sz w:val="28"/>
+          <w:szCs w:val="28"/>
+          <w:lang w:val="ru-RU"/>
+        </w:rPr>
+        <w:t xml:space="preserve"> на местности, соответствующим отрезку длиной 0,1 мм на плане масштаба 1:</w:t>
+      </w:r>
+      <w:r>
+        <w:rPr>
+          <w:rFonts w:ascii="Times New Roman" w:hAnsi="Times New Roman" w:cs="Times New Roman"/>
+          <w:sz w:val="28"/>
+          <w:szCs w:val="28"/>
+        </w:rPr>
+        <w:t>M</w:t>
+      </w:r>
+      <w:r>
+        <w:rPr>
+          <w:rFonts w:ascii="Times New Roman" w:hAnsi="Times New Roman" w:cs="Times New Roman"/>
+          <w:sz w:val="28"/>
+          <w:szCs w:val="28"/>
+          <w:lang w:val="ru-RU"/>
+        </w:rPr>
+        <w:t>?</w:t>
+      </w:r>
+    </w:p>
+    <w:p>
+      <w:pPr>
+        <w:numPr>
+          <w:ilvl w:val="0"/>
+          <w:numId w:val="11"/>
+        </w:numPr>
+        <w:rPr>
+          <w:rFonts w:ascii="Times New Roman" w:hAnsi="Times New Roman" w:cs="Times New Roman"/>
+          <w:sz w:val="28"/>
+          <w:szCs w:val="28"/>
+          <w:lang w:val="ru-RU"/>
+        </w:rPr>
+      </w:pPr>
+      <w:r>
+        <w:rPr>
+          <w:rFonts w:ascii="Times New Roman" w:hAnsi="Times New Roman" w:cs="Times New Roman"/>
+          <w:sz w:val="28"/>
+          <w:szCs w:val="28"/>
+          <w:lang w:val="ru-RU"/>
+        </w:rPr>
+        <w:t>Вытянутое углубление местности, постепенно понижающееся в одном направлении, называется:</w:t>
+      </w:r>
+    </w:p>
+    <w:p>
+      <w:pPr>
+        <w:numPr>
+          <w:ilvl w:val="0"/>
+          <w:numId w:val="11"/>
+        </w:numPr>
+        <w:rPr>
+          <w:rFonts w:ascii="Times New Roman" w:hAnsi="Times New Roman" w:cs="Times New Roman"/>
+          <w:sz w:val="28"/>
+          <w:szCs w:val="28"/>
+          <w:lang w:val="ru-RU"/>
+        </w:rPr>
+      </w:pPr>
+      <w:r>
+        <w:rPr>
+          <w:rFonts w:ascii="Times New Roman" w:hAnsi="Times New Roman" w:cs="Times New Roman"/>
+          <w:sz w:val="28"/>
+          <w:szCs w:val="28"/>
+          <w:lang w:val="ru-RU"/>
+        </w:rPr>
+        <w:t>Оценку результатов выполненных измерений производят, основываясь на свойствах:</w:t>
+      </w:r>
+    </w:p>
+    <w:p>
+      <w:pPr>
+        <w:numPr>
+          <w:ilvl w:val="0"/>
+          <w:numId w:val="11"/>
+        </w:numPr>
+        <w:rPr>
+          <w:rFonts w:ascii="Times New Roman" w:hAnsi="Times New Roman" w:cs="Times New Roman"/>
+          <w:sz w:val="28"/>
+          <w:szCs w:val="28"/>
+          <w:lang w:val="ru-RU"/>
+        </w:rPr>
+      </w:pPr>
+      <w:r>
+        <w:rPr>
+          <w:rFonts w:ascii="Times New Roman" w:hAnsi="Times New Roman" w:cs="Times New Roman"/>
+          <w:sz w:val="28"/>
+          <w:szCs w:val="28"/>
+          <w:lang w:val="ru-RU"/>
+        </w:rPr>
+        <w:t>Часть теодолита, расположенная соосно с лимбом и несущая элементы отсчётного устройства, называется:</w:t>
+      </w:r>
+    </w:p>
+    <w:p>
+      <w:pPr>
+        <w:numPr>
+          <w:ilvl w:val="0"/>
+          <w:numId w:val="11"/>
+        </w:numPr>
+        <w:rPr>
+          <w:rFonts w:ascii="Times New Roman" w:hAnsi="Times New Roman" w:cs="Times New Roman"/>
+          <w:sz w:val="28"/>
+          <w:szCs w:val="28"/>
+          <w:lang w:val="ru-RU"/>
+        </w:rPr>
+      </w:pPr>
+      <w:r>
+        <w:rPr>
+          <w:rFonts w:ascii="Times New Roman" w:hAnsi="Times New Roman" w:cs="Times New Roman"/>
+          <w:sz w:val="28"/>
+          <w:szCs w:val="28"/>
+          <w:lang w:val="ru-RU"/>
+        </w:rPr>
+        <w:t xml:space="preserve">Ось вращения зрительной трубы должна быть перпендикулярна оси вращения теодолита </w:t>
       </w:r>
       <w:r>
         <w:rPr>
@@ -4029,56 +4190,6 @@
           <w:szCs w:val="28"/>
           <w:lang w:val="ru-RU"/>
         </w:rPr>
-        <w:t xml:space="preserve"> оцифрованной по ходу часовой стрелки круговой полосы с градусными делениями, предназначенная для измерения горизонтальных углов, называется:</w:t>
-      </w:r>
-    </w:p>
-    <w:p>
-      <w:pPr>
-        <w:numPr>
-          <w:ilvl w:val="0"/>
-          <w:numId w:val="10"/>
-        </w:numPr>
-        <w:rPr>
-          <w:rFonts w:ascii="Times New Roman" w:hAnsi="Times New Roman" w:cs="Times New Roman"/>
-          <w:sz w:val="28"/>
-          <w:szCs w:val="28"/>
-          <w:lang w:val="ru-RU"/>
-        </w:rPr>
-      </w:pPr>
-      <w:r>
-        <w:rPr>
-          <w:rFonts w:ascii="Times New Roman" w:hAnsi="Times New Roman" w:cs="Times New Roman"/>
-          <w:sz w:val="28"/>
-          <w:szCs w:val="28"/>
-          <w:lang w:val="ru-RU"/>
-        </w:rPr>
-        <w:t xml:space="preserve">Визирная ось зрительной трубы должна быть перпендикулярна оси вращения </w:t>
-      </w:r>
-      <w:r>
-        <w:rPr>
-          <w:rFonts w:ascii="Times New Roman" w:hAnsi="Times New Roman" w:cs="Times New Roman"/>
-          <w:sz w:val="28"/>
-          <w:szCs w:val="28"/>
-          <w:lang w:val="ru-RU"/>
-        </w:rPr>
-        <w:t xml:space="preserve">трубы </w:t>
-      </w:r>
-      <w:r>
-        <w:rPr>
-          <w:rFonts w:ascii="Times New Roman" w:hAnsi="Times New Roman" w:cs="Times New Roman"/>
-          <w:sz w:val="28"/>
-          <w:szCs w:val="28"/>
-          <w:lang w:val="ru-RU"/>
-        </w:rPr>
-        <w:t>–</w:t>
-      </w:r>
-      <w:r>
-        <w:rPr>
-          <w:rFonts w:ascii="Times New Roman" w:hAnsi="Times New Roman" w:cs="Times New Roman"/>
-          <w:sz w:val="28"/>
-          <w:szCs w:val="28"/>
-          <w:lang w:val="ru-RU"/>
-        </w:rPr>
         <w:t xml:space="preserve"> геометрическое условие поверки:</w:t>
       </w:r>
     </w:p>
@@ -4086,224 +4197,6 @@
       <w:pPr>
         <w:numPr>
           <w:ilvl w:val="0"/>
-          <w:numId w:val="10"/>
-        </w:numPr>
-        <w:rPr>
-          <w:rFonts w:ascii="Times New Roman" w:hAnsi="Times New Roman" w:cs="Times New Roman"/>
-          <w:sz w:val="28"/>
-          <w:szCs w:val="28"/>
-          <w:lang w:val="ru-RU"/>
-        </w:rPr>
-      </w:pPr>
-      <w:r>
-        <w:rPr>
-          <w:rFonts w:ascii="Times New Roman" w:hAnsi="Times New Roman" w:cs="Times New Roman"/>
-          <w:sz w:val="28"/>
-          <w:szCs w:val="28"/>
-          <w:lang w:val="ru-RU"/>
-        </w:rPr>
-        <w:t>Принцип работы светодальномеров заключается в:</w:t>
-      </w:r>
-    </w:p>
-    <w:p>
-      <w:pPr>
-        <w:numPr>
-          <w:ilvl w:val="0"/>
-          <w:numId w:val="10"/>
-        </w:numPr>
-        <w:rPr>
-          <w:rFonts w:ascii="Times New Roman" w:hAnsi="Times New Roman" w:cs="Times New Roman"/>
-          <w:sz w:val="28"/>
-          <w:szCs w:val="28"/>
-          <w:lang w:val="ru-RU"/>
-        </w:rPr>
-      </w:pPr>
-      <w:r>
-        <w:rPr>
-          <w:rFonts w:ascii="Times New Roman" w:hAnsi="Times New Roman" w:cs="Times New Roman"/>
-          <w:sz w:val="28"/>
-          <w:szCs w:val="28"/>
-          <w:lang w:val="ru-RU"/>
-        </w:rPr>
-        <w:lastRenderedPageBreak/>
-        <w:t>Вид нивелирования между двумя пунктами А и В, включающий измерение расстояния и угла наклона между ними с последующим вычислением превышения по тригонометрическим формул</w:t>
-      </w:r>
-      <w:r>
-        <w:rPr>
-          <w:rFonts w:ascii="Times New Roman" w:hAnsi="Times New Roman" w:cs="Times New Roman"/>
-          <w:sz w:val="28"/>
-          <w:szCs w:val="28"/>
-          <w:lang w:val="ru-RU"/>
-        </w:rPr>
-        <w:t>ам, называется:</w:t>
-      </w:r>
-    </w:p>
-    <w:p>
-      <w:pPr>
-        <w:numPr>
-          <w:ilvl w:val="0"/>
-          <w:numId w:val="10"/>
-        </w:numPr>
-        <w:rPr>
-          <w:rFonts w:ascii="Times New Roman" w:hAnsi="Times New Roman" w:cs="Times New Roman"/>
-          <w:sz w:val="28"/>
-          <w:szCs w:val="28"/>
-          <w:lang w:val="ru-RU"/>
-        </w:rPr>
-      </w:pPr>
-      <w:r>
-        <w:rPr>
-          <w:rFonts w:ascii="Times New Roman" w:hAnsi="Times New Roman" w:cs="Times New Roman"/>
-          <w:sz w:val="28"/>
-          <w:szCs w:val="28"/>
-          <w:lang w:val="ru-RU"/>
-        </w:rPr>
-        <w:t xml:space="preserve">Ось круглого уровня должна быть параллельна оси вращения нивелира </w:t>
-      </w:r>
-      <w:r>
-        <w:rPr>
-          <w:rFonts w:ascii="Times New Roman" w:hAnsi="Times New Roman" w:cs="Times New Roman"/>
-          <w:sz w:val="28"/>
-          <w:szCs w:val="28"/>
-          <w:lang w:val="ru-RU"/>
-        </w:rPr>
-        <w:t>–</w:t>
-      </w:r>
-      <w:r>
-        <w:rPr>
-          <w:rFonts w:ascii="Times New Roman" w:hAnsi="Times New Roman" w:cs="Times New Roman"/>
-          <w:sz w:val="28"/>
-          <w:szCs w:val="28"/>
-          <w:lang w:val="ru-RU"/>
-        </w:rPr>
-        <w:t xml:space="preserve"> геометрическое условие поверки:</w:t>
-      </w:r>
-    </w:p>
-    <w:p>
-      <w:pPr>
-        <w:numPr>
-          <w:ilvl w:val="0"/>
-          <w:numId w:val="10"/>
-        </w:numPr>
-        <w:rPr>
-          <w:rFonts w:ascii="Times New Roman" w:hAnsi="Times New Roman" w:cs="Times New Roman"/>
-          <w:sz w:val="28"/>
-          <w:szCs w:val="28"/>
-        </w:rPr>
-      </w:pPr>
-      <w:r>
-        <w:rPr>
-          <w:rFonts w:ascii="Times New Roman" w:hAnsi="Times New Roman" w:cs="Times New Roman"/>
-          <w:sz w:val="28"/>
-          <w:szCs w:val="28"/>
-        </w:rPr>
-        <w:t>Чем закрепляют временные знаки?</w:t>
-      </w:r>
-    </w:p>
-    <w:p>
-      <w:pPr>
-        <w:numPr>
-          <w:ilvl w:val="0"/>
-          <w:numId w:val="10"/>
-        </w:numPr>
-        <w:rPr>
-          <w:rFonts w:ascii="Times New Roman" w:hAnsi="Times New Roman" w:cs="Times New Roman"/>
-          <w:sz w:val="28"/>
-          <w:szCs w:val="28"/>
-          <w:lang w:val="ru-RU"/>
-        </w:rPr>
-      </w:pPr>
-      <w:r>
-        <w:rPr>
-          <w:rFonts w:ascii="Times New Roman" w:hAnsi="Times New Roman" w:cs="Times New Roman"/>
-          <w:sz w:val="28"/>
-          <w:szCs w:val="28"/>
-          <w:lang w:val="ru-RU"/>
-        </w:rPr>
-        <w:t>Теоретическая сумма углов в разомкнутом теодолитном ходе (левые углы) вычисляется по формуле:</w:t>
-      </w:r>
-    </w:p>
-    <w:p>
-      <w:pPr>
-        <w:numPr>
-          <w:ilvl w:val="0"/>
-          <w:numId w:val="10"/>
-        </w:numPr>
-        <w:rPr>
-          <w:rFonts w:ascii="Times New Roman" w:hAnsi="Times New Roman" w:cs="Times New Roman"/>
-          <w:sz w:val="28"/>
-          <w:szCs w:val="28"/>
-          <w:lang w:val="ru-RU"/>
-        </w:rPr>
-      </w:pPr>
-      <w:r>
-        <w:rPr>
-          <w:rFonts w:ascii="Times New Roman" w:hAnsi="Times New Roman" w:cs="Times New Roman"/>
-          <w:sz w:val="28"/>
-          <w:szCs w:val="28"/>
-          <w:lang w:val="ru-RU"/>
-        </w:rPr>
-        <w:t>С помощью како</w:t>
-      </w:r>
-      <w:r>
-        <w:rPr>
-          <w:rFonts w:ascii="Times New Roman" w:hAnsi="Times New Roman" w:cs="Times New Roman"/>
-          <w:sz w:val="28"/>
-          <w:szCs w:val="28"/>
-          <w:lang w:val="ru-RU"/>
-        </w:rPr>
-        <w:t>го прибора можно выполнить тахеометрическую съёмку?</w:t>
-      </w:r>
-    </w:p>
-    <w:p>
-      <w:pPr>
-        <w:numPr>
-          <w:ilvl w:val="0"/>
-          <w:numId w:val="10"/>
-        </w:numPr>
-        <w:rPr>
-          <w:rFonts w:ascii="Times New Roman" w:hAnsi="Times New Roman" w:cs="Times New Roman"/>
-          <w:sz w:val="28"/>
-          <w:szCs w:val="28"/>
-          <w:lang w:val="ru-RU"/>
-        </w:rPr>
-      </w:pPr>
-      <w:r>
-        <w:rPr>
-          <w:rFonts w:ascii="Times New Roman" w:hAnsi="Times New Roman" w:cs="Times New Roman"/>
-          <w:sz w:val="28"/>
-          <w:szCs w:val="28"/>
-          <w:lang w:val="ru-RU"/>
-        </w:rPr>
-        <w:t>Раздел геодезии, который рассматривает методы производства геодезических измерений в условиях строительства различных объектов, называется:</w:t>
-      </w:r>
-    </w:p>
-    <w:p>
-      <w:pPr>
-        <w:pStyle w:val="2"/>
-        <w:rPr>
-          <w:rFonts w:ascii="Times New Roman" w:hAnsi="Times New Roman" w:cs="Times New Roman"/>
-          <w:sz w:val="28"/>
-          <w:szCs w:val="28"/>
-        </w:rPr>
-      </w:pPr>
-      <w:bookmarkStart w:id="21" w:name="Xf9dcda4ca91be7b3f45c98e6c3acb5465664a74"/>
-      <w:bookmarkStart w:id="22" w:name="_Toc229907042"/>
-      <w:bookmarkEnd w:id="19"/>
-      <w:r>
-        <w:rPr>
-          <w:rFonts w:ascii="Times New Roman" w:hAnsi="Times New Roman" w:cs="Times New Roman"/>
-          <w:sz w:val="28"/>
-          <w:szCs w:val="28"/>
-        </w:rPr>
-        <w:t>Раздел 10. Координаты и системы координат</w:t>
-      </w:r>
-      <w:bookmarkEnd w:id="22"/>
-    </w:p>
-    <w:p>
-      <w:pPr>
-        <w:numPr>
-          <w:ilvl w:val="0"/>
           <w:numId w:val="11"/>
         </w:numPr>
         <w:rPr>
@@ -4317,17 +4210,8 @@
           <w:rFonts w:ascii="Times New Roman" w:hAnsi="Times New Roman" w:cs="Times New Roman"/>
           <w:sz w:val="28"/>
           <w:szCs w:val="28"/>
-          <w:lang w:val="ru-RU"/>
-        </w:rPr>
-        <w:t xml:space="preserve">Двугранный угол между плоскостью географического меридиана определяемой точки и плоскостью </w:t>
-      </w:r>
-      <w:r>
-        <w:rPr>
-          <w:rFonts w:ascii="Times New Roman" w:hAnsi="Times New Roman" w:cs="Times New Roman"/>
-          <w:sz w:val="28"/>
-          <w:szCs w:val="28"/>
-        </w:rPr>
-        <w:t>Гринвичского меридиана, принятого за начальный, называют:</w:t>
+        </w:rPr>
+        <w:t>Под вешением линии понимают:</w:t>
       </w:r>
     </w:p>
     <w:p>
@@ -4350,284 +4234,7 @@
           <w:szCs w:val="28"/>
           <w:lang w:val="ru-RU"/>
         </w:rPr>
-        <w:t>Горизонтальный угол между направлениями истинного и магнитного меридианов в данной точке называется:</w:t>
-      </w:r>
-    </w:p>
-    <w:p>
-      <w:pPr>
-        <w:numPr>
-          <w:ilvl w:val="0"/>
-          <w:numId w:val="11"/>
-        </w:numPr>
-        <w:rPr>
-          <w:rFonts w:ascii="Times New Roman" w:hAnsi="Times New Roman" w:cs="Times New Roman"/>
-          <w:sz w:val="28"/>
-          <w:szCs w:val="28"/>
-        </w:rPr>
-      </w:pPr>
-      <w:r>
-        <w:rPr>
-          <w:rFonts w:ascii="Times New Roman" w:hAnsi="Times New Roman" w:cs="Times New Roman"/>
-          <w:sz w:val="28"/>
-          <w:szCs w:val="28"/>
-          <w:lang w:val="ru-RU"/>
-        </w:rPr>
-        <w:t>В прям</w:t>
-      </w:r>
-      <w:r>
-        <w:rPr>
-          <w:rFonts w:ascii="Times New Roman" w:hAnsi="Times New Roman" w:cs="Times New Roman"/>
-          <w:sz w:val="28"/>
-          <w:szCs w:val="28"/>
-          <w:lang w:val="ru-RU"/>
-        </w:rPr>
-        <w:t xml:space="preserve">ой геодезической задаче известны: координаты начальной точки, горизонтальное проложение и дирекционный угол. </w:t>
-      </w:r>
-      <w:r>
-        <w:rPr>
-          <w:rFonts w:ascii="Times New Roman" w:hAnsi="Times New Roman" w:cs="Times New Roman"/>
-          <w:sz w:val="28"/>
-          <w:szCs w:val="28"/>
-        </w:rPr>
-        <w:t>Необходимо определить:</w:t>
-      </w:r>
-    </w:p>
-    <w:p>
-      <w:pPr>
-        <w:numPr>
-          <w:ilvl w:val="0"/>
-          <w:numId w:val="11"/>
-        </w:numPr>
-        <w:rPr>
-          <w:rFonts w:ascii="Times New Roman" w:hAnsi="Times New Roman" w:cs="Times New Roman"/>
-          <w:sz w:val="28"/>
-          <w:szCs w:val="28"/>
-          <w:lang w:val="ru-RU"/>
-        </w:rPr>
-      </w:pPr>
-      <w:r>
-        <w:rPr>
-          <w:rFonts w:ascii="Times New Roman" w:hAnsi="Times New Roman" w:cs="Times New Roman"/>
-          <w:sz w:val="28"/>
-          <w:szCs w:val="28"/>
-          <w:lang w:val="ru-RU"/>
-        </w:rPr>
-        <w:t xml:space="preserve">Что называют горизонтальным отрезком </w:t>
-      </w:r>
-      <w:r>
-        <w:rPr>
-          <w:rFonts w:ascii="Times New Roman" w:hAnsi="Times New Roman" w:cs="Times New Roman"/>
-          <w:sz w:val="28"/>
-          <w:szCs w:val="28"/>
-        </w:rPr>
-        <w:t>Δd</w:t>
-      </w:r>
-      <w:r>
-        <w:rPr>
-          <w:rFonts w:ascii="Times New Roman" w:hAnsi="Times New Roman" w:cs="Times New Roman"/>
-          <w:sz w:val="28"/>
-          <w:szCs w:val="28"/>
-          <w:lang w:val="ru-RU"/>
-        </w:rPr>
-        <w:t xml:space="preserve"> на местности, соответствующим отрезку длиной 0,1 мм на плане масштаба 1:</w:t>
-      </w:r>
-      <w:r>
-        <w:rPr>
-          <w:rFonts w:ascii="Times New Roman" w:hAnsi="Times New Roman" w:cs="Times New Roman"/>
-          <w:sz w:val="28"/>
-          <w:szCs w:val="28"/>
-        </w:rPr>
-        <w:t>M</w:t>
-      </w:r>
-      <w:r>
-        <w:rPr>
-          <w:rFonts w:ascii="Times New Roman" w:hAnsi="Times New Roman" w:cs="Times New Roman"/>
-          <w:sz w:val="28"/>
-          <w:szCs w:val="28"/>
-          <w:lang w:val="ru-RU"/>
-        </w:rPr>
-        <w:t>?</w:t>
-      </w:r>
-    </w:p>
-    <w:p>
-      <w:pPr>
-        <w:numPr>
-          <w:ilvl w:val="0"/>
-          <w:numId w:val="11"/>
-        </w:numPr>
-        <w:rPr>
-          <w:rFonts w:ascii="Times New Roman" w:hAnsi="Times New Roman" w:cs="Times New Roman"/>
-          <w:sz w:val="28"/>
-          <w:szCs w:val="28"/>
-          <w:lang w:val="ru-RU"/>
-        </w:rPr>
-      </w:pPr>
-      <w:r>
-        <w:rPr>
-          <w:rFonts w:ascii="Times New Roman" w:hAnsi="Times New Roman" w:cs="Times New Roman"/>
-          <w:sz w:val="28"/>
-          <w:szCs w:val="28"/>
-          <w:lang w:val="ru-RU"/>
-        </w:rPr>
-        <w:t>Вытянутое</w:t>
-      </w:r>
-      <w:r>
-        <w:rPr>
-          <w:rFonts w:ascii="Times New Roman" w:hAnsi="Times New Roman" w:cs="Times New Roman"/>
-          <w:sz w:val="28"/>
-          <w:szCs w:val="28"/>
-          <w:lang w:val="ru-RU"/>
-        </w:rPr>
-        <w:t xml:space="preserve"> углубление местности, постепенно понижающееся в одном направлении, называется:</w:t>
-      </w:r>
-    </w:p>
-    <w:p>
-      <w:pPr>
-        <w:numPr>
-          <w:ilvl w:val="0"/>
-          <w:numId w:val="11"/>
-        </w:numPr>
-        <w:rPr>
-          <w:rFonts w:ascii="Times New Roman" w:hAnsi="Times New Roman" w:cs="Times New Roman"/>
-          <w:sz w:val="28"/>
-          <w:szCs w:val="28"/>
-          <w:lang w:val="ru-RU"/>
-        </w:rPr>
-      </w:pPr>
-      <w:r>
-        <w:rPr>
-          <w:rFonts w:ascii="Times New Roman" w:hAnsi="Times New Roman" w:cs="Times New Roman"/>
-          <w:sz w:val="28"/>
-          <w:szCs w:val="28"/>
-          <w:lang w:val="ru-RU"/>
-        </w:rPr>
-        <w:t>Оценку результатов выполненных измерений производят, основываясь на свойствах:</w:t>
-      </w:r>
-    </w:p>
-    <w:p>
-      <w:pPr>
-        <w:numPr>
-          <w:ilvl w:val="0"/>
-          <w:numId w:val="11"/>
-        </w:numPr>
-        <w:rPr>
-          <w:rFonts w:ascii="Times New Roman" w:hAnsi="Times New Roman" w:cs="Times New Roman"/>
-          <w:sz w:val="28"/>
-          <w:szCs w:val="28"/>
-          <w:lang w:val="ru-RU"/>
-        </w:rPr>
-      </w:pPr>
-      <w:r>
-        <w:rPr>
-          <w:rFonts w:ascii="Times New Roman" w:hAnsi="Times New Roman" w:cs="Times New Roman"/>
-          <w:sz w:val="28"/>
-          <w:szCs w:val="28"/>
-          <w:lang w:val="ru-RU"/>
-        </w:rPr>
-        <w:t>Часть теодолита, расположенная соосно с лимбом и несущая элементы отсчётного устройства, называет</w:t>
-      </w:r>
-      <w:r>
-        <w:rPr>
-          <w:rFonts w:ascii="Times New Roman" w:hAnsi="Times New Roman" w:cs="Times New Roman"/>
-          <w:sz w:val="28"/>
-          <w:szCs w:val="28"/>
-          <w:lang w:val="ru-RU"/>
-        </w:rPr>
-        <w:t>ся:</w:t>
-      </w:r>
-    </w:p>
-    <w:p>
-      <w:pPr>
-        <w:numPr>
-          <w:ilvl w:val="0"/>
-          <w:numId w:val="11"/>
-        </w:numPr>
-        <w:rPr>
-          <w:rFonts w:ascii="Times New Roman" w:hAnsi="Times New Roman" w:cs="Times New Roman"/>
-          <w:sz w:val="28"/>
-          <w:szCs w:val="28"/>
-          <w:lang w:val="ru-RU"/>
-        </w:rPr>
-      </w:pPr>
-      <w:r>
-        <w:rPr>
-          <w:rFonts w:ascii="Times New Roman" w:hAnsi="Times New Roman" w:cs="Times New Roman"/>
-          <w:sz w:val="28"/>
-          <w:szCs w:val="28"/>
-          <w:lang w:val="ru-RU"/>
-        </w:rPr>
-        <w:t xml:space="preserve">Ось вращения зрительной трубы должна быть перпендикулярна оси вращения теодолита </w:t>
-      </w:r>
-      <w:r>
-        <w:rPr>
-          <w:rFonts w:ascii="Times New Roman" w:hAnsi="Times New Roman" w:cs="Times New Roman"/>
-          <w:sz w:val="28"/>
-          <w:szCs w:val="28"/>
-          <w:lang w:val="ru-RU"/>
-        </w:rPr>
-        <w:t>–</w:t>
-      </w:r>
-      <w:r>
-        <w:rPr>
-          <w:rFonts w:ascii="Times New Roman" w:hAnsi="Times New Roman" w:cs="Times New Roman"/>
-          <w:sz w:val="28"/>
-          <w:szCs w:val="28"/>
-          <w:lang w:val="ru-RU"/>
-        </w:rPr>
-        <w:t xml:space="preserve"> геометрическое условие поверки:</w:t>
-      </w:r>
-    </w:p>
-    <w:p>
-      <w:pPr>
-        <w:numPr>
-          <w:ilvl w:val="0"/>
-          <w:numId w:val="11"/>
-        </w:numPr>
-        <w:rPr>
-          <w:rFonts w:ascii="Times New Roman" w:hAnsi="Times New Roman" w:cs="Times New Roman"/>
-          <w:sz w:val="28"/>
-          <w:szCs w:val="28"/>
-        </w:rPr>
-      </w:pPr>
-      <w:r>
-        <w:rPr>
-          <w:rFonts w:ascii="Times New Roman" w:hAnsi="Times New Roman" w:cs="Times New Roman"/>
-          <w:sz w:val="28"/>
-          <w:szCs w:val="28"/>
-        </w:rPr>
-        <w:t>Под вешением линии понимают:</w:t>
-      </w:r>
-    </w:p>
-    <w:p>
-      <w:pPr>
-        <w:numPr>
-          <w:ilvl w:val="0"/>
-          <w:numId w:val="11"/>
-        </w:numPr>
-        <w:rPr>
-          <w:rFonts w:ascii="Times New Roman" w:hAnsi="Times New Roman" w:cs="Times New Roman"/>
-          <w:sz w:val="28"/>
-          <w:szCs w:val="28"/>
-          <w:lang w:val="ru-RU"/>
-        </w:rPr>
-      </w:pPr>
-      <w:r>
-        <w:rPr>
-          <w:rFonts w:ascii="Times New Roman" w:hAnsi="Times New Roman" w:cs="Times New Roman"/>
-          <w:sz w:val="28"/>
-          <w:szCs w:val="28"/>
-          <w:lang w:val="ru-RU"/>
-        </w:rPr>
-        <w:t>Процесс установки ряда вех в отвесной плоскости по створу между двумя крайними точками измеряемой линии назы</w:t>
-      </w:r>
-      <w:r>
-        <w:rPr>
-          <w:rFonts w:ascii="Times New Roman" w:hAnsi="Times New Roman" w:cs="Times New Roman"/>
-          <w:sz w:val="28"/>
-          <w:szCs w:val="28"/>
-          <w:lang w:val="ru-RU"/>
-        </w:rPr>
-        <w:t>вается:</w:t>
+        <w:t>Процесс установки ряда вех в отвесной плоскости по створу между двумя крайними точками измеряемой линии называется:</w:t>
       </w:r>
     </w:p>
     <w:p>
@@ -4697,16 +4304,7 @@
           <w:szCs w:val="28"/>
           <w:lang w:val="ru-RU"/>
         </w:rPr>
-        <w:t>Метод построения геодезических сетей, который заключается в построении сети ходов, в которых измеряются все углы и стороны, наз</w:t>
-      </w:r>
-      <w:r>
-        <w:rPr>
-          <w:rFonts w:ascii="Times New Roman" w:hAnsi="Times New Roman" w:cs="Times New Roman"/>
-          <w:sz w:val="28"/>
-          <w:szCs w:val="28"/>
-          <w:lang w:val="ru-RU"/>
-        </w:rPr>
-        <w:t>ывается:</w:t>
+        <w:t>Метод построения геодезических сетей, который заключается в построении сети ходов, в которых измеряются все углы и стороны, называется:</w:t>
       </w:r>
     </w:p>
     <w:p>
@@ -4798,16 +4396,7 @@
           <w:szCs w:val="28"/>
           <w:lang w:val="ru-RU"/>
         </w:rPr>
-        <w:t>Гладкая, всюду выпуклая поверхност</w:t>
-      </w:r>
-      <w:r>
-        <w:rPr>
-          <w:rFonts w:ascii="Times New Roman" w:hAnsi="Times New Roman" w:cs="Times New Roman"/>
-          <w:sz w:val="28"/>
-          <w:szCs w:val="28"/>
-          <w:lang w:val="ru-RU"/>
-        </w:rPr>
-        <w:t>ь, образованная уровнем воды Мирового океана в состоянии полного покоя и равновесия, мысленно продолженная под сушей так, что в каждой её точке вектор силы тяжести является нормалью к ней, называется:</w:t>
+        <w:t>Гладкая, всюду выпуклая поверхность, образованная уровнем воды Мирового океана в состоянии полного покоя и равновесия, мысленно продолженная под сушей так, что в каждой её точке вектор силы тяжести является нормалью к ней, называется:</w:t>
       </w:r>
     </w:p>
     <w:p>
@@ -4830,16 +4419,7 @@
           <w:szCs w:val="28"/>
           <w:lang w:val="ru-RU"/>
         </w:rPr>
-        <w:t>Угол между нормалью к поверхности земного шара и плоско</w:t>
-      </w:r>
-      <w:r>
-        <w:rPr>
-          <w:rFonts w:ascii="Times New Roman" w:hAnsi="Times New Roman" w:cs="Times New Roman"/>
-          <w:sz w:val="28"/>
-          <w:szCs w:val="28"/>
-          <w:lang w:val="ru-RU"/>
-        </w:rPr>
-        <w:t>стью экватора называется:</w:t>
+        <w:t>Угол между нормалью к поверхности земного шара и плоскостью экватора называется:</w:t>
       </w:r>
     </w:p>
     <w:p>
@@ -4931,16 +4511,7 @@
           <w:szCs w:val="28"/>
           <w:lang w:val="ru-RU"/>
         </w:rPr>
-        <w:t>Возвышенность, постепенно понижающаяся в одном направлении и им</w:t>
-      </w:r>
-      <w:r>
-        <w:rPr>
-          <w:rFonts w:ascii="Times New Roman" w:hAnsi="Times New Roman" w:cs="Times New Roman"/>
-          <w:sz w:val="28"/>
-          <w:szCs w:val="28"/>
-          <w:lang w:val="ru-RU"/>
-        </w:rPr>
-        <w:t>еющая два крутых ската, называется:</w:t>
+        <w:t>Возвышенность, постепенно понижающаяся в одном направлении и имеющая два крутых ската, называется:</w:t>
       </w:r>
     </w:p>
     <w:p>
@@ -5032,16 +4603,7 @@
           <w:szCs w:val="28"/>
           <w:lang w:val="ru-RU"/>
         </w:rPr>
-        <w:t>На рисунке ось вращения зри</w:t>
-      </w:r>
-      <w:r>
-        <w:rPr>
-          <w:rFonts w:ascii="Times New Roman" w:hAnsi="Times New Roman" w:cs="Times New Roman"/>
-          <w:sz w:val="28"/>
-          <w:szCs w:val="28"/>
-          <w:lang w:val="ru-RU"/>
-        </w:rPr>
-        <w:t>тельной трубы обозначена буквой:</w:t>
+        <w:t>На рисунке ось вращения зрительной трубы обозначена буквой:</w:t>
       </w:r>
     </w:p>
     <w:p>
@@ -5133,16 +4695,7 @@
           <w:szCs w:val="28"/>
           <w:lang w:val="ru-RU"/>
         </w:rPr>
-        <w:t>Поверка главного услови</w:t>
-      </w:r>
-      <w:r>
-        <w:rPr>
-          <w:rFonts w:ascii="Times New Roman" w:hAnsi="Times New Roman" w:cs="Times New Roman"/>
-          <w:sz w:val="28"/>
-          <w:szCs w:val="28"/>
-          <w:lang w:val="ru-RU"/>
-        </w:rPr>
-        <w:t>я нивелира с компенсатором звучит:</w:t>
+        <w:t>Поверка главного условия нивелира с компенсатором звучит:</w:t>
       </w:r>
     </w:p>
     <w:p>
@@ -5252,16 +4805,7 @@
           <w:szCs w:val="28"/>
           <w:lang w:val="ru-RU"/>
         </w:rPr>
-        <w:t>При тахеометрической съёмке для каждой</w:t>
-      </w:r>
-      <w:r>
-        <w:rPr>
-          <w:rFonts w:ascii="Times New Roman" w:hAnsi="Times New Roman" w:cs="Times New Roman"/>
-          <w:sz w:val="28"/>
-          <w:szCs w:val="28"/>
-          <w:lang w:val="ru-RU"/>
-        </w:rPr>
-        <w:t xml:space="preserve"> точки местности можно получить:</w:t>
+        <w:t>При тахеометрической съёмке для каждой точки местности можно получить:</w:t>
       </w:r>
     </w:p>
     <w:p>
@@ -5364,16 +4908,7 @@
           <w:szCs w:val="28"/>
           <w:lang w:val="ru-RU"/>
         </w:rPr>
-        <w:t>Система координат, в которой положение</w:t>
-      </w:r>
-      <w:r>
-        <w:rPr>
-          <w:rFonts w:ascii="Times New Roman" w:hAnsi="Times New Roman" w:cs="Times New Roman"/>
-          <w:sz w:val="28"/>
-          <w:szCs w:val="28"/>
-          <w:lang w:val="ru-RU"/>
-        </w:rPr>
-        <w:t xml:space="preserve"> точки А определяется углом и радиус-вектором, называется:</w:t>
+        <w:t>Система координат, в которой положение точки А определяется углом и радиус-вектором, называется:</w:t>
       </w:r>
     </w:p>
     <w:p>
@@ -5552,16 +5087,7 @@
           <w:szCs w:val="28"/>
           <w:lang w:val="ru-RU"/>
         </w:rPr>
-        <w:t>Число, которое выражает степень доверия к результату измерения, на</w:t>
-      </w:r>
-      <w:r>
-        <w:rPr>
-          <w:rFonts w:ascii="Times New Roman" w:hAnsi="Times New Roman" w:cs="Times New Roman"/>
-          <w:sz w:val="28"/>
-          <w:szCs w:val="28"/>
-          <w:lang w:val="ru-RU"/>
-        </w:rPr>
-        <w:t>зывают:</w:t>
+        <w:t>Число, которое выражает степень доверия к результату измерения, называют:</w:t>
       </w:r>
     </w:p>
     <w:p>
@@ -5653,16 +5179,7 @@
           <w:szCs w:val="28"/>
           <w:lang w:val="ru-RU"/>
         </w:rPr>
-        <w:t>Для чего предназнач</w:t>
-      </w:r>
-      <w:r>
-        <w:rPr>
-          <w:rFonts w:ascii="Times New Roman" w:hAnsi="Times New Roman" w:cs="Times New Roman"/>
-          <w:sz w:val="28"/>
-          <w:szCs w:val="28"/>
-          <w:lang w:val="ru-RU"/>
-        </w:rPr>
-        <w:t>ено съёмочное геодезическое обоснование?</w:t>
+        <w:t>Для чего предназначено съёмочное геодезическое обоснование?</w:t>
       </w:r>
     </w:p>
     <w:p>
@@ -5754,16 +5271,7 @@
           <w:szCs w:val="28"/>
           <w:lang w:val="ru-RU"/>
         </w:rPr>
-        <w:t>В</w:t>
-      </w:r>
-      <w:r>
-        <w:rPr>
-          <w:rFonts w:ascii="Times New Roman" w:hAnsi="Times New Roman" w:cs="Times New Roman"/>
-          <w:sz w:val="28"/>
-          <w:szCs w:val="28"/>
-          <w:lang w:val="ru-RU"/>
-        </w:rPr>
-        <w:t xml:space="preserve"> какой системе координат положение точки земной поверхности можно определить, зная радиус-вектор и угол?</w:t>
+        <w:t>В какой системе координат положение точки земной поверхности можно определить, зная радиус-вектор и угол?</w:t>
       </w:r>
     </w:p>
     <w:p>
@@ -5985,16 +5493,7 @@
           <w:szCs w:val="28"/>
           <w:lang w:val="ru-RU"/>
         </w:rPr>
-        <w:t>При тахеометрической съёмке теодолит</w:t>
-      </w:r>
-      <w:r>
-        <w:rPr>
-          <w:rFonts w:ascii="Times New Roman" w:hAnsi="Times New Roman" w:cs="Times New Roman"/>
-          <w:sz w:val="28"/>
-          <w:szCs w:val="28"/>
-          <w:lang w:val="ru-RU"/>
-        </w:rPr>
-        <w:t>ом расстояние до пикета измеряется с помощью:</w:t>
+        <w:t>При тахеометрической съёмке теодолитом расстояние до пикета измеряется с помощью:</w:t>
       </w:r>
     </w:p>
     <w:p>
@@ -6040,16 +5539,7 @@
           <w:szCs w:val="28"/>
           <w:lang w:val="ru-RU"/>
         </w:rPr>
-        <w:t>Система координат, в которой положение точек земной поверхности в проекции на поверхность земного шара определяется угловыми величинами (широта и долгота), на</w:t>
-      </w:r>
-      <w:r>
-        <w:rPr>
-          <w:rFonts w:ascii="Times New Roman" w:hAnsi="Times New Roman" w:cs="Times New Roman"/>
-          <w:sz w:val="28"/>
-          <w:szCs w:val="28"/>
-          <w:lang w:val="ru-RU"/>
-        </w:rPr>
-        <w:t>зывается:</w:t>
+        <w:t>Система координат, в которой положение точек земной поверхности в проекции на поверхность земного шара определяется угловыми величинами (широта и долгота), называется:</w:t>
       </w:r>
     </w:p>
     <w:p>
@@ -6118,16 +5608,7 @@
           <w:szCs w:val="28"/>
           <w:lang w:val="ru-RU"/>
         </w:rPr>
-        <w:t>Каким образ</w:t>
-      </w:r>
-      <w:r>
-        <w:rPr>
-          <w:rFonts w:ascii="Times New Roman" w:hAnsi="Times New Roman" w:cs="Times New Roman"/>
-          <w:sz w:val="28"/>
-          <w:szCs w:val="28"/>
-          <w:lang w:val="ru-RU"/>
-        </w:rPr>
-        <w:t>ом можно ослабить или исключить влияние систематических погрешностей?</w:t>
+        <w:t>Каким образом можно ослабить или исключить влияние систематических погрешностей?</w:t>
       </w:r>
     </w:p>
     <w:p>
@@ -6289,16 +5770,7 @@
           <w:lang w:val="ru-RU"/>
         </w:rPr>
         <w:lastRenderedPageBreak/>
-        <w:t>Комплекс геодезическ</w:t>
-      </w:r>
-      <w:r>
-        <w:rPr>
-          <w:rFonts w:ascii="Times New Roman" w:hAnsi="Times New Roman" w:cs="Times New Roman"/>
-          <w:sz w:val="28"/>
-          <w:szCs w:val="28"/>
-          <w:lang w:val="ru-RU"/>
-        </w:rPr>
-        <w:t>их работ, выполняемых на местности для составления топографических карт и планов, называют:</w:t>
+        <w:t>Комплекс геодезических работ, выполняемых на местности для составления топографических карт и планов, называют:</w:t>
       </w:r>
     </w:p>
     <w:p>
@@ -6505,16 +5977,7 @@
           <w:szCs w:val="28"/>
           <w:lang w:val="ru-RU"/>
         </w:rPr>
-        <w:t xml:space="preserve">Какие </w:t>
-      </w:r>
-      <w:r>
-        <w:rPr>
-          <w:rFonts w:ascii="Times New Roman" w:hAnsi="Times New Roman" w:cs="Times New Roman"/>
-          <w:sz w:val="28"/>
-          <w:szCs w:val="28"/>
-          <w:lang w:val="ru-RU"/>
-        </w:rPr>
-        <w:t>измерения выполняют на местности с помощью нивелира?</w:t>
+        <w:t>Какие измерения выполняют на местности с помощью нивелира?</w:t>
       </w:r>
     </w:p>
     <w:p>
@@ -6835,16 +6298,7 @@
           <w:szCs w:val="28"/>
           <w:lang w:val="ru-RU"/>
         </w:rPr>
-        <w:t>Цвет проектной линии и проектных отметок при пост</w:t>
-      </w:r>
-      <w:r>
-        <w:rPr>
-          <w:rFonts w:ascii="Times New Roman" w:hAnsi="Times New Roman" w:cs="Times New Roman"/>
-          <w:sz w:val="28"/>
-          <w:szCs w:val="28"/>
-          <w:lang w:val="ru-RU"/>
-        </w:rPr>
-        <w:t>роении профиля трассы:</w:t>
+        <w:t>Цвет проектной линии и проектных отметок при построении профиля трассы:</w:t>
       </w:r>
     </w:p>
     <w:p>
@@ -6856,9 +6310,9 @@
           <w:szCs w:val="28"/>
         </w:rPr>
       </w:pPr>
-      <w:bookmarkStart w:id="23" w:name="X2b3d459a866ca58fe6e64edb44e7347f8065a9c"/>
-      <w:bookmarkStart w:id="24" w:name="_Toc229907043"/>
-      <w:bookmarkEnd w:id="21"/>
+      <w:bookmarkStart w:id="23" w:name="_Toc229907043"/>
+      <w:bookmarkStart w:id="24" w:name="X2b3d459a866ca58fe6e64edb44e7347f8065a9c"/>
+      <w:bookmarkEnd w:id="22"/>
       <w:r>
         <w:rPr>
           <w:rFonts w:ascii="Times New Roman" w:hAnsi="Times New Roman" w:cs="Times New Roman"/>
@@ -6867,127 +6321,420 @@
         </w:rPr>
         <w:t>Раздел 11. Инженерная геодезия в строительстве</w:t>
       </w:r>
+      <w:bookmarkEnd w:id="23"/>
+    </w:p>
+    <w:p>
+      <w:pPr>
+        <w:numPr>
+          <w:ilvl w:val="0"/>
+          <w:numId w:val="12"/>
+        </w:numPr>
+        <w:rPr>
+          <w:rFonts w:ascii="Times New Roman" w:hAnsi="Times New Roman" w:cs="Times New Roman"/>
+          <w:sz w:val="28"/>
+          <w:szCs w:val="28"/>
+          <w:lang w:val="ru-RU"/>
+        </w:rPr>
+      </w:pPr>
+      <w:r>
+        <w:rPr>
+          <w:rFonts w:ascii="Times New Roman" w:hAnsi="Times New Roman" w:cs="Times New Roman"/>
+          <w:sz w:val="28"/>
+          <w:szCs w:val="28"/>
+          <w:lang w:val="ru-RU"/>
+        </w:rPr>
+        <w:t>Области народного хозяйства, обслуживаемые геодезией (исключить неверный ответ):</w:t>
+      </w:r>
+    </w:p>
+    <w:p>
+      <w:pPr>
+        <w:numPr>
+          <w:ilvl w:val="0"/>
+          <w:numId w:val="12"/>
+        </w:numPr>
+        <w:rPr>
+          <w:rFonts w:ascii="Times New Roman" w:hAnsi="Times New Roman" w:cs="Times New Roman"/>
+          <w:sz w:val="28"/>
+          <w:szCs w:val="28"/>
+          <w:lang w:val="ru-RU"/>
+        </w:rPr>
+      </w:pPr>
+      <w:r>
+        <w:rPr>
+          <w:rFonts w:ascii="Times New Roman" w:hAnsi="Times New Roman" w:cs="Times New Roman"/>
+          <w:sz w:val="28"/>
+          <w:szCs w:val="28"/>
+          <w:lang w:val="ru-RU"/>
+        </w:rPr>
+        <w:t>Документы, являющиеся главной основой при проектировании объектов строительства:</w:t>
+      </w:r>
+    </w:p>
+    <w:p>
+      <w:pPr>
+        <w:numPr>
+          <w:ilvl w:val="0"/>
+          <w:numId w:val="12"/>
+        </w:numPr>
+        <w:rPr>
+          <w:rFonts w:ascii="Times New Roman" w:hAnsi="Times New Roman" w:cs="Times New Roman"/>
+          <w:sz w:val="28"/>
+          <w:szCs w:val="28"/>
+          <w:lang w:val="ru-RU"/>
+        </w:rPr>
+      </w:pPr>
+      <w:r>
+        <w:rPr>
+          <w:rFonts w:ascii="Times New Roman" w:hAnsi="Times New Roman" w:cs="Times New Roman"/>
+          <w:sz w:val="28"/>
+          <w:szCs w:val="28"/>
+          <w:lang w:val="ru-RU"/>
+        </w:rPr>
+        <w:lastRenderedPageBreak/>
+        <w:t>Документ, созданный по окончании строительства, при наличии которого завершённый объект принимается в эксплуатацию, называется:</w:t>
+      </w:r>
+    </w:p>
+    <w:p>
+      <w:pPr>
+        <w:numPr>
+          <w:ilvl w:val="0"/>
+          <w:numId w:val="12"/>
+        </w:numPr>
+        <w:rPr>
+          <w:rFonts w:ascii="Times New Roman" w:hAnsi="Times New Roman" w:cs="Times New Roman"/>
+          <w:sz w:val="28"/>
+          <w:szCs w:val="28"/>
+        </w:rPr>
+      </w:pPr>
+      <w:r>
+        <w:rPr>
+          <w:rFonts w:ascii="Times New Roman" w:hAnsi="Times New Roman" w:cs="Times New Roman"/>
+          <w:sz w:val="28"/>
+          <w:szCs w:val="28"/>
+        </w:rPr>
+        <w:t>Цель инженерно-геодезических изысканий:</w:t>
+      </w:r>
+    </w:p>
+    <w:p>
+      <w:pPr>
+        <w:numPr>
+          <w:ilvl w:val="0"/>
+          <w:numId w:val="12"/>
+        </w:numPr>
+        <w:rPr>
+          <w:rFonts w:ascii="Times New Roman" w:hAnsi="Times New Roman" w:cs="Times New Roman"/>
+          <w:sz w:val="28"/>
+          <w:szCs w:val="28"/>
+        </w:rPr>
+      </w:pPr>
+      <w:r>
+        <w:rPr>
+          <w:rFonts w:ascii="Times New Roman" w:hAnsi="Times New Roman" w:cs="Times New Roman"/>
+          <w:sz w:val="28"/>
+          <w:szCs w:val="28"/>
+        </w:rPr>
+        <w:t xml:space="preserve">Исполнительная съёмка </w:t>
+      </w:r>
+      <w:r>
+        <w:rPr>
+          <w:rFonts w:ascii="Times New Roman" w:hAnsi="Times New Roman" w:cs="Times New Roman"/>
+          <w:sz w:val="28"/>
+          <w:szCs w:val="28"/>
+        </w:rPr>
+        <w:t>–</w:t>
+      </w:r>
+      <w:r>
+        <w:rPr>
+          <w:rFonts w:ascii="Times New Roman" w:hAnsi="Times New Roman" w:cs="Times New Roman"/>
+          <w:sz w:val="28"/>
+          <w:szCs w:val="28"/>
+        </w:rPr>
+        <w:t xml:space="preserve"> это:</w:t>
+      </w:r>
+    </w:p>
+    <w:p>
+      <w:pPr>
+        <w:numPr>
+          <w:ilvl w:val="0"/>
+          <w:numId w:val="12"/>
+        </w:numPr>
+        <w:rPr>
+          <w:rFonts w:ascii="Times New Roman" w:hAnsi="Times New Roman" w:cs="Times New Roman"/>
+          <w:sz w:val="28"/>
+          <w:szCs w:val="28"/>
+        </w:rPr>
+      </w:pPr>
+      <w:r>
+        <w:rPr>
+          <w:rFonts w:ascii="Times New Roman" w:hAnsi="Times New Roman" w:cs="Times New Roman"/>
+          <w:sz w:val="28"/>
+          <w:szCs w:val="28"/>
+        </w:rPr>
+        <w:t xml:space="preserve">Геодезическая строительная сетка </w:t>
+      </w:r>
+      <w:r>
+        <w:rPr>
+          <w:rFonts w:ascii="Times New Roman" w:hAnsi="Times New Roman" w:cs="Times New Roman"/>
+          <w:sz w:val="28"/>
+          <w:szCs w:val="28"/>
+        </w:rPr>
+        <w:t>–</w:t>
+      </w:r>
+      <w:r>
+        <w:rPr>
+          <w:rFonts w:ascii="Times New Roman" w:hAnsi="Times New Roman" w:cs="Times New Roman"/>
+          <w:sz w:val="28"/>
+          <w:szCs w:val="28"/>
+        </w:rPr>
+        <w:t xml:space="preserve"> это:</w:t>
+      </w:r>
+    </w:p>
+    <w:p>
+      <w:pPr>
+        <w:numPr>
+          <w:ilvl w:val="0"/>
+          <w:numId w:val="12"/>
+        </w:numPr>
+        <w:rPr>
+          <w:rFonts w:ascii="Times New Roman" w:hAnsi="Times New Roman" w:cs="Times New Roman"/>
+          <w:sz w:val="28"/>
+          <w:szCs w:val="28"/>
+          <w:lang w:val="ru-RU"/>
+        </w:rPr>
+      </w:pPr>
+      <w:r>
+        <w:rPr>
+          <w:rFonts w:ascii="Times New Roman" w:hAnsi="Times New Roman" w:cs="Times New Roman"/>
+          <w:sz w:val="28"/>
+          <w:szCs w:val="28"/>
+          <w:lang w:val="ru-RU"/>
+        </w:rPr>
+        <w:t>Документ, в котором выполняется проектирование геодезической строительной сетки, называется:</w:t>
+      </w:r>
+    </w:p>
+    <w:p>
+      <w:pPr>
+        <w:numPr>
+          <w:ilvl w:val="0"/>
+          <w:numId w:val="12"/>
+        </w:numPr>
+        <w:rPr>
+          <w:rFonts w:ascii="Times New Roman" w:hAnsi="Times New Roman" w:cs="Times New Roman"/>
+          <w:sz w:val="28"/>
+          <w:szCs w:val="28"/>
+          <w:lang w:val="ru-RU"/>
+        </w:rPr>
+      </w:pPr>
+      <w:r>
+        <w:rPr>
+          <w:rFonts w:ascii="Times New Roman" w:hAnsi="Times New Roman" w:cs="Times New Roman"/>
+          <w:sz w:val="28"/>
+          <w:szCs w:val="28"/>
+          <w:lang w:val="ru-RU"/>
+        </w:rPr>
+        <w:t>Год утверждения размеров эллипсоида Красовского для геодезических и картографических работ:</w:t>
+      </w:r>
+    </w:p>
+    <w:p>
+      <w:pPr>
+        <w:pStyle w:val="2"/>
+        <w:rPr>
+          <w:rFonts w:ascii="Times New Roman" w:hAnsi="Times New Roman" w:cs="Times New Roman"/>
+          <w:sz w:val="28"/>
+          <w:szCs w:val="28"/>
+        </w:rPr>
+      </w:pPr>
+      <w:bookmarkStart w:id="25" w:name="_Toc229907044"/>
+      <w:bookmarkStart w:id="26" w:name="раздел-12.-точность-измерений"/>
       <w:bookmarkEnd w:id="24"/>
-    </w:p>
-    <w:p>
-      <w:pPr>
-        <w:numPr>
-          <w:ilvl w:val="0"/>
-          <w:numId w:val="12"/>
-        </w:numPr>
-        <w:rPr>
-          <w:rFonts w:ascii="Times New Roman" w:hAnsi="Times New Roman" w:cs="Times New Roman"/>
-          <w:sz w:val="28"/>
-          <w:szCs w:val="28"/>
-          <w:lang w:val="ru-RU"/>
-        </w:rPr>
-      </w:pPr>
-      <w:r>
-        <w:rPr>
-          <w:rFonts w:ascii="Times New Roman" w:hAnsi="Times New Roman" w:cs="Times New Roman"/>
-          <w:sz w:val="28"/>
-          <w:szCs w:val="28"/>
-          <w:lang w:val="ru-RU"/>
-        </w:rPr>
-        <w:t>Области народного хозяйства, обслуживаемые геодезией (исключить неверный ответ):</w:t>
-      </w:r>
-    </w:p>
-    <w:p>
-      <w:pPr>
-        <w:numPr>
-          <w:ilvl w:val="0"/>
-          <w:numId w:val="12"/>
-        </w:numPr>
-        <w:rPr>
-          <w:rFonts w:ascii="Times New Roman" w:hAnsi="Times New Roman" w:cs="Times New Roman"/>
-          <w:sz w:val="28"/>
-          <w:szCs w:val="28"/>
-          <w:lang w:val="ru-RU"/>
-        </w:rPr>
-      </w:pPr>
-      <w:r>
-        <w:rPr>
-          <w:rFonts w:ascii="Times New Roman" w:hAnsi="Times New Roman" w:cs="Times New Roman"/>
-          <w:sz w:val="28"/>
-          <w:szCs w:val="28"/>
-          <w:lang w:val="ru-RU"/>
-        </w:rPr>
-        <w:t>Документы, являющиеся главной основой при проектировании объектов строительства:</w:t>
-      </w:r>
-    </w:p>
-    <w:p>
-      <w:pPr>
-        <w:numPr>
-          <w:ilvl w:val="0"/>
-          <w:numId w:val="12"/>
-        </w:numPr>
-        <w:rPr>
-          <w:rFonts w:ascii="Times New Roman" w:hAnsi="Times New Roman" w:cs="Times New Roman"/>
-          <w:sz w:val="28"/>
-          <w:szCs w:val="28"/>
-          <w:lang w:val="ru-RU"/>
-        </w:rPr>
-      </w:pPr>
-      <w:r>
-        <w:rPr>
-          <w:rFonts w:ascii="Times New Roman" w:hAnsi="Times New Roman" w:cs="Times New Roman"/>
-          <w:sz w:val="28"/>
-          <w:szCs w:val="28"/>
-          <w:lang w:val="ru-RU"/>
-        </w:rPr>
-        <w:lastRenderedPageBreak/>
-        <w:t>Документ, созданный по о</w:t>
-      </w:r>
-      <w:r>
-        <w:rPr>
-          <w:rFonts w:ascii="Times New Roman" w:hAnsi="Times New Roman" w:cs="Times New Roman"/>
-          <w:sz w:val="28"/>
-          <w:szCs w:val="28"/>
-          <w:lang w:val="ru-RU"/>
-        </w:rPr>
-        <w:t>кончании строительства, при наличии которого завершённый объект принимается в эксплуатацию, называется:</w:t>
-      </w:r>
-    </w:p>
-    <w:p>
-      <w:pPr>
-        <w:numPr>
-          <w:ilvl w:val="0"/>
-          <w:numId w:val="12"/>
-        </w:numPr>
-        <w:rPr>
-          <w:rFonts w:ascii="Times New Roman" w:hAnsi="Times New Roman" w:cs="Times New Roman"/>
-          <w:sz w:val="28"/>
-          <w:szCs w:val="28"/>
-        </w:rPr>
-      </w:pPr>
-      <w:r>
-        <w:rPr>
-          <w:rFonts w:ascii="Times New Roman" w:hAnsi="Times New Roman" w:cs="Times New Roman"/>
-          <w:sz w:val="28"/>
-          <w:szCs w:val="28"/>
-        </w:rPr>
-        <w:t>Цель инженерно-геодезических изысканий:</w:t>
-      </w:r>
-    </w:p>
-    <w:p>
-      <w:pPr>
-        <w:numPr>
-          <w:ilvl w:val="0"/>
-          <w:numId w:val="12"/>
-        </w:numPr>
-        <w:rPr>
-          <w:rFonts w:ascii="Times New Roman" w:hAnsi="Times New Roman" w:cs="Times New Roman"/>
-          <w:sz w:val="28"/>
-          <w:szCs w:val="28"/>
-        </w:rPr>
-      </w:pPr>
-      <w:r>
-        <w:rPr>
-          <w:rFonts w:ascii="Times New Roman" w:hAnsi="Times New Roman" w:cs="Times New Roman"/>
-          <w:sz w:val="28"/>
-          <w:szCs w:val="28"/>
-        </w:rPr>
-        <w:t xml:space="preserve">Исполнительная съёмка </w:t>
+      <w:r>
+        <w:rPr>
+          <w:rFonts w:ascii="Times New Roman" w:hAnsi="Times New Roman" w:cs="Times New Roman"/>
+          <w:sz w:val="28"/>
+          <w:szCs w:val="28"/>
+        </w:rPr>
+        <w:t>Раздел 12. Точность измерений</w:t>
+      </w:r>
+      <w:bookmarkEnd w:id="25"/>
+    </w:p>
+    <w:p>
+      <w:pPr>
+        <w:numPr>
+          <w:ilvl w:val="0"/>
+          <w:numId w:val="13"/>
+        </w:numPr>
+        <w:rPr>
+          <w:rFonts w:ascii="Times New Roman" w:hAnsi="Times New Roman" w:cs="Times New Roman"/>
+          <w:sz w:val="28"/>
+          <w:szCs w:val="28"/>
+          <w:lang w:val="ru-RU"/>
+        </w:rPr>
+      </w:pPr>
+      <w:r>
+        <w:rPr>
+          <w:rFonts w:ascii="Times New Roman" w:hAnsi="Times New Roman" w:cs="Times New Roman"/>
+          <w:sz w:val="28"/>
+          <w:szCs w:val="28"/>
+          <w:lang w:val="ru-RU"/>
+        </w:rPr>
+        <w:t>Надёжность результатов геодезических измерений называется:</w:t>
+      </w:r>
+    </w:p>
+    <w:p>
+      <w:pPr>
+        <w:numPr>
+          <w:ilvl w:val="0"/>
+          <w:numId w:val="13"/>
+        </w:numPr>
+        <w:rPr>
+          <w:rFonts w:ascii="Times New Roman" w:hAnsi="Times New Roman" w:cs="Times New Roman"/>
+          <w:sz w:val="28"/>
+          <w:szCs w:val="28"/>
+          <w:lang w:val="ru-RU"/>
+        </w:rPr>
+      </w:pPr>
+      <w:r>
+        <w:rPr>
+          <w:rFonts w:ascii="Times New Roman" w:hAnsi="Times New Roman" w:cs="Times New Roman"/>
+          <w:sz w:val="28"/>
+          <w:szCs w:val="28"/>
+          <w:lang w:val="ru-RU"/>
+        </w:rPr>
+        <w:t>Разность результата полученного измерения и истинного значения измеряемой величины называется:</w:t>
+      </w:r>
+    </w:p>
+    <w:p>
+      <w:pPr>
+        <w:numPr>
+          <w:ilvl w:val="0"/>
+          <w:numId w:val="13"/>
+        </w:numPr>
+        <w:rPr>
+          <w:rFonts w:ascii="Times New Roman" w:hAnsi="Times New Roman" w:cs="Times New Roman"/>
+          <w:sz w:val="28"/>
+          <w:szCs w:val="28"/>
+          <w:lang w:val="ru-RU"/>
+        </w:rPr>
+      </w:pPr>
+      <w:r>
+        <w:rPr>
+          <w:rFonts w:ascii="Times New Roman" w:hAnsi="Times New Roman" w:cs="Times New Roman"/>
+          <w:sz w:val="28"/>
+          <w:szCs w:val="28"/>
+          <w:lang w:val="ru-RU"/>
+        </w:rPr>
+        <w:t>Два вида ошибок геодезических измерений называются:</w:t>
+      </w:r>
+    </w:p>
+    <w:p>
+      <w:pPr>
+        <w:numPr>
+          <w:ilvl w:val="0"/>
+          <w:numId w:val="13"/>
+        </w:numPr>
+        <w:rPr>
+          <w:rFonts w:ascii="Times New Roman" w:hAnsi="Times New Roman" w:cs="Times New Roman"/>
+          <w:sz w:val="28"/>
+          <w:szCs w:val="28"/>
+          <w:lang w:val="ru-RU"/>
+        </w:rPr>
+      </w:pPr>
+      <w:r>
+        <w:rPr>
+          <w:rFonts w:ascii="Times New Roman" w:hAnsi="Times New Roman" w:cs="Times New Roman"/>
+          <w:sz w:val="28"/>
+          <w:szCs w:val="28"/>
+          <w:lang w:val="ru-RU"/>
+        </w:rPr>
+        <w:t>Два вида контроля результатов геодезических измерений:</w:t>
+      </w:r>
+    </w:p>
+    <w:p>
+      <w:pPr>
+        <w:numPr>
+          <w:ilvl w:val="0"/>
+          <w:numId w:val="13"/>
+        </w:numPr>
+        <w:rPr>
+          <w:rFonts w:ascii="Times New Roman" w:hAnsi="Times New Roman" w:cs="Times New Roman"/>
+          <w:sz w:val="28"/>
+          <w:szCs w:val="28"/>
+          <w:lang w:val="ru-RU"/>
+        </w:rPr>
+      </w:pPr>
+      <w:r>
+        <w:rPr>
+          <w:rFonts w:ascii="Times New Roman" w:hAnsi="Times New Roman" w:cs="Times New Roman"/>
+          <w:sz w:val="28"/>
+          <w:szCs w:val="28"/>
+          <w:lang w:val="ru-RU"/>
+        </w:rPr>
+        <w:t>Отклонения полученных сумм результатов измерений от их теоретических значений называются:</w:t>
+      </w:r>
+    </w:p>
+    <w:p>
+      <w:pPr>
+        <w:pStyle w:val="2"/>
+        <w:rPr>
+          <w:rFonts w:ascii="Times New Roman" w:hAnsi="Times New Roman" w:cs="Times New Roman"/>
+          <w:sz w:val="28"/>
+          <w:szCs w:val="28"/>
+        </w:rPr>
+      </w:pPr>
+      <w:bookmarkStart w:id="27" w:name="_Toc229907045"/>
+      <w:bookmarkStart w:id="28" w:name="раздел-13.-нивелирование"/>
+      <w:bookmarkEnd w:id="26"/>
+      <w:r>
+        <w:rPr>
+          <w:rFonts w:ascii="Times New Roman" w:hAnsi="Times New Roman" w:cs="Times New Roman"/>
+          <w:sz w:val="28"/>
+          <w:szCs w:val="28"/>
+        </w:rPr>
+        <w:t>Раздел 13. Нивелирование</w:t>
+      </w:r>
+      <w:bookmarkEnd w:id="27"/>
+    </w:p>
+    <w:p>
+      <w:pPr>
+        <w:numPr>
+          <w:ilvl w:val="0"/>
+          <w:numId w:val="14"/>
+        </w:numPr>
+        <w:rPr>
+          <w:rFonts w:ascii="Times New Roman" w:hAnsi="Times New Roman" w:cs="Times New Roman"/>
+          <w:sz w:val="28"/>
+          <w:szCs w:val="28"/>
+          <w:lang w:val="ru-RU"/>
+        </w:rPr>
+      </w:pPr>
+      <w:r>
+        <w:rPr>
+          <w:rFonts w:ascii="Times New Roman" w:hAnsi="Times New Roman" w:cs="Times New Roman"/>
+          <w:sz w:val="28"/>
+          <w:szCs w:val="28"/>
+          <w:lang w:val="ru-RU"/>
+        </w:rPr>
+        <w:t>Значение превышения при нивелировании способом «вперёд»:</w:t>
+      </w:r>
+    </w:p>
+    <w:p>
+      <w:pPr>
+        <w:numPr>
+          <w:ilvl w:val="0"/>
+          <w:numId w:val="14"/>
+        </w:numPr>
+        <w:rPr>
+          <w:rFonts w:ascii="Times New Roman" w:hAnsi="Times New Roman" w:cs="Times New Roman"/>
+          <w:sz w:val="28"/>
+          <w:szCs w:val="28"/>
+        </w:rPr>
+      </w:pPr>
+      <w:r>
+        <w:rPr>
+          <w:rFonts w:ascii="Times New Roman" w:hAnsi="Times New Roman" w:cs="Times New Roman"/>
+          <w:sz w:val="28"/>
+          <w:szCs w:val="28"/>
+        </w:rPr>
+        <w:t xml:space="preserve">Горизонт инструмента </w:t>
       </w:r>
       <w:r>
         <w:rPr>
@@ -7010,92 +6757,46 @@
       <w:pPr>
         <w:numPr>
           <w:ilvl w:val="0"/>
-          <w:numId w:val="12"/>
-        </w:numPr>
-        <w:rPr>
-          <w:rFonts w:ascii="Times New Roman" w:hAnsi="Times New Roman" w:cs="Times New Roman"/>
-          <w:sz w:val="28"/>
-          <w:szCs w:val="28"/>
-        </w:rPr>
-      </w:pPr>
-      <w:r>
-        <w:rPr>
-          <w:rFonts w:ascii="Times New Roman" w:hAnsi="Times New Roman" w:cs="Times New Roman"/>
-          <w:sz w:val="28"/>
-          <w:szCs w:val="28"/>
-        </w:rPr>
-        <w:t xml:space="preserve">Геодезическая строительная сетка </w:t>
-      </w:r>
-      <w:r>
-        <w:rPr>
-          <w:rFonts w:ascii="Times New Roman" w:hAnsi="Times New Roman" w:cs="Times New Roman"/>
-          <w:sz w:val="28"/>
-          <w:szCs w:val="28"/>
-        </w:rPr>
-        <w:t>–</w:t>
-      </w:r>
-      <w:r>
-        <w:rPr>
-          <w:rFonts w:ascii="Times New Roman" w:hAnsi="Times New Roman" w:cs="Times New Roman"/>
-          <w:sz w:val="28"/>
-          <w:szCs w:val="28"/>
-        </w:rPr>
-        <w:t xml:space="preserve"> это:</w:t>
-      </w:r>
-    </w:p>
-    <w:p>
-      <w:pPr>
-        <w:numPr>
-          <w:ilvl w:val="0"/>
-          <w:numId w:val="12"/>
-        </w:numPr>
-        <w:rPr>
-          <w:rFonts w:ascii="Times New Roman" w:hAnsi="Times New Roman" w:cs="Times New Roman"/>
-          <w:sz w:val="28"/>
-          <w:szCs w:val="28"/>
-          <w:lang w:val="ru-RU"/>
-        </w:rPr>
-      </w:pPr>
-      <w:r>
-        <w:rPr>
-          <w:rFonts w:ascii="Times New Roman" w:hAnsi="Times New Roman" w:cs="Times New Roman"/>
-          <w:sz w:val="28"/>
-          <w:szCs w:val="28"/>
-          <w:lang w:val="ru-RU"/>
-        </w:rPr>
-        <w:t>Документ, в котором выполняется проектирова</w:t>
-      </w:r>
-      <w:r>
-        <w:rPr>
-          <w:rFonts w:ascii="Times New Roman" w:hAnsi="Times New Roman" w:cs="Times New Roman"/>
-          <w:sz w:val="28"/>
-          <w:szCs w:val="28"/>
-          <w:lang w:val="ru-RU"/>
-        </w:rPr>
-        <w:t>ние геодезической строительной сетки, называется:</w:t>
-      </w:r>
-    </w:p>
-    <w:p>
-      <w:pPr>
-        <w:numPr>
-          <w:ilvl w:val="0"/>
-          <w:numId w:val="12"/>
-        </w:numPr>
-        <w:rPr>
-          <w:rFonts w:ascii="Times New Roman" w:hAnsi="Times New Roman" w:cs="Times New Roman"/>
-          <w:sz w:val="28"/>
-          <w:szCs w:val="28"/>
-          <w:lang w:val="ru-RU"/>
-        </w:rPr>
-      </w:pPr>
-      <w:r>
-        <w:rPr>
-          <w:rFonts w:ascii="Times New Roman" w:hAnsi="Times New Roman" w:cs="Times New Roman"/>
-          <w:sz w:val="28"/>
-          <w:szCs w:val="28"/>
-          <w:lang w:val="ru-RU"/>
-        </w:rPr>
-        <w:t>Год утверждения размеров эллипсоида Красовского для геодезических и картографических работ:</w:t>
+          <w:numId w:val="14"/>
+        </w:numPr>
+        <w:rPr>
+          <w:rFonts w:ascii="Times New Roman" w:hAnsi="Times New Roman" w:cs="Times New Roman"/>
+          <w:sz w:val="28"/>
+          <w:szCs w:val="28"/>
+          <w:lang w:val="ru-RU"/>
+        </w:rPr>
+      </w:pPr>
+      <w:r>
+        <w:rPr>
+          <w:rFonts w:ascii="Times New Roman" w:hAnsi="Times New Roman" w:cs="Times New Roman"/>
+          <w:sz w:val="28"/>
+          <w:szCs w:val="28"/>
+          <w:lang w:val="ru-RU"/>
+        </w:rPr>
+        <w:t>Точка установки нивелира при нивелировании «из середины» называется:</w:t>
+      </w:r>
+    </w:p>
+    <w:p>
+      <w:pPr>
+        <w:numPr>
+          <w:ilvl w:val="0"/>
+          <w:numId w:val="14"/>
+        </w:numPr>
+        <w:rPr>
+          <w:rFonts w:ascii="Times New Roman" w:hAnsi="Times New Roman" w:cs="Times New Roman"/>
+          <w:sz w:val="28"/>
+          <w:szCs w:val="28"/>
+          <w:lang w:val="ru-RU"/>
+        </w:rPr>
+      </w:pPr>
+      <w:r>
+        <w:rPr>
+          <w:rFonts w:ascii="Times New Roman" w:hAnsi="Times New Roman" w:cs="Times New Roman"/>
+          <w:sz w:val="28"/>
+          <w:szCs w:val="28"/>
+          <w:lang w:val="ru-RU"/>
+        </w:rPr>
+        <w:t>Разность проектной отметки и фактической отметки земли называется:</w:t>
       </w:r>
     </w:p>
     <w:p>
@@ -7107,292 +6808,9 @@
           <w:szCs w:val="28"/>
         </w:rPr>
       </w:pPr>
-      <w:bookmarkStart w:id="25" w:name="раздел-12.-точность-измерений"/>
-      <w:bookmarkStart w:id="26" w:name="_Toc229907044"/>
-      <w:bookmarkEnd w:id="23"/>
-      <w:r>
-        <w:rPr>
-          <w:rFonts w:ascii="Times New Roman" w:hAnsi="Times New Roman" w:cs="Times New Roman"/>
-          <w:sz w:val="28"/>
-          <w:szCs w:val="28"/>
-        </w:rPr>
-        <w:t>Раздел 12. Точность измерений</w:t>
-      </w:r>
-      <w:bookmarkEnd w:id="26"/>
-    </w:p>
-    <w:p>
-      <w:pPr>
-        <w:numPr>
-          <w:ilvl w:val="0"/>
-          <w:numId w:val="13"/>
-        </w:numPr>
-        <w:rPr>
-          <w:rFonts w:ascii="Times New Roman" w:hAnsi="Times New Roman" w:cs="Times New Roman"/>
-          <w:sz w:val="28"/>
-          <w:szCs w:val="28"/>
-          <w:lang w:val="ru-RU"/>
-        </w:rPr>
-      </w:pPr>
-      <w:r>
-        <w:rPr>
-          <w:rFonts w:ascii="Times New Roman" w:hAnsi="Times New Roman" w:cs="Times New Roman"/>
-          <w:sz w:val="28"/>
-          <w:szCs w:val="28"/>
-          <w:lang w:val="ru-RU"/>
-        </w:rPr>
-        <w:t>Надёжность результатов геодезических измерений называется:</w:t>
-      </w:r>
-    </w:p>
-    <w:p>
-      <w:pPr>
-        <w:numPr>
-          <w:ilvl w:val="0"/>
-          <w:numId w:val="13"/>
-        </w:numPr>
-        <w:rPr>
-          <w:rFonts w:ascii="Times New Roman" w:hAnsi="Times New Roman" w:cs="Times New Roman"/>
-          <w:sz w:val="28"/>
-          <w:szCs w:val="28"/>
-          <w:lang w:val="ru-RU"/>
-        </w:rPr>
-      </w:pPr>
-      <w:r>
-        <w:rPr>
-          <w:rFonts w:ascii="Times New Roman" w:hAnsi="Times New Roman" w:cs="Times New Roman"/>
-          <w:sz w:val="28"/>
-          <w:szCs w:val="28"/>
-          <w:lang w:val="ru-RU"/>
-        </w:rPr>
-        <w:t>Разность результата получ</w:t>
-      </w:r>
-      <w:r>
-        <w:rPr>
-          <w:rFonts w:ascii="Times New Roman" w:hAnsi="Times New Roman" w:cs="Times New Roman"/>
-          <w:sz w:val="28"/>
-          <w:szCs w:val="28"/>
-          <w:lang w:val="ru-RU"/>
-        </w:rPr>
-        <w:t>енного измерения и истинного значения измеряемой величины называется:</w:t>
-      </w:r>
-    </w:p>
-    <w:p>
-      <w:pPr>
-        <w:numPr>
-          <w:ilvl w:val="0"/>
-          <w:numId w:val="13"/>
-        </w:numPr>
-        <w:rPr>
-          <w:rFonts w:ascii="Times New Roman" w:hAnsi="Times New Roman" w:cs="Times New Roman"/>
-          <w:sz w:val="28"/>
-          <w:szCs w:val="28"/>
-          <w:lang w:val="ru-RU"/>
-        </w:rPr>
-      </w:pPr>
-      <w:r>
-        <w:rPr>
-          <w:rFonts w:ascii="Times New Roman" w:hAnsi="Times New Roman" w:cs="Times New Roman"/>
-          <w:sz w:val="28"/>
-          <w:szCs w:val="28"/>
-          <w:lang w:val="ru-RU"/>
-        </w:rPr>
-        <w:t>Два вида ошибок геодезических измерений называются:</w:t>
-      </w:r>
-    </w:p>
-    <w:p>
-      <w:pPr>
-        <w:numPr>
-          <w:ilvl w:val="0"/>
-          <w:numId w:val="13"/>
-        </w:numPr>
-        <w:rPr>
-          <w:rFonts w:ascii="Times New Roman" w:hAnsi="Times New Roman" w:cs="Times New Roman"/>
-          <w:sz w:val="28"/>
-          <w:szCs w:val="28"/>
-          <w:lang w:val="ru-RU"/>
-        </w:rPr>
-      </w:pPr>
-      <w:r>
-        <w:rPr>
-          <w:rFonts w:ascii="Times New Roman" w:hAnsi="Times New Roman" w:cs="Times New Roman"/>
-          <w:sz w:val="28"/>
-          <w:szCs w:val="28"/>
-          <w:lang w:val="ru-RU"/>
-        </w:rPr>
-        <w:t>Два вида контроля результатов геодезических измерений:</w:t>
-      </w:r>
-    </w:p>
-    <w:p>
-      <w:pPr>
-        <w:numPr>
-          <w:ilvl w:val="0"/>
-          <w:numId w:val="13"/>
-        </w:numPr>
-        <w:rPr>
-          <w:rFonts w:ascii="Times New Roman" w:hAnsi="Times New Roman" w:cs="Times New Roman"/>
-          <w:sz w:val="28"/>
-          <w:szCs w:val="28"/>
-          <w:lang w:val="ru-RU"/>
-        </w:rPr>
-      </w:pPr>
-      <w:r>
-        <w:rPr>
-          <w:rFonts w:ascii="Times New Roman" w:hAnsi="Times New Roman" w:cs="Times New Roman"/>
-          <w:sz w:val="28"/>
-          <w:szCs w:val="28"/>
-          <w:lang w:val="ru-RU"/>
-        </w:rPr>
-        <w:t>Отклонения полученных сумм результатов измерений от их теоретических значений н</w:t>
-      </w:r>
-      <w:r>
-        <w:rPr>
-          <w:rFonts w:ascii="Times New Roman" w:hAnsi="Times New Roman" w:cs="Times New Roman"/>
-          <w:sz w:val="28"/>
-          <w:szCs w:val="28"/>
-          <w:lang w:val="ru-RU"/>
-        </w:rPr>
-        <w:t>азываются:</w:t>
-      </w:r>
-    </w:p>
-    <w:p>
-      <w:pPr>
-        <w:pStyle w:val="2"/>
-        <w:rPr>
-          <w:rFonts w:ascii="Times New Roman" w:hAnsi="Times New Roman" w:cs="Times New Roman"/>
-          <w:sz w:val="28"/>
-          <w:szCs w:val="28"/>
-        </w:rPr>
-      </w:pPr>
-      <w:bookmarkStart w:id="27" w:name="раздел-13.-нивелирование"/>
-      <w:bookmarkStart w:id="28" w:name="_Toc229907045"/>
-      <w:bookmarkEnd w:id="25"/>
-      <w:r>
-        <w:rPr>
-          <w:rFonts w:ascii="Times New Roman" w:hAnsi="Times New Roman" w:cs="Times New Roman"/>
-          <w:sz w:val="28"/>
-          <w:szCs w:val="28"/>
-        </w:rPr>
-        <w:t>Раздел 13. Нивелирование</w:t>
-      </w:r>
+      <w:bookmarkStart w:id="29" w:name="_Toc229907046"/>
+      <w:bookmarkStart w:id="30" w:name="раздел-14.-разбивочные-работы"/>
       <w:bookmarkEnd w:id="28"/>
-    </w:p>
-    <w:p>
-      <w:pPr>
-        <w:numPr>
-          <w:ilvl w:val="0"/>
-          <w:numId w:val="14"/>
-        </w:numPr>
-        <w:rPr>
-          <w:rFonts w:ascii="Times New Roman" w:hAnsi="Times New Roman" w:cs="Times New Roman"/>
-          <w:sz w:val="28"/>
-          <w:szCs w:val="28"/>
-          <w:lang w:val="ru-RU"/>
-        </w:rPr>
-      </w:pPr>
-      <w:r>
-        <w:rPr>
-          <w:rFonts w:ascii="Times New Roman" w:hAnsi="Times New Roman" w:cs="Times New Roman"/>
-          <w:sz w:val="28"/>
-          <w:szCs w:val="28"/>
-          <w:lang w:val="ru-RU"/>
-        </w:rPr>
-        <w:t>Значение превышения при нивелировании способом «вперёд»:</w:t>
-      </w:r>
-    </w:p>
-    <w:p>
-      <w:pPr>
-        <w:numPr>
-          <w:ilvl w:val="0"/>
-          <w:numId w:val="14"/>
-        </w:numPr>
-        <w:rPr>
-          <w:rFonts w:ascii="Times New Roman" w:hAnsi="Times New Roman" w:cs="Times New Roman"/>
-          <w:sz w:val="28"/>
-          <w:szCs w:val="28"/>
-        </w:rPr>
-      </w:pPr>
-      <w:r>
-        <w:rPr>
-          <w:rFonts w:ascii="Times New Roman" w:hAnsi="Times New Roman" w:cs="Times New Roman"/>
-          <w:sz w:val="28"/>
-          <w:szCs w:val="28"/>
-        </w:rPr>
-        <w:t xml:space="preserve">Горизонт инструмента </w:t>
-      </w:r>
-      <w:r>
-        <w:rPr>
-          <w:rFonts w:ascii="Times New Roman" w:hAnsi="Times New Roman" w:cs="Times New Roman"/>
-          <w:sz w:val="28"/>
-          <w:szCs w:val="28"/>
-        </w:rPr>
-        <w:t>–</w:t>
-      </w:r>
-      <w:r>
-        <w:rPr>
-          <w:rFonts w:ascii="Times New Roman" w:hAnsi="Times New Roman" w:cs="Times New Roman"/>
-          <w:sz w:val="28"/>
-          <w:szCs w:val="28"/>
-        </w:rPr>
-        <w:t xml:space="preserve"> это:</w:t>
-      </w:r>
-    </w:p>
-    <w:p>
-      <w:pPr>
-        <w:numPr>
-          <w:ilvl w:val="0"/>
-          <w:numId w:val="14"/>
-        </w:numPr>
-        <w:rPr>
-          <w:rFonts w:ascii="Times New Roman" w:hAnsi="Times New Roman" w:cs="Times New Roman"/>
-          <w:sz w:val="28"/>
-          <w:szCs w:val="28"/>
-          <w:lang w:val="ru-RU"/>
-        </w:rPr>
-      </w:pPr>
-      <w:r>
-        <w:rPr>
-          <w:rFonts w:ascii="Times New Roman" w:hAnsi="Times New Roman" w:cs="Times New Roman"/>
-          <w:sz w:val="28"/>
-          <w:szCs w:val="28"/>
-          <w:lang w:val="ru-RU"/>
-        </w:rPr>
-        <w:t>Точка установки нивелира при нивелировании «из середины» называется:</w:t>
-      </w:r>
-    </w:p>
-    <w:p>
-      <w:pPr>
-        <w:numPr>
-          <w:ilvl w:val="0"/>
-          <w:numId w:val="14"/>
-        </w:numPr>
-        <w:rPr>
-          <w:rFonts w:ascii="Times New Roman" w:hAnsi="Times New Roman" w:cs="Times New Roman"/>
-          <w:sz w:val="28"/>
-          <w:szCs w:val="28"/>
-          <w:lang w:val="ru-RU"/>
-        </w:rPr>
-      </w:pPr>
-      <w:r>
-        <w:rPr>
-          <w:rFonts w:ascii="Times New Roman" w:hAnsi="Times New Roman" w:cs="Times New Roman"/>
-          <w:sz w:val="28"/>
-          <w:szCs w:val="28"/>
-          <w:lang w:val="ru-RU"/>
-        </w:rPr>
-        <w:t>Разность проектной отметки и фактической отметки земли называется:</w:t>
-      </w:r>
-    </w:p>
-    <w:p>
-      <w:pPr>
-        <w:pStyle w:val="2"/>
-        <w:rPr>
-          <w:rFonts w:ascii="Times New Roman" w:hAnsi="Times New Roman" w:cs="Times New Roman"/>
-          <w:sz w:val="28"/>
-          <w:szCs w:val="28"/>
-        </w:rPr>
-      </w:pPr>
-      <w:bookmarkStart w:id="29" w:name="раздел-14.-разбивочные-работы"/>
-      <w:bookmarkStart w:id="30" w:name="_Toc229907046"/>
-      <w:bookmarkEnd w:id="27"/>
       <w:r>
         <w:rPr>
           <w:rFonts w:ascii="Times New Roman" w:hAnsi="Times New Roman" w:cs="Times New Roman"/>
@@ -7401,110 +6819,101 @@
         </w:rPr>
         <w:t>Раздел 14. Разбивочные работы</w:t>
       </w:r>
+      <w:bookmarkEnd w:id="29"/>
+    </w:p>
+    <w:p>
+      <w:pPr>
+        <w:numPr>
+          <w:ilvl w:val="0"/>
+          <w:numId w:val="15"/>
+        </w:numPr>
+        <w:rPr>
+          <w:rFonts w:ascii="Times New Roman" w:hAnsi="Times New Roman" w:cs="Times New Roman"/>
+          <w:sz w:val="28"/>
+          <w:szCs w:val="28"/>
+          <w:lang w:val="ru-RU"/>
+        </w:rPr>
+      </w:pPr>
+      <w:r>
+        <w:rPr>
+          <w:rFonts w:ascii="Times New Roman" w:hAnsi="Times New Roman" w:cs="Times New Roman"/>
+          <w:sz w:val="28"/>
+          <w:szCs w:val="28"/>
+          <w:lang w:val="ru-RU"/>
+        </w:rPr>
+        <w:t>Геодезические разбивочные работы или перенесение проекта в натуру выполняют для того, чтобы:</w:t>
+      </w:r>
+    </w:p>
+    <w:p>
+      <w:pPr>
+        <w:numPr>
+          <w:ilvl w:val="0"/>
+          <w:numId w:val="15"/>
+        </w:numPr>
+        <w:rPr>
+          <w:rFonts w:ascii="Times New Roman" w:hAnsi="Times New Roman" w:cs="Times New Roman"/>
+          <w:sz w:val="28"/>
+          <w:szCs w:val="28"/>
+          <w:lang w:val="ru-RU"/>
+        </w:rPr>
+      </w:pPr>
+      <w:r>
+        <w:rPr>
+          <w:rFonts w:ascii="Times New Roman" w:hAnsi="Times New Roman" w:cs="Times New Roman"/>
+          <w:sz w:val="28"/>
+          <w:szCs w:val="28"/>
+          <w:lang w:val="ru-RU"/>
+        </w:rPr>
+        <w:t>Основными способами разбивки сооружений являются способы:</w:t>
+      </w:r>
+    </w:p>
+    <w:p>
+      <w:pPr>
+        <w:numPr>
+          <w:ilvl w:val="0"/>
+          <w:numId w:val="15"/>
+        </w:numPr>
+        <w:rPr>
+          <w:rFonts w:ascii="Times New Roman" w:hAnsi="Times New Roman" w:cs="Times New Roman"/>
+          <w:sz w:val="28"/>
+          <w:szCs w:val="28"/>
+          <w:lang w:val="ru-RU"/>
+        </w:rPr>
+      </w:pPr>
+      <w:r>
+        <w:rPr>
+          <w:rFonts w:ascii="Times New Roman" w:hAnsi="Times New Roman" w:cs="Times New Roman"/>
+          <w:sz w:val="28"/>
+          <w:szCs w:val="28"/>
+          <w:lang w:val="ru-RU"/>
+        </w:rPr>
+        <w:t>Для получения профиля сооружений линейного типа сначала на местности по оси трассы разбивают:</w:t>
+      </w:r>
+    </w:p>
+    <w:p>
+      <w:pPr>
+        <w:numPr>
+          <w:ilvl w:val="0"/>
+          <w:numId w:val="15"/>
+        </w:numPr>
+        <w:rPr>
+          <w:rFonts w:ascii="Times New Roman" w:hAnsi="Times New Roman" w:cs="Times New Roman"/>
+          <w:sz w:val="28"/>
+          <w:szCs w:val="28"/>
+          <w:lang w:val="ru-RU"/>
+        </w:rPr>
+      </w:pPr>
+      <w:r>
+        <w:rPr>
+          <w:rFonts w:ascii="Times New Roman" w:hAnsi="Times New Roman" w:cs="Times New Roman"/>
+          <w:sz w:val="28"/>
+          <w:szCs w:val="28"/>
+          <w:lang w:val="ru-RU"/>
+        </w:rPr>
+        <w:t>Проекция линии местности на горизонтальную плоскость называется:</w:t>
+      </w:r>
+      <w:bookmarkEnd w:id="0"/>
       <w:bookmarkEnd w:id="30"/>
-    </w:p>
-    <w:p>
-      <w:pPr>
-        <w:numPr>
-          <w:ilvl w:val="0"/>
-          <w:numId w:val="15"/>
-        </w:numPr>
-        <w:rPr>
-          <w:rFonts w:ascii="Times New Roman" w:hAnsi="Times New Roman" w:cs="Times New Roman"/>
-          <w:sz w:val="28"/>
-          <w:szCs w:val="28"/>
-          <w:lang w:val="ru-RU"/>
-        </w:rPr>
-      </w:pPr>
-      <w:r>
-        <w:rPr>
-          <w:rFonts w:ascii="Times New Roman" w:hAnsi="Times New Roman" w:cs="Times New Roman"/>
-          <w:sz w:val="28"/>
-          <w:szCs w:val="28"/>
-          <w:lang w:val="ru-RU"/>
-        </w:rPr>
-        <w:t>Геодезические разбивочные работы или перенесение проекта в натуру выполняют для того, чтобы:</w:t>
-      </w:r>
-    </w:p>
-    <w:p>
-      <w:pPr>
-        <w:numPr>
-          <w:ilvl w:val="0"/>
-          <w:numId w:val="15"/>
-        </w:numPr>
-        <w:rPr>
-          <w:rFonts w:ascii="Times New Roman" w:hAnsi="Times New Roman" w:cs="Times New Roman"/>
-          <w:sz w:val="28"/>
-          <w:szCs w:val="28"/>
-          <w:lang w:val="ru-RU"/>
-        </w:rPr>
-      </w:pPr>
-      <w:r>
-        <w:rPr>
-          <w:rFonts w:ascii="Times New Roman" w:hAnsi="Times New Roman" w:cs="Times New Roman"/>
-          <w:sz w:val="28"/>
-          <w:szCs w:val="28"/>
-          <w:lang w:val="ru-RU"/>
-        </w:rPr>
-        <w:t>Основными способами разбивки сооружений являются способы:</w:t>
-      </w:r>
-    </w:p>
-    <w:p>
-      <w:pPr>
-        <w:numPr>
-          <w:ilvl w:val="0"/>
-          <w:numId w:val="15"/>
-        </w:numPr>
-        <w:rPr>
-          <w:rFonts w:ascii="Times New Roman" w:hAnsi="Times New Roman" w:cs="Times New Roman"/>
-          <w:sz w:val="28"/>
-          <w:szCs w:val="28"/>
-          <w:lang w:val="ru-RU"/>
-        </w:rPr>
-      </w:pPr>
-      <w:r>
-        <w:rPr>
-          <w:rFonts w:ascii="Times New Roman" w:hAnsi="Times New Roman" w:cs="Times New Roman"/>
-          <w:sz w:val="28"/>
-          <w:szCs w:val="28"/>
-          <w:lang w:val="ru-RU"/>
-        </w:rPr>
-        <w:t>Для получения профиля сооружений линейного типа сначала на местности по ос</w:t>
-      </w:r>
-      <w:r>
-        <w:rPr>
-          <w:rFonts w:ascii="Times New Roman" w:hAnsi="Times New Roman" w:cs="Times New Roman"/>
-          <w:sz w:val="28"/>
-          <w:szCs w:val="28"/>
-          <w:lang w:val="ru-RU"/>
-        </w:rPr>
-        <w:t>и трассы разбивают:</w:t>
-      </w:r>
-    </w:p>
-    <w:p>
-      <w:pPr>
-        <w:numPr>
-          <w:ilvl w:val="0"/>
-          <w:numId w:val="15"/>
-        </w:numPr>
-        <w:rPr>
-          <w:rFonts w:ascii="Times New Roman" w:hAnsi="Times New Roman" w:cs="Times New Roman"/>
-          <w:sz w:val="28"/>
-          <w:szCs w:val="28"/>
-          <w:lang w:val="ru-RU"/>
-        </w:rPr>
-      </w:pPr>
-      <w:r>
-        <w:rPr>
-          <w:rFonts w:ascii="Times New Roman" w:hAnsi="Times New Roman" w:cs="Times New Roman"/>
-          <w:sz w:val="28"/>
-          <w:szCs w:val="28"/>
-          <w:lang w:val="ru-RU"/>
-        </w:rPr>
-        <w:t>Проекция линии местности на горизонтальную плоскость называется:</w:t>
-      </w:r>
-      <w:bookmarkEnd w:id="0"/>
-      <w:bookmarkEnd w:id="29"/>
     </w:p>
     <w:sectPr>
       <w:footerReference w:type="default" r:id="rId8"/>
@@ -7557,6 +6966,7 @@
         <w:docPartUnique/>
       </w:docPartObj>
     </w:sdtPr>
+    <w:sdtEndPr/>
     <w:sdtContent>
       <w:p>
         <w:pPr>
@@ -7590,7 +7000,7 @@
             <w:noProof/>
             <w:lang w:val="ru-RU"/>
           </w:rPr>
-          <w:t>1</w:t>
+          <w:t>3</w:t>
         </w:r>
         <w:r>
           <w:rPr>
@@ -9501,6 +8911,13 @@
     <w:lsdException w:name="Medium Shading 2"/>
     <w:lsdException w:name="Medium List 1"/>
     <w:lsdException w:name="Medium List 2"/>
+    <w:lsdException w:name="Medium Grid 1"/>
+    <w:lsdException w:name="Medium Grid 2"/>
+    <w:lsdException w:name="Medium Grid 3"/>
+    <w:lsdException w:name="Dark List"/>
+    <w:lsdException w:name="Colorful Shading"/>
+    <w:lsdException w:name="Colorful List"/>
+    <w:lsdException w:name="Colorful Grid"/>
     <w:lsdException w:name="Light Shading Accent 1"/>
     <w:lsdException w:name="Light List Accent 1"/>
     <w:lsdException w:name="Light Grid Accent 1"/>
@@ -11003,7 +10420,7 @@
 </file>
 
 <file path=customXml/itemProps1.xml><?xml version="1.0" encoding="utf-8"?>
-<ds:datastoreItem xmlns:ds="http://schemas.openxmlformats.org/officeDocument/2006/customXml" ds:itemID="{CDBA9C50-A70E-4E52-8419-30E5A9679A25}">
+<ds:datastoreItem xmlns:ds="http://schemas.openxmlformats.org/officeDocument/2006/customXml" ds:itemID="{1CA6D652-F13E-4C58-BC89-8FF21B649008}">
   <ds:schemaRefs>
     <ds:schemaRef ds:uri="http://schemas.openxmlformats.org/officeDocument/2006/bibliography"/>
   </ds:schemaRefs>
